--- a/Final_Project/code/SmartInvest_App_Summary.docx
+++ b/Final_Project/code/SmartInvest_App_Summary.docx
@@ -12,6 +12,7 @@
         <w:spacing w:after="200"/>
         <w:jc w:val="center"/>
       </w:pPr>
+      <w:proofErr w:type="spellStart"/>
       <w:r>
         <w:rPr>
           <w:b/>
@@ -22,6 +23,7 @@
         </w:rPr>
         <w:t>SmartInvest</w:t>
       </w:r>
+      <w:proofErr w:type="spellEnd"/>
     </w:p>
     <w:p>
       <w:pPr>
@@ -42,6 +44,7 @@
         <w:spacing w:after="160"/>
         <w:jc w:val="center"/>
       </w:pPr>
+      <w:proofErr w:type="spellStart"/>
       <w:r>
         <w:rPr>
           <w:color w:val="7F8C8D"/>
@@ -50,6 +53,7 @@
         </w:rPr>
         <w:t>สรุปฟังก์ชันการทำงานของแต่ละหน้า</w:t>
       </w:r>
+      <w:proofErr w:type="spellEnd"/>
     </w:p>
     <w:p>
       <w:pPr>
@@ -85,16 +89,74 @@
       </w:pPr>
       <w:r>
         <w:lastRenderedPageBreak/>
-        <w:t>1. ภาพรวมของ App</w:t>
+        <w:t xml:space="preserve">1. </w:t>
+      </w:r>
+      <w:proofErr w:type="spellStart"/>
+      <w:r>
+        <w:t>ภาพรวมของ</w:t>
+      </w:r>
+      <w:proofErr w:type="spellEnd"/>
+      <w:r>
+        <w:t xml:space="preserve"> App</w:t>
       </w:r>
     </w:p>
     <w:p>
       <w:pPr>
         <w:spacing w:before="60" w:after="60"/>
       </w:pPr>
-      <w:r>
-        <w:t>SmartInvest เป็น Streamlit Multi-page App สำหรับช่วยตัดสินใจลงทุนในหุ้น US (NYSE/NASDAQ) โดยใช้ข้อมูลราคาจริงจาก Yahoo Finance ผสานกับ AI (Google Gemini) เพื่อวิเคราะห์เชิงลึก</w:t>
-      </w:r>
+      <w:proofErr w:type="spellStart"/>
+      <w:r>
+        <w:t>SmartInvest</w:t>
+      </w:r>
+      <w:proofErr w:type="spellEnd"/>
+      <w:r>
+        <w:t xml:space="preserve"> </w:t>
+      </w:r>
+      <w:proofErr w:type="spellStart"/>
+      <w:r>
+        <w:t>เป็น</w:t>
+      </w:r>
+      <w:proofErr w:type="spellEnd"/>
+      <w:r>
+        <w:t xml:space="preserve"> </w:t>
+      </w:r>
+      <w:proofErr w:type="spellStart"/>
+      <w:r>
+        <w:t>Streamlit</w:t>
+      </w:r>
+      <w:proofErr w:type="spellEnd"/>
+      <w:r>
+        <w:t xml:space="preserve"> Multi-page App </w:t>
+      </w:r>
+      <w:proofErr w:type="spellStart"/>
+      <w:r>
+        <w:t>สำหรับช่วยตัดสินใจลงทุนในหุ้น</w:t>
+      </w:r>
+      <w:proofErr w:type="spellEnd"/>
+      <w:r>
+        <w:t xml:space="preserve"> US (NYSE/NASDAQ) </w:t>
+      </w:r>
+      <w:proofErr w:type="spellStart"/>
+      <w:r>
+        <w:t>โดยใช้ข้อมูลราคาจริงจาก</w:t>
+      </w:r>
+      <w:proofErr w:type="spellEnd"/>
+      <w:r>
+        <w:t xml:space="preserve"> Yahoo Finance </w:t>
+      </w:r>
+      <w:proofErr w:type="spellStart"/>
+      <w:r>
+        <w:t>ผสานกับ</w:t>
+      </w:r>
+      <w:proofErr w:type="spellEnd"/>
+      <w:r>
+        <w:t xml:space="preserve"> AI (Google Gemini) </w:t>
+      </w:r>
+      <w:proofErr w:type="spellStart"/>
+      <w:r>
+        <w:t>เพื่อวิเคราะห์เชิงลึก</w:t>
+      </w:r>
+      <w:proofErr w:type="spellEnd"/>
     </w:p>
     <w:p>
       <w:pPr>
@@ -106,8 +168,13 @@
         <w:pStyle w:val="Heading2"/>
       </w:pPr>
       <w:r>
-        <w:t>Tech Stack ที่ใช้</w:t>
-      </w:r>
+        <w:t xml:space="preserve">Tech Stack </w:t>
+      </w:r>
+      <w:proofErr w:type="spellStart"/>
+      <w:r>
+        <w:t>ที่ใช้</w:t>
+      </w:r>
+      <w:proofErr w:type="spellEnd"/>
     </w:p>
     <w:p/>
     <w:tbl>
@@ -133,12 +200,6 @@
         <w:gridCol w:w="2860"/>
       </w:tblGrid>
       <w:tr>
-        <w:tblPrEx>
-          <w:tblCellMar>
-            <w:top w:w="0" w:type="dxa"/>
-            <w:bottom w:w="0" w:type="dxa"/>
-          </w:tblCellMar>
-        </w:tblPrEx>
         <w:trPr>
           <w:tblHeader/>
         </w:trPr>
@@ -194,6 +255,7 @@
             <w:pPr>
               <w:jc w:val="center"/>
             </w:pPr>
+            <w:proofErr w:type="spellStart"/>
             <w:r>
               <w:rPr>
                 <w:b/>
@@ -202,6 +264,7 @@
               </w:rPr>
               <w:t>การใช้งาน</w:t>
             </w:r>
+            <w:proofErr w:type="spellEnd"/>
           </w:p>
         </w:tc>
         <w:tc>
@@ -225,6 +288,7 @@
             <w:pPr>
               <w:jc w:val="center"/>
             </w:pPr>
+            <w:proofErr w:type="spellStart"/>
             <w:r>
               <w:rPr>
                 <w:b/>
@@ -233,16 +297,11 @@
               </w:rPr>
               <w:t>หน้าที่ใช้</w:t>
             </w:r>
+            <w:proofErr w:type="spellEnd"/>
           </w:p>
         </w:tc>
       </w:tr>
       <w:tr>
-        <w:tblPrEx>
-          <w:tblCellMar>
-            <w:top w:w="0" w:type="dxa"/>
-            <w:bottom w:w="0" w:type="dxa"/>
-          </w:tblCellMar>
-        </w:tblPrEx>
         <w:tc>
           <w:tcPr>
             <w:tcW w:w="2000" w:type="dxa"/>
@@ -261,6 +320,7 @@
             </w:tcMar>
           </w:tcPr>
           <w:p>
+            <w:proofErr w:type="spellStart"/>
             <w:r>
               <w:rPr>
                 <w:b/>
@@ -271,6 +331,7 @@
               </w:rPr>
               <w:t>Streamlit</w:t>
             </w:r>
+            <w:proofErr w:type="spellEnd"/>
           </w:p>
         </w:tc>
         <w:tc>
@@ -318,6 +379,7 @@
             </w:tcMar>
           </w:tcPr>
           <w:p>
+            <w:proofErr w:type="spellStart"/>
             <w:r>
               <w:rPr>
                 <w:sz w:val="19"/>
@@ -325,16 +387,11 @@
               </w:rPr>
               <w:t>ทุกหน้า</w:t>
             </w:r>
+            <w:proofErr w:type="spellEnd"/>
           </w:p>
         </w:tc>
       </w:tr>
       <w:tr>
-        <w:tblPrEx>
-          <w:tblCellMar>
-            <w:top w:w="0" w:type="dxa"/>
-            <w:bottom w:w="0" w:type="dxa"/>
-          </w:tblCellMar>
-        </w:tblPrEx>
         <w:tc>
           <w:tcPr>
             <w:tcW w:w="2000" w:type="dxa"/>
@@ -353,6 +410,7 @@
             </w:tcMar>
           </w:tcPr>
           <w:p>
+            <w:proofErr w:type="spellStart"/>
             <w:r>
               <w:rPr>
                 <w:b/>
@@ -363,6 +421,7 @@
               </w:rPr>
               <w:t>yfinance</w:t>
             </w:r>
+            <w:proofErr w:type="spellEnd"/>
           </w:p>
         </w:tc>
         <w:tc>
@@ -383,12 +442,53 @@
             </w:tcMar>
           </w:tcPr>
           <w:p>
-            <w:r>
-              <w:rPr>
-                <w:sz w:val="19"/>
-                <w:szCs w:val="19"/>
-              </w:rPr>
-              <w:t>ดึงราคาหุ้น US แบบ Real-time (ฟรี)</w:t>
+            <w:proofErr w:type="spellStart"/>
+            <w:r>
+              <w:rPr>
+                <w:sz w:val="19"/>
+                <w:szCs w:val="19"/>
+              </w:rPr>
+              <w:t>ดึงราคาหุ้น</w:t>
+            </w:r>
+            <w:proofErr w:type="spellEnd"/>
+            <w:r>
+              <w:rPr>
+                <w:sz w:val="19"/>
+                <w:szCs w:val="19"/>
+              </w:rPr>
+              <w:t xml:space="preserve"> US </w:t>
+            </w:r>
+            <w:proofErr w:type="spellStart"/>
+            <w:r>
+              <w:rPr>
+                <w:sz w:val="19"/>
+                <w:szCs w:val="19"/>
+              </w:rPr>
+              <w:t>แบบ</w:t>
+            </w:r>
+            <w:proofErr w:type="spellEnd"/>
+            <w:r>
+              <w:rPr>
+                <w:sz w:val="19"/>
+                <w:szCs w:val="19"/>
+              </w:rPr>
+              <w:t xml:space="preserve"> Real-time (</w:t>
+            </w:r>
+            <w:proofErr w:type="spellStart"/>
+            <w:r>
+              <w:rPr>
+                <w:sz w:val="19"/>
+                <w:szCs w:val="19"/>
+              </w:rPr>
+              <w:t>ฟรี</w:t>
+            </w:r>
+            <w:proofErr w:type="spellEnd"/>
+            <w:r>
+              <w:rPr>
+                <w:sz w:val="19"/>
+                <w:szCs w:val="19"/>
+              </w:rPr>
+              <w:t>)</w:t>
             </w:r>
           </w:p>
         </w:tc>
@@ -410,6 +510,7 @@
             </w:tcMar>
           </w:tcPr>
           <w:p>
+            <w:proofErr w:type="spellStart"/>
             <w:r>
               <w:rPr>
                 <w:sz w:val="19"/>
@@ -417,16 +518,11 @@
               </w:rPr>
               <w:t>ทุกหน้า</w:t>
             </w:r>
+            <w:proofErr w:type="spellEnd"/>
           </w:p>
         </w:tc>
       </w:tr>
       <w:tr>
-        <w:tblPrEx>
-          <w:tblCellMar>
-            <w:top w:w="0" w:type="dxa"/>
-            <w:bottom w:w="0" w:type="dxa"/>
-          </w:tblCellMar>
-        </w:tblPrEx>
         <w:tc>
           <w:tcPr>
             <w:tcW w:w="2000" w:type="dxa"/>
@@ -502,6 +598,7 @@
             </w:tcMar>
           </w:tcPr>
           <w:p>
+            <w:proofErr w:type="spellStart"/>
             <w:r>
               <w:rPr>
                 <w:sz w:val="19"/>
@@ -509,16 +606,11 @@
               </w:rPr>
               <w:t>ทุกหน้า</w:t>
             </w:r>
+            <w:proofErr w:type="spellEnd"/>
           </w:p>
         </w:tc>
       </w:tr>
       <w:tr>
-        <w:tblPrEx>
-          <w:tblCellMar>
-            <w:top w:w="0" w:type="dxa"/>
-            <w:bottom w:w="0" w:type="dxa"/>
-          </w:tblCellMar>
-        </w:tblPrEx>
         <w:tc>
           <w:tcPr>
             <w:tcW w:w="2000" w:type="dxa"/>
@@ -537,6 +629,7 @@
             </w:tcMar>
           </w:tcPr>
           <w:p>
+            <w:proofErr w:type="spellStart"/>
             <w:r>
               <w:rPr>
                 <w:b/>
@@ -547,6 +640,7 @@
               </w:rPr>
               <w:t>DuckDB</w:t>
             </w:r>
+            <w:proofErr w:type="spellEnd"/>
           </w:p>
         </w:tc>
         <w:tc>
@@ -572,8 +666,33 @@
                 <w:sz w:val="19"/>
                 <w:szCs w:val="19"/>
               </w:rPr>
-              <w:t>In-memory SQL Query บน DataFrame</w:t>
-            </w:r>
+              <w:t xml:space="preserve">In-memory SQL Query </w:t>
+            </w:r>
+            <w:proofErr w:type="spellStart"/>
+            <w:r>
+              <w:rPr>
+                <w:sz w:val="19"/>
+                <w:szCs w:val="19"/>
+              </w:rPr>
+              <w:t>บน</w:t>
+            </w:r>
+            <w:proofErr w:type="spellEnd"/>
+            <w:r>
+              <w:rPr>
+                <w:sz w:val="19"/>
+                <w:szCs w:val="19"/>
+              </w:rPr>
+              <w:t xml:space="preserve"> </w:t>
+            </w:r>
+            <w:proofErr w:type="spellStart"/>
+            <w:r>
+              <w:rPr>
+                <w:sz w:val="19"/>
+                <w:szCs w:val="19"/>
+              </w:rPr>
+              <w:t>DataFrame</w:t>
+            </w:r>
+            <w:proofErr w:type="spellEnd"/>
           </w:p>
         </w:tc>
         <w:tc>
@@ -605,12 +724,6 @@
         </w:tc>
       </w:tr>
       <w:tr>
-        <w:tblPrEx>
-          <w:tblCellMar>
-            <w:top w:w="0" w:type="dxa"/>
-            <w:bottom w:w="0" w:type="dxa"/>
-          </w:tblCellMar>
-        </w:tblPrEx>
         <w:tc>
           <w:tcPr>
             <w:tcW w:w="2000" w:type="dxa"/>
@@ -659,12 +772,21 @@
             </w:tcMar>
           </w:tcPr>
           <w:p>
-            <w:r>
-              <w:rPr>
-                <w:sz w:val="19"/>
-                <w:szCs w:val="19"/>
-              </w:rPr>
-              <w:t>เก็บ Portfolio, Watchlist, AI Cache</w:t>
+            <w:proofErr w:type="spellStart"/>
+            <w:r>
+              <w:rPr>
+                <w:sz w:val="19"/>
+                <w:szCs w:val="19"/>
+              </w:rPr>
+              <w:t>เก็บ</w:t>
+            </w:r>
+            <w:proofErr w:type="spellEnd"/>
+            <w:r>
+              <w:rPr>
+                <w:sz w:val="19"/>
+                <w:szCs w:val="19"/>
+              </w:rPr>
+              <w:t xml:space="preserve"> Portfolio, Watchlist, AI Cache</w:t>
             </w:r>
           </w:p>
         </w:tc>
@@ -697,12 +819,6 @@
         </w:tc>
       </w:tr>
       <w:tr>
-        <w:tblPrEx>
-          <w:tblCellMar>
-            <w:top w:w="0" w:type="dxa"/>
-            <w:bottom w:w="0" w:type="dxa"/>
-          </w:tblCellMar>
-        </w:tblPrEx>
         <w:tc>
           <w:tcPr>
             <w:tcW w:w="2000" w:type="dxa"/>
@@ -751,12 +867,21 @@
             </w:tcMar>
           </w:tcPr>
           <w:p>
-            <w:r>
-              <w:rPr>
-                <w:sz w:val="19"/>
-                <w:szCs w:val="19"/>
-              </w:rPr>
-              <w:t>เก็บ Portfolio Snapshots, Trade Log</w:t>
+            <w:proofErr w:type="spellStart"/>
+            <w:r>
+              <w:rPr>
+                <w:sz w:val="19"/>
+                <w:szCs w:val="19"/>
+              </w:rPr>
+              <w:t>เก็บ</w:t>
+            </w:r>
+            <w:proofErr w:type="spellEnd"/>
+            <w:r>
+              <w:rPr>
+                <w:sz w:val="19"/>
+                <w:szCs w:val="19"/>
+              </w:rPr>
+              <w:t xml:space="preserve"> Portfolio Snapshots, Trade Log</w:t>
             </w:r>
           </w:p>
         </w:tc>
@@ -789,12 +914,6 @@
         </w:tc>
       </w:tr>
       <w:tr>
-        <w:tblPrEx>
-          <w:tblCellMar>
-            <w:top w:w="0" w:type="dxa"/>
-            <w:bottom w:w="0" w:type="dxa"/>
-          </w:tblCellMar>
-        </w:tblPrEx>
         <w:tc>
           <w:tcPr>
             <w:tcW w:w="2000" w:type="dxa"/>
@@ -813,6 +932,7 @@
             </w:tcMar>
           </w:tcPr>
           <w:p>
+            <w:proofErr w:type="spellStart"/>
             <w:r>
               <w:rPr>
                 <w:b/>
@@ -823,6 +943,7 @@
               </w:rPr>
               <w:t>Plotly</w:t>
             </w:r>
+            <w:proofErr w:type="spellEnd"/>
           </w:p>
         </w:tc>
         <w:tc>
@@ -870,6 +991,7 @@
             </w:tcMar>
           </w:tcPr>
           <w:p>
+            <w:proofErr w:type="spellStart"/>
             <w:r>
               <w:rPr>
                 <w:sz w:val="19"/>
@@ -877,16 +999,11 @@
               </w:rPr>
               <w:t>ทุกหน้า</w:t>
             </w:r>
+            <w:proofErr w:type="spellEnd"/>
           </w:p>
         </w:tc>
       </w:tr>
       <w:tr>
-        <w:tblPrEx>
-          <w:tblCellMar>
-            <w:top w:w="0" w:type="dxa"/>
-            <w:bottom w:w="0" w:type="dxa"/>
-          </w:tblCellMar>
-        </w:tblPrEx>
         <w:tc>
           <w:tcPr>
             <w:tcW w:w="2000" w:type="dxa"/>
@@ -940,8 +1057,33 @@
                 <w:sz w:val="19"/>
                 <w:szCs w:val="19"/>
               </w:rPr>
-              <w:t>AI วิเคราะห์หุ้น, Sentiment, พยากรณ์</w:t>
-            </w:r>
+              <w:t xml:space="preserve">AI </w:t>
+            </w:r>
+            <w:proofErr w:type="spellStart"/>
+            <w:r>
+              <w:rPr>
+                <w:sz w:val="19"/>
+                <w:szCs w:val="19"/>
+              </w:rPr>
+              <w:t>วิเคราะห์หุ้น</w:t>
+            </w:r>
+            <w:proofErr w:type="spellEnd"/>
+            <w:r>
+              <w:rPr>
+                <w:sz w:val="19"/>
+                <w:szCs w:val="19"/>
+              </w:rPr>
+              <w:t xml:space="preserve">, Sentiment, </w:t>
+            </w:r>
+            <w:proofErr w:type="spellStart"/>
+            <w:r>
+              <w:rPr>
+                <w:sz w:val="19"/>
+                <w:szCs w:val="19"/>
+              </w:rPr>
+              <w:t>พยากรณ์</w:t>
+            </w:r>
+            <w:proofErr w:type="spellEnd"/>
           </w:p>
         </w:tc>
         <w:tc>
@@ -982,9 +1124,11 @@
       <w:pPr>
         <w:pStyle w:val="Heading2"/>
       </w:pPr>
+      <w:proofErr w:type="spellStart"/>
       <w:r>
         <w:t>โครงสร้างไฟล์</w:t>
       </w:r>
+      <w:proofErr w:type="spellEnd"/>
     </w:p>
     <w:p>
       <w:pPr>
@@ -992,7 +1136,15 @@
         <w:ind w:left="360"/>
       </w:pPr>
       <w:r>
-        <w:t>Home.py — หน้าหลัก (Dashboard)</w:t>
+        <w:t xml:space="preserve">Home.py — </w:t>
+      </w:r>
+      <w:proofErr w:type="spellStart"/>
+      <w:r>
+        <w:t>หน้าหลัก</w:t>
+      </w:r>
+      <w:proofErr w:type="spellEnd"/>
+      <w:r>
+        <w:t xml:space="preserve"> (Dashboard)</w:t>
       </w:r>
     </w:p>
     <w:p>
@@ -1001,8 +1153,13 @@
         <w:ind w:left="360"/>
       </w:pPr>
       <w:r>
-        <w:t>pages/1_📊_Stock_Analysis.py — วิเคราะห์หุ้น</w:t>
-      </w:r>
+        <w:t xml:space="preserve">pages/1_📊_Stock_Analysis.py — </w:t>
+      </w:r>
+      <w:proofErr w:type="spellStart"/>
+      <w:r>
+        <w:t>วิเคราะห์หุ้น</w:t>
+      </w:r>
+      <w:proofErr w:type="spellEnd"/>
     </w:p>
     <w:p>
       <w:pPr>
@@ -1010,8 +1167,13 @@
         <w:ind w:left="360"/>
       </w:pPr>
       <w:r>
-        <w:t>pages/2_💼_Portfolio.py — จัดการพอร์ต</w:t>
-      </w:r>
+        <w:t xml:space="preserve">pages/2_💼_Portfolio.py — </w:t>
+      </w:r>
+      <w:proofErr w:type="spellStart"/>
+      <w:r>
+        <w:t>จัดการพอร์ต</w:t>
+      </w:r>
+      <w:proofErr w:type="spellEnd"/>
     </w:p>
     <w:p>
       <w:pPr>
@@ -1028,7 +1190,15 @@
         <w:ind w:left="360"/>
       </w:pPr>
       <w:r>
-        <w:t>pages/4_⚗️_Backtest.py — ทดสอบ Strategy</w:t>
+        <w:t xml:space="preserve">pages/4_⚗️_Backtest.py — </w:t>
+      </w:r>
+      <w:proofErr w:type="spellStart"/>
+      <w:r>
+        <w:t>ทดสอบ</w:t>
+      </w:r>
+      <w:proofErr w:type="spellEnd"/>
+      <w:r>
+        <w:t xml:space="preserve"> Strategy</w:t>
       </w:r>
     </w:p>
     <w:p>
@@ -1037,8 +1207,13 @@
         <w:ind w:left="360"/>
       </w:pPr>
       <w:r>
-        <w:t>pages/5_🔀_Compare.py — เปรียบเทียบหุ้น</w:t>
-      </w:r>
+        <w:t xml:space="preserve">pages/5_🔀_Compare.py — </w:t>
+      </w:r>
+      <w:proofErr w:type="spellStart"/>
+      <w:r>
+        <w:t>เปรียบเทียบหุ้น</w:t>
+      </w:r>
+      <w:proofErr w:type="spellEnd"/>
     </w:p>
     <w:p>
       <w:pPr>
@@ -1046,7 +1221,23 @@
         <w:ind w:left="360"/>
       </w:pPr>
       <w:r>
-        <w:t>utils/data_fetcher.py — yfinance + DuckDB + Cache</w:t>
+        <w:t xml:space="preserve">utils/data_fetcher.py — </w:t>
+      </w:r>
+      <w:proofErr w:type="spellStart"/>
+      <w:r>
+        <w:t>yfinance</w:t>
+      </w:r>
+      <w:proofErr w:type="spellEnd"/>
+      <w:r>
+        <w:t xml:space="preserve"> + </w:t>
+      </w:r>
+      <w:proofErr w:type="spellStart"/>
+      <w:r>
+        <w:t>DuckDB</w:t>
+      </w:r>
+      <w:proofErr w:type="spellEnd"/>
+      <w:r>
+        <w:t xml:space="preserve"> + Cache</w:t>
       </w:r>
     </w:p>
     <w:p>
@@ -1089,8 +1280,13 @@
         </w:pBdr>
       </w:pPr>
       <w:r>
-        <w:t>2. Requirements ที่โจทย์กำหนด</w:t>
-      </w:r>
+        <w:t xml:space="preserve">2. Requirements </w:t>
+      </w:r>
+      <w:proofErr w:type="spellStart"/>
+      <w:r>
+        <w:t>ที่โจทย์กำหนด</w:t>
+      </w:r>
+      <w:proofErr w:type="spellEnd"/>
     </w:p>
     <w:tbl>
       <w:tblPr>
@@ -1115,12 +1311,6 @@
         <w:gridCol w:w="5460"/>
       </w:tblGrid>
       <w:tr>
-        <w:tblPrEx>
-          <w:tblCellMar>
-            <w:top w:w="0" w:type="dxa"/>
-            <w:bottom w:w="0" w:type="dxa"/>
-          </w:tblCellMar>
-        </w:tblPrEx>
         <w:trPr>
           <w:tblHeader/>
         </w:trPr>
@@ -1176,6 +1366,7 @@
             <w:pPr>
               <w:jc w:val="center"/>
             </w:pPr>
+            <w:proofErr w:type="spellStart"/>
             <w:r>
               <w:rPr>
                 <w:b/>
@@ -1184,6 +1375,7 @@
               </w:rPr>
               <w:t>สถานะ</w:t>
             </w:r>
+            <w:proofErr w:type="spellEnd"/>
           </w:p>
         </w:tc>
         <w:tc>
@@ -1207,6 +1399,7 @@
             <w:pPr>
               <w:jc w:val="center"/>
             </w:pPr>
+            <w:proofErr w:type="spellStart"/>
             <w:r>
               <w:rPr>
                 <w:b/>
@@ -1215,16 +1408,11 @@
               </w:rPr>
               <w:t>ตำแหน่งในโค้ด</w:t>
             </w:r>
+            <w:proofErr w:type="spellEnd"/>
           </w:p>
         </w:tc>
       </w:tr>
       <w:tr>
-        <w:tblPrEx>
-          <w:tblCellMar>
-            <w:top w:w="0" w:type="dxa"/>
-            <w:bottom w:w="0" w:type="dxa"/>
-          </w:tblCellMar>
-        </w:tblPrEx>
         <w:tc>
           <w:tcPr>
             <w:tcW w:w="2800" w:type="dxa"/>
@@ -1251,7 +1439,29 @@
                 <w:sz w:val="19"/>
                 <w:szCs w:val="19"/>
               </w:rPr>
-              <w:t>Multi-pages (Streamlit)</w:t>
+              <w:t>Multi-pages (</w:t>
+            </w:r>
+            <w:proofErr w:type="spellStart"/>
+            <w:r>
+              <w:rPr>
+                <w:b/>
+                <w:bCs/>
+                <w:color w:val="1A5276"/>
+                <w:sz w:val="19"/>
+                <w:szCs w:val="19"/>
+              </w:rPr>
+              <w:t>Streamlit</w:t>
+            </w:r>
+            <w:proofErr w:type="spellEnd"/>
+            <w:r>
+              <w:rPr>
+                <w:b/>
+                <w:bCs/>
+                <w:color w:val="1A5276"/>
+                <w:sz w:val="19"/>
+                <w:szCs w:val="19"/>
+              </w:rPr>
+              <w:t>)</w:t>
             </w:r>
           </w:p>
         </w:tc>
@@ -1284,8 +1494,20 @@
                 <w:sz w:val="19"/>
                 <w:szCs w:val="19"/>
               </w:rPr>
-              <w:t>✅ ครบ</w:t>
-            </w:r>
+              <w:t xml:space="preserve">✅ </w:t>
+            </w:r>
+            <w:proofErr w:type="spellStart"/>
+            <w:r>
+              <w:rPr>
+                <w:b/>
+                <w:bCs/>
+                <w:color w:val="1A7A4A"/>
+                <w:sz w:val="19"/>
+                <w:szCs w:val="19"/>
+              </w:rPr>
+              <w:t>ครบ</w:t>
+            </w:r>
+            <w:proofErr w:type="spellEnd"/>
           </w:p>
         </w:tc>
         <w:tc>
@@ -1311,18 +1533,44 @@
                 <w:sz w:val="19"/>
                 <w:szCs w:val="19"/>
               </w:rPr>
-              <w:t>6 หน้า: Home, Stock Analysis, Portfolio, AI Advisor, Backtest, Compare</w:t>
+              <w:t xml:space="preserve">6 </w:t>
+            </w:r>
+            <w:proofErr w:type="spellStart"/>
+            <w:r>
+              <w:rPr>
+                <w:sz w:val="19"/>
+                <w:szCs w:val="19"/>
+              </w:rPr>
+              <w:t>หน้า</w:t>
+            </w:r>
+            <w:proofErr w:type="spellEnd"/>
+            <w:r>
+              <w:rPr>
+                <w:sz w:val="19"/>
+                <w:szCs w:val="19"/>
+              </w:rPr>
+              <w:t xml:space="preserve">: Home, Stock Analysis, Portfolio, AI Advisor, </w:t>
+            </w:r>
+            <w:proofErr w:type="spellStart"/>
+            <w:r>
+              <w:rPr>
+                <w:sz w:val="19"/>
+                <w:szCs w:val="19"/>
+              </w:rPr>
+              <w:t>Backtest</w:t>
+            </w:r>
+            <w:proofErr w:type="spellEnd"/>
+            <w:r>
+              <w:rPr>
+                <w:sz w:val="19"/>
+                <w:szCs w:val="19"/>
+              </w:rPr>
+              <w:t>, Compare</w:t>
             </w:r>
           </w:p>
         </w:tc>
       </w:tr>
       <w:tr>
-        <w:tblPrEx>
-          <w:tblCellMar>
-            <w:top w:w="0" w:type="dxa"/>
-            <w:bottom w:w="0" w:type="dxa"/>
-          </w:tblCellMar>
-        </w:tblPrEx>
         <w:tc>
           <w:tcPr>
             <w:tcW w:w="2800" w:type="dxa"/>
@@ -1341,6 +1589,7 @@
             </w:tcMar>
           </w:tcPr>
           <w:p>
+            <w:proofErr w:type="spellStart"/>
             <w:r>
               <w:rPr>
                 <w:b/>
@@ -1349,7 +1598,18 @@
                 <w:sz w:val="19"/>
                 <w:szCs w:val="19"/>
               </w:rPr>
-              <w:t>DuckDB + Pandas</w:t>
+              <w:t>DuckDB</w:t>
+            </w:r>
+            <w:proofErr w:type="spellEnd"/>
+            <w:r>
+              <w:rPr>
+                <w:b/>
+                <w:bCs/>
+                <w:color w:val="1A5276"/>
+                <w:sz w:val="19"/>
+                <w:szCs w:val="19"/>
+              </w:rPr>
+              <w:t xml:space="preserve"> + Pandas</w:t>
             </w:r>
           </w:p>
         </w:tc>
@@ -1382,8 +1642,20 @@
                 <w:sz w:val="19"/>
                 <w:szCs w:val="19"/>
               </w:rPr>
-              <w:t>✅ ครบ</w:t>
-            </w:r>
+              <w:t xml:space="preserve">✅ </w:t>
+            </w:r>
+            <w:proofErr w:type="spellStart"/>
+            <w:r>
+              <w:rPr>
+                <w:b/>
+                <w:bCs/>
+                <w:color w:val="1A7A4A"/>
+                <w:sz w:val="19"/>
+                <w:szCs w:val="19"/>
+              </w:rPr>
+              <w:t>ครบ</w:t>
+            </w:r>
+            <w:proofErr w:type="spellEnd"/>
           </w:p>
         </w:tc>
         <w:tc>
@@ -1409,18 +1681,44 @@
                 <w:sz w:val="19"/>
                 <w:szCs w:val="19"/>
               </w:rPr>
-              <w:t>utils/data_fetcher.py + Tab DuckDB SQL ในหน้า Stock Analysis</w:t>
+              <w:t xml:space="preserve">utils/data_fetcher.py + Tab </w:t>
+            </w:r>
+            <w:proofErr w:type="spellStart"/>
+            <w:r>
+              <w:rPr>
+                <w:sz w:val="19"/>
+                <w:szCs w:val="19"/>
+              </w:rPr>
+              <w:t>DuckDB</w:t>
+            </w:r>
+            <w:proofErr w:type="spellEnd"/>
+            <w:r>
+              <w:rPr>
+                <w:sz w:val="19"/>
+                <w:szCs w:val="19"/>
+              </w:rPr>
+              <w:t xml:space="preserve"> SQL </w:t>
+            </w:r>
+            <w:proofErr w:type="spellStart"/>
+            <w:r>
+              <w:rPr>
+                <w:sz w:val="19"/>
+                <w:szCs w:val="19"/>
+              </w:rPr>
+              <w:t>ในหน้า</w:t>
+            </w:r>
+            <w:proofErr w:type="spellEnd"/>
+            <w:r>
+              <w:rPr>
+                <w:sz w:val="19"/>
+                <w:szCs w:val="19"/>
+              </w:rPr>
+              <w:t xml:space="preserve"> Stock Analysis</w:t>
             </w:r>
           </w:p>
         </w:tc>
       </w:tr>
       <w:tr>
-        <w:tblPrEx>
-          <w:tblCellMar>
-            <w:top w:w="0" w:type="dxa"/>
-            <w:bottom w:w="0" w:type="dxa"/>
-          </w:tblCellMar>
-        </w:tblPrEx>
         <w:tc>
           <w:tcPr>
             <w:tcW w:w="2800" w:type="dxa"/>
@@ -1481,8 +1779,20 @@
                 <w:sz w:val="19"/>
                 <w:szCs w:val="19"/>
               </w:rPr>
-              <w:t>✅ ครบ</w:t>
-            </w:r>
+              <w:t xml:space="preserve">✅ </w:t>
+            </w:r>
+            <w:proofErr w:type="spellStart"/>
+            <w:r>
+              <w:rPr>
+                <w:b/>
+                <w:bCs/>
+                <w:color w:val="1A7A4A"/>
+                <w:sz w:val="19"/>
+                <w:szCs w:val="19"/>
+              </w:rPr>
+              <w:t>ครบ</w:t>
+            </w:r>
+            <w:proofErr w:type="spellEnd"/>
           </w:p>
         </w:tc>
         <w:tc>
@@ -1508,18 +1818,28 @@
                 <w:sz w:val="19"/>
                 <w:szCs w:val="19"/>
               </w:rPr>
-              <w:t>utils/db_mongo.py — เก็บ Portfolio, Watchlist, AI Analysis Cache</w:t>
+              <w:t xml:space="preserve">utils/db_mongo.py — </w:t>
+            </w:r>
+            <w:proofErr w:type="spellStart"/>
+            <w:r>
+              <w:rPr>
+                <w:sz w:val="19"/>
+                <w:szCs w:val="19"/>
+              </w:rPr>
+              <w:t>เก็บ</w:t>
+            </w:r>
+            <w:proofErr w:type="spellEnd"/>
+            <w:r>
+              <w:rPr>
+                <w:sz w:val="19"/>
+                <w:szCs w:val="19"/>
+              </w:rPr>
+              <w:t xml:space="preserve"> Portfolio, Watchlist, AI Analysis Cache</w:t>
             </w:r>
           </w:p>
         </w:tc>
       </w:tr>
       <w:tr>
-        <w:tblPrEx>
-          <w:tblCellMar>
-            <w:top w:w="0" w:type="dxa"/>
-            <w:bottom w:w="0" w:type="dxa"/>
-          </w:tblCellMar>
-        </w:tblPrEx>
         <w:tc>
           <w:tcPr>
             <w:tcW w:w="2800" w:type="dxa"/>
@@ -1579,8 +1899,20 @@
                 <w:sz w:val="19"/>
                 <w:szCs w:val="19"/>
               </w:rPr>
-              <w:t>✅ ครบ</w:t>
-            </w:r>
+              <w:t xml:space="preserve">✅ </w:t>
+            </w:r>
+            <w:proofErr w:type="spellStart"/>
+            <w:r>
+              <w:rPr>
+                <w:b/>
+                <w:bCs/>
+                <w:color w:val="1A7A4A"/>
+                <w:sz w:val="19"/>
+                <w:szCs w:val="19"/>
+              </w:rPr>
+              <w:t>ครบ</w:t>
+            </w:r>
+            <w:proofErr w:type="spellEnd"/>
           </w:p>
         </w:tc>
         <w:tc>
@@ -1606,18 +1938,44 @@
                 <w:sz w:val="19"/>
                 <w:szCs w:val="19"/>
               </w:rPr>
-              <w:t>utils/db_snowflake.py — เก็บ Portfolio Snapshots และ Trade Log</w:t>
+              <w:t xml:space="preserve">utils/db_snowflake.py — </w:t>
+            </w:r>
+            <w:proofErr w:type="spellStart"/>
+            <w:r>
+              <w:rPr>
+                <w:sz w:val="19"/>
+                <w:szCs w:val="19"/>
+              </w:rPr>
+              <w:t>เก็บ</w:t>
+            </w:r>
+            <w:proofErr w:type="spellEnd"/>
+            <w:r>
+              <w:rPr>
+                <w:sz w:val="19"/>
+                <w:szCs w:val="19"/>
+              </w:rPr>
+              <w:t xml:space="preserve"> Portfolio Snapshots </w:t>
+            </w:r>
+            <w:proofErr w:type="spellStart"/>
+            <w:r>
+              <w:rPr>
+                <w:sz w:val="19"/>
+                <w:szCs w:val="19"/>
+              </w:rPr>
+              <w:t>และ</w:t>
+            </w:r>
+            <w:proofErr w:type="spellEnd"/>
+            <w:r>
+              <w:rPr>
+                <w:sz w:val="19"/>
+                <w:szCs w:val="19"/>
+              </w:rPr>
+              <w:t xml:space="preserve"> Trade Log</w:t>
             </w:r>
           </w:p>
         </w:tc>
       </w:tr>
       <w:tr>
-        <w:tblPrEx>
-          <w:tblCellMar>
-            <w:top w:w="0" w:type="dxa"/>
-            <w:bottom w:w="0" w:type="dxa"/>
-          </w:tblCellMar>
-        </w:tblPrEx>
         <w:tc>
           <w:tcPr>
             <w:tcW w:w="2800" w:type="dxa"/>
@@ -1677,8 +2035,20 @@
                 <w:sz w:val="19"/>
                 <w:szCs w:val="19"/>
               </w:rPr>
-              <w:t>✅ ครบ</w:t>
-            </w:r>
+              <w:t xml:space="preserve">✅ </w:t>
+            </w:r>
+            <w:proofErr w:type="spellStart"/>
+            <w:r>
+              <w:rPr>
+                <w:b/>
+                <w:bCs/>
+                <w:color w:val="1A7A4A"/>
+                <w:sz w:val="19"/>
+                <w:szCs w:val="19"/>
+              </w:rPr>
+              <w:t>ครบ</w:t>
+            </w:r>
+            <w:proofErr w:type="spellEnd"/>
           </w:p>
         </w:tc>
         <w:tc>
@@ -1699,23 +2069,51 @@
             </w:tcMar>
           </w:tcPr>
           <w:p>
-            <w:r>
-              <w:rPr>
-                <w:sz w:val="19"/>
-                <w:szCs w:val="19"/>
-              </w:rPr>
-              <w:t>หน้า AI Advisor — toggle Radio Button ระหว่าง 2 โหมด</w:t>
-            </w:r>
+            <w:proofErr w:type="spellStart"/>
+            <w:r>
+              <w:rPr>
+                <w:sz w:val="19"/>
+                <w:szCs w:val="19"/>
+              </w:rPr>
+              <w:t>หน้า</w:t>
+            </w:r>
+            <w:proofErr w:type="spellEnd"/>
+            <w:r>
+              <w:rPr>
+                <w:sz w:val="19"/>
+                <w:szCs w:val="19"/>
+              </w:rPr>
+              <w:t xml:space="preserve"> AI Advisor — toggle Radio Button </w:t>
+            </w:r>
+            <w:proofErr w:type="spellStart"/>
+            <w:r>
+              <w:rPr>
+                <w:sz w:val="19"/>
+                <w:szCs w:val="19"/>
+              </w:rPr>
+              <w:t>ระหว่าง</w:t>
+            </w:r>
+            <w:proofErr w:type="spellEnd"/>
+            <w:r>
+              <w:rPr>
+                <w:sz w:val="19"/>
+                <w:szCs w:val="19"/>
+              </w:rPr>
+              <w:t xml:space="preserve"> 2 </w:t>
+            </w:r>
+            <w:proofErr w:type="spellStart"/>
+            <w:r>
+              <w:rPr>
+                <w:sz w:val="19"/>
+                <w:szCs w:val="19"/>
+              </w:rPr>
+              <w:t>โหมด</w:t>
+            </w:r>
+            <w:proofErr w:type="spellEnd"/>
           </w:p>
         </w:tc>
       </w:tr>
       <w:tr>
-        <w:tblPrEx>
-          <w:tblCellMar>
-            <w:top w:w="0" w:type="dxa"/>
-            <w:bottom w:w="0" w:type="dxa"/>
-          </w:tblCellMar>
-        </w:tblPrEx>
         <w:tc>
           <w:tcPr>
             <w:tcW w:w="2800" w:type="dxa"/>
@@ -1775,8 +2173,20 @@
                 <w:sz w:val="19"/>
                 <w:szCs w:val="19"/>
               </w:rPr>
-              <w:t>✅ ครบ</w:t>
-            </w:r>
+              <w:t xml:space="preserve">✅ </w:t>
+            </w:r>
+            <w:proofErr w:type="spellStart"/>
+            <w:r>
+              <w:rPr>
+                <w:b/>
+                <w:bCs/>
+                <w:color w:val="1A7A4A"/>
+                <w:sz w:val="19"/>
+                <w:szCs w:val="19"/>
+              </w:rPr>
+              <w:t>ครบ</w:t>
+            </w:r>
+            <w:proofErr w:type="spellEnd"/>
           </w:p>
         </w:tc>
         <w:tc>
@@ -1802,18 +2212,44 @@
                 <w:sz w:val="19"/>
                 <w:szCs w:val="19"/>
               </w:rPr>
-              <w:t>@st.cache_data (ราคาหุ้น) + @st.cache_resource (DB connections)</w:t>
+              <w:t>@</w:t>
+            </w:r>
+            <w:proofErr w:type="gramStart"/>
+            <w:r>
+              <w:rPr>
+                <w:sz w:val="19"/>
+                <w:szCs w:val="19"/>
+              </w:rPr>
+              <w:t>st.cache</w:t>
+            </w:r>
+            <w:proofErr w:type="gramEnd"/>
+            <w:r>
+              <w:rPr>
+                <w:sz w:val="19"/>
+                <w:szCs w:val="19"/>
+              </w:rPr>
+              <w:t>_data (</w:t>
+            </w:r>
+            <w:proofErr w:type="spellStart"/>
+            <w:r>
+              <w:rPr>
+                <w:sz w:val="19"/>
+                <w:szCs w:val="19"/>
+              </w:rPr>
+              <w:t>ราคาหุ้น</w:t>
+            </w:r>
+            <w:proofErr w:type="spellEnd"/>
+            <w:r>
+              <w:rPr>
+                <w:sz w:val="19"/>
+                <w:szCs w:val="19"/>
+              </w:rPr>
+              <w:t>) + @st.cache_resource (DB connections)</w:t>
             </w:r>
           </w:p>
         </w:tc>
       </w:tr>
       <w:tr>
-        <w:tblPrEx>
-          <w:tblCellMar>
-            <w:top w:w="0" w:type="dxa"/>
-            <w:bottom w:w="0" w:type="dxa"/>
-          </w:tblCellMar>
-        </w:tblPrEx>
         <w:tc>
           <w:tcPr>
             <w:tcW w:w="2800" w:type="dxa"/>
@@ -1873,8 +2309,20 @@
                 <w:sz w:val="19"/>
                 <w:szCs w:val="19"/>
               </w:rPr>
-              <w:t>✅ ครบ</w:t>
-            </w:r>
+              <w:t xml:space="preserve">✅ </w:t>
+            </w:r>
+            <w:proofErr w:type="spellStart"/>
+            <w:r>
+              <w:rPr>
+                <w:b/>
+                <w:bCs/>
+                <w:color w:val="1A7A4A"/>
+                <w:sz w:val="19"/>
+                <w:szCs w:val="19"/>
+              </w:rPr>
+              <w:t>ครบ</w:t>
+            </w:r>
+            <w:proofErr w:type="spellEnd"/>
           </w:p>
         </w:tc>
         <w:tc>
@@ -1895,13 +2343,56 @@
             </w:tcMar>
           </w:tcPr>
           <w:p>
-            <w:r>
-              <w:rPr>
-                <w:sz w:val="19"/>
-                <w:szCs w:val="19"/>
-              </w:rPr>
-              <w:t>st.session_state สำหรับ portfolio, watchlist, user_id</w:t>
-            </w:r>
+            <w:proofErr w:type="spellStart"/>
+            <w:proofErr w:type="gramStart"/>
+            <w:r>
+              <w:rPr>
+                <w:sz w:val="19"/>
+                <w:szCs w:val="19"/>
+              </w:rPr>
+              <w:t>st.session</w:t>
+            </w:r>
+            <w:proofErr w:type="gramEnd"/>
+            <w:r>
+              <w:rPr>
+                <w:sz w:val="19"/>
+                <w:szCs w:val="19"/>
+              </w:rPr>
+              <w:t>_state</w:t>
+            </w:r>
+            <w:proofErr w:type="spellEnd"/>
+            <w:r>
+              <w:rPr>
+                <w:sz w:val="19"/>
+                <w:szCs w:val="19"/>
+              </w:rPr>
+              <w:t xml:space="preserve"> </w:t>
+            </w:r>
+            <w:proofErr w:type="spellStart"/>
+            <w:r>
+              <w:rPr>
+                <w:sz w:val="19"/>
+                <w:szCs w:val="19"/>
+              </w:rPr>
+              <w:t>สำหรับ</w:t>
+            </w:r>
+            <w:proofErr w:type="spellEnd"/>
+            <w:r>
+              <w:rPr>
+                <w:sz w:val="19"/>
+                <w:szCs w:val="19"/>
+              </w:rPr>
+              <w:t xml:space="preserve"> portfolio, watchlist, </w:t>
+            </w:r>
+            <w:proofErr w:type="spellStart"/>
+            <w:r>
+              <w:rPr>
+                <w:sz w:val="19"/>
+                <w:szCs w:val="19"/>
+              </w:rPr>
+              <w:t>user_id</w:t>
+            </w:r>
+            <w:proofErr w:type="spellEnd"/>
           </w:p>
         </w:tc>
       </w:tr>
@@ -1925,30 +2416,59 @@
       </w:pPr>
       <w:r>
         <w:lastRenderedPageBreak/>
-        <w:t>3. รายละเอียดแต่ละหน้า</w:t>
-      </w:r>
+        <w:t xml:space="preserve">3. </w:t>
+      </w:r>
+      <w:proofErr w:type="spellStart"/>
+      <w:r>
+        <w:t>รายละเอียดแต่ละหน้า</w:t>
+      </w:r>
+      <w:proofErr w:type="spellEnd"/>
     </w:p>
     <w:p>
       <w:pPr>
         <w:pStyle w:val="Heading2"/>
       </w:pPr>
+      <w:proofErr w:type="gramStart"/>
       <w:r>
         <w:rPr>
           <w:color w:val="1A3A5C"/>
         </w:rPr>
-        <w:t>3.1  🏠 Home (Dashboard)</w:t>
+        <w:t>3.1  🏠</w:t>
+      </w:r>
+      <w:proofErr w:type="gramEnd"/>
+      <w:r>
+        <w:rPr>
+          <w:color w:val="1A3A5C"/>
+        </w:rPr>
+        <w:t xml:space="preserve"> Home (Dashboard)</w:t>
       </w:r>
     </w:p>
     <w:p>
       <w:pPr>
         <w:spacing w:before="60" w:after="60"/>
       </w:pPr>
+      <w:proofErr w:type="spellStart"/>
       <w:r>
         <w:rPr>
           <w:color w:val="5D6D7E"/>
         </w:rPr>
-        <w:t>หน้าแรกที่แสดงภาพรวมทั้งหมดของพอร์ตการลงทุน เป็นหน้าสรุปที่ผู้ใช้เห็นก่อนเสมอ</w:t>
-      </w:r>
+        <w:t>หน้าแรกที่แสดงภาพรวมทั้งหมดของพอร์ตการลงทุน</w:t>
+      </w:r>
+      <w:proofErr w:type="spellEnd"/>
+      <w:r>
+        <w:rPr>
+          <w:color w:val="5D6D7E"/>
+        </w:rPr>
+        <w:t xml:space="preserve"> </w:t>
+      </w:r>
+      <w:proofErr w:type="spellStart"/>
+      <w:r>
+        <w:rPr>
+          <w:color w:val="5D6D7E"/>
+        </w:rPr>
+        <w:t>เป็นหน้าสรุปที่ผู้ใช้เห็นก่อนเสมอ</w:t>
+      </w:r>
+      <w:proofErr w:type="spellEnd"/>
     </w:p>
     <w:p/>
     <w:tbl>
@@ -1973,12 +2493,6 @@
         <w:gridCol w:w="6160"/>
       </w:tblGrid>
       <w:tr>
-        <w:tblPrEx>
-          <w:tblCellMar>
-            <w:top w:w="0" w:type="dxa"/>
-            <w:bottom w:w="0" w:type="dxa"/>
-          </w:tblCellMar>
-        </w:tblPrEx>
         <w:trPr>
           <w:tblHeader/>
         </w:trPr>
@@ -2003,6 +2517,7 @@
             <w:pPr>
               <w:jc w:val="center"/>
             </w:pPr>
+            <w:proofErr w:type="spellStart"/>
             <w:r>
               <w:rPr>
                 <w:b/>
@@ -2011,6 +2526,7 @@
               </w:rPr>
               <w:t>ส่วนประกอบ</w:t>
             </w:r>
+            <w:proofErr w:type="spellEnd"/>
           </w:p>
         </w:tc>
         <w:tc>
@@ -2034,6 +2550,7 @@
             <w:pPr>
               <w:jc w:val="center"/>
             </w:pPr>
+            <w:proofErr w:type="spellStart"/>
             <w:r>
               <w:rPr>
                 <w:b/>
@@ -2042,16 +2559,11 @@
               </w:rPr>
               <w:t>หน้าที่และรายละเอียด</w:t>
             </w:r>
+            <w:proofErr w:type="spellEnd"/>
           </w:p>
         </w:tc>
       </w:tr>
       <w:tr>
-        <w:tblPrEx>
-          <w:tblCellMar>
-            <w:top w:w="0" w:type="dxa"/>
-            <w:bottom w:w="0" w:type="dxa"/>
-          </w:tblCellMar>
-        </w:tblPrEx>
         <w:tc>
           <w:tcPr>
             <w:tcW w:w="3200" w:type="dxa"/>
@@ -2078,7 +2590,29 @@
                 <w:sz w:val="19"/>
                 <w:szCs w:val="19"/>
               </w:rPr>
-              <w:t>Summary Metrics (4 การ์ด)</w:t>
+              <w:t xml:space="preserve">Summary Metrics (4 </w:t>
+            </w:r>
+            <w:proofErr w:type="spellStart"/>
+            <w:r>
+              <w:rPr>
+                <w:b/>
+                <w:bCs/>
+                <w:color w:val="1E3A5F"/>
+                <w:sz w:val="19"/>
+                <w:szCs w:val="19"/>
+              </w:rPr>
+              <w:t>การ์ด</w:t>
+            </w:r>
+            <w:proofErr w:type="spellEnd"/>
+            <w:r>
+              <w:rPr>
+                <w:b/>
+                <w:bCs/>
+                <w:color w:val="1E3A5F"/>
+                <w:sz w:val="19"/>
+                <w:szCs w:val="19"/>
+              </w:rPr>
+              <w:t>)</w:t>
             </w:r>
           </w:p>
         </w:tc>
@@ -2100,23 +2634,90 @@
             </w:tcMar>
           </w:tcPr>
           <w:p>
-            <w:r>
-              <w:rPr>
-                <w:sz w:val="19"/>
-                <w:szCs w:val="19"/>
-              </w:rPr>
-              <w:t>แสดงมูลค่ารวม, ต้นทุนรวม, กำไร/ขาดทุน และจำนวนหุ้นในพอร์ตแบบ real-time</w:t>
+            <w:proofErr w:type="spellStart"/>
+            <w:r>
+              <w:rPr>
+                <w:sz w:val="19"/>
+                <w:szCs w:val="19"/>
+              </w:rPr>
+              <w:t>แสดงมูลค่ารวม</w:t>
+            </w:r>
+            <w:proofErr w:type="spellEnd"/>
+            <w:r>
+              <w:rPr>
+                <w:sz w:val="19"/>
+                <w:szCs w:val="19"/>
+              </w:rPr>
+              <w:t xml:space="preserve">, </w:t>
+            </w:r>
+            <w:proofErr w:type="spellStart"/>
+            <w:r>
+              <w:rPr>
+                <w:sz w:val="19"/>
+                <w:szCs w:val="19"/>
+              </w:rPr>
+              <w:t>ต้นทุนรวม</w:t>
+            </w:r>
+            <w:proofErr w:type="spellEnd"/>
+            <w:r>
+              <w:rPr>
+                <w:sz w:val="19"/>
+                <w:szCs w:val="19"/>
+              </w:rPr>
+              <w:t xml:space="preserve">, </w:t>
+            </w:r>
+            <w:proofErr w:type="spellStart"/>
+            <w:r>
+              <w:rPr>
+                <w:sz w:val="19"/>
+                <w:szCs w:val="19"/>
+              </w:rPr>
+              <w:t>กำไร</w:t>
+            </w:r>
+            <w:proofErr w:type="spellEnd"/>
+            <w:r>
+              <w:rPr>
+                <w:sz w:val="19"/>
+                <w:szCs w:val="19"/>
+              </w:rPr>
+              <w:t>/</w:t>
+            </w:r>
+            <w:proofErr w:type="spellStart"/>
+            <w:r>
+              <w:rPr>
+                <w:sz w:val="19"/>
+                <w:szCs w:val="19"/>
+              </w:rPr>
+              <w:t>ขาดทุน</w:t>
+            </w:r>
+            <w:proofErr w:type="spellEnd"/>
+            <w:r>
+              <w:rPr>
+                <w:sz w:val="19"/>
+                <w:szCs w:val="19"/>
+              </w:rPr>
+              <w:t xml:space="preserve"> </w:t>
+            </w:r>
+            <w:proofErr w:type="spellStart"/>
+            <w:r>
+              <w:rPr>
+                <w:sz w:val="19"/>
+                <w:szCs w:val="19"/>
+              </w:rPr>
+              <w:t>และจำนวนหุ้นในพอร์ตแบบ</w:t>
+            </w:r>
+            <w:proofErr w:type="spellEnd"/>
+            <w:r>
+              <w:rPr>
+                <w:sz w:val="19"/>
+                <w:szCs w:val="19"/>
+              </w:rPr>
+              <w:t xml:space="preserve"> real-time</w:t>
             </w:r>
           </w:p>
         </w:tc>
       </w:tr>
       <w:tr>
-        <w:tblPrEx>
-          <w:tblCellMar>
-            <w:top w:w="0" w:type="dxa"/>
-            <w:bottom w:w="0" w:type="dxa"/>
-          </w:tblCellMar>
-        </w:tblPrEx>
         <w:tc>
           <w:tcPr>
             <w:tcW w:w="3200" w:type="dxa"/>
@@ -2135,6 +2736,7 @@
             </w:tcMar>
           </w:tcPr>
           <w:p>
+            <w:proofErr w:type="spellStart"/>
             <w:r>
               <w:rPr>
                 <w:b/>
@@ -2145,6 +2747,7 @@
               </w:rPr>
               <w:t>กราฟมูลค่าพอร์ต</w:t>
             </w:r>
+            <w:proofErr w:type="spellEnd"/>
           </w:p>
         </w:tc>
         <w:tc>
@@ -2165,23 +2768,58 @@
             </w:tcMar>
           </w:tcPr>
           <w:p>
-            <w:r>
-              <w:rPr>
-                <w:sz w:val="19"/>
-                <w:szCs w:val="19"/>
-              </w:rPr>
-              <w:t>กราฟเส้นแสดงการเปลี่ยนแปลงมูลค่าพอร์ตย้อนหลัง ดึงข้อมูลจาก Snowflake หรือ Yahoo Finance</w:t>
+            <w:proofErr w:type="spellStart"/>
+            <w:r>
+              <w:rPr>
+                <w:sz w:val="19"/>
+                <w:szCs w:val="19"/>
+              </w:rPr>
+              <w:t>กราฟเส้นแสดงการเปลี่ยนแปลงมูลค่าพอร์ตย้อนหลัง</w:t>
+            </w:r>
+            <w:proofErr w:type="spellEnd"/>
+            <w:r>
+              <w:rPr>
+                <w:sz w:val="19"/>
+                <w:szCs w:val="19"/>
+              </w:rPr>
+              <w:t xml:space="preserve"> </w:t>
+            </w:r>
+            <w:proofErr w:type="spellStart"/>
+            <w:r>
+              <w:rPr>
+                <w:sz w:val="19"/>
+                <w:szCs w:val="19"/>
+              </w:rPr>
+              <w:t>ดึงข้อมูลจาก</w:t>
+            </w:r>
+            <w:proofErr w:type="spellEnd"/>
+            <w:r>
+              <w:rPr>
+                <w:sz w:val="19"/>
+                <w:szCs w:val="19"/>
+              </w:rPr>
+              <w:t xml:space="preserve"> Snowflake </w:t>
+            </w:r>
+            <w:proofErr w:type="spellStart"/>
+            <w:r>
+              <w:rPr>
+                <w:sz w:val="19"/>
+                <w:szCs w:val="19"/>
+              </w:rPr>
+              <w:t>หรือ</w:t>
+            </w:r>
+            <w:proofErr w:type="spellEnd"/>
+            <w:r>
+              <w:rPr>
+                <w:sz w:val="19"/>
+                <w:szCs w:val="19"/>
+              </w:rPr>
+              <w:t xml:space="preserve"> Yahoo Finance</w:t>
             </w:r>
           </w:p>
         </w:tc>
       </w:tr>
       <w:tr>
-        <w:tblPrEx>
-          <w:tblCellMar>
-            <w:top w:w="0" w:type="dxa"/>
-            <w:bottom w:w="0" w:type="dxa"/>
-          </w:tblCellMar>
-        </w:tblPrEx>
         <w:tc>
           <w:tcPr>
             <w:tcW w:w="3200" w:type="dxa"/>
@@ -2200,6 +2838,7 @@
             </w:tcMar>
           </w:tcPr>
           <w:p>
+            <w:proofErr w:type="spellStart"/>
             <w:r>
               <w:rPr>
                 <w:b/>
@@ -2208,7 +2847,40 @@
                 <w:sz w:val="19"/>
                 <w:szCs w:val="19"/>
               </w:rPr>
-              <w:t>หุ้นในพอร์ต (ตาราง)</w:t>
+              <w:t>หุ้นในพอร์ต</w:t>
+            </w:r>
+            <w:proofErr w:type="spellEnd"/>
+            <w:r>
+              <w:rPr>
+                <w:b/>
+                <w:bCs/>
+                <w:color w:val="1E3A5F"/>
+                <w:sz w:val="19"/>
+                <w:szCs w:val="19"/>
+              </w:rPr>
+              <w:t xml:space="preserve"> (</w:t>
+            </w:r>
+            <w:proofErr w:type="spellStart"/>
+            <w:r>
+              <w:rPr>
+                <w:b/>
+                <w:bCs/>
+                <w:color w:val="1E3A5F"/>
+                <w:sz w:val="19"/>
+                <w:szCs w:val="19"/>
+              </w:rPr>
+              <w:t>ตาราง</w:t>
+            </w:r>
+            <w:proofErr w:type="spellEnd"/>
+            <w:r>
+              <w:rPr>
+                <w:b/>
+                <w:bCs/>
+                <w:color w:val="1E3A5F"/>
+                <w:sz w:val="19"/>
+                <w:szCs w:val="19"/>
+              </w:rPr>
+              <w:t>)</w:t>
             </w:r>
           </w:p>
         </w:tc>
@@ -2230,23 +2902,115 @@
             </w:tcMar>
           </w:tcPr>
           <w:p>
-            <w:r>
-              <w:rPr>
-                <w:sz w:val="19"/>
-                <w:szCs w:val="19"/>
-              </w:rPr>
-              <w:t>ตารางสรุปหุ้นทุกตัวในพอร์ต แสดงจำนวน, ต้นทุน, ราคาปัจจุบัน, มูลค่า และ % กำไร</w:t>
-            </w:r>
+            <w:proofErr w:type="spellStart"/>
+            <w:r>
+              <w:rPr>
+                <w:sz w:val="19"/>
+                <w:szCs w:val="19"/>
+              </w:rPr>
+              <w:t>ตารางสรุปหุ้นทุกตัวในพอร์ต</w:t>
+            </w:r>
+            <w:proofErr w:type="spellEnd"/>
+            <w:r>
+              <w:rPr>
+                <w:sz w:val="19"/>
+                <w:szCs w:val="19"/>
+              </w:rPr>
+              <w:t xml:space="preserve"> </w:t>
+            </w:r>
+            <w:proofErr w:type="spellStart"/>
+            <w:r>
+              <w:rPr>
+                <w:sz w:val="19"/>
+                <w:szCs w:val="19"/>
+              </w:rPr>
+              <w:t>แสดงจำนวน</w:t>
+            </w:r>
+            <w:proofErr w:type="spellEnd"/>
+            <w:r>
+              <w:rPr>
+                <w:sz w:val="19"/>
+                <w:szCs w:val="19"/>
+              </w:rPr>
+              <w:t xml:space="preserve">, </w:t>
+            </w:r>
+            <w:proofErr w:type="spellStart"/>
+            <w:r>
+              <w:rPr>
+                <w:sz w:val="19"/>
+                <w:szCs w:val="19"/>
+              </w:rPr>
+              <w:t>ต้นทุน</w:t>
+            </w:r>
+            <w:proofErr w:type="spellEnd"/>
+            <w:r>
+              <w:rPr>
+                <w:sz w:val="19"/>
+                <w:szCs w:val="19"/>
+              </w:rPr>
+              <w:t xml:space="preserve">, </w:t>
+            </w:r>
+            <w:proofErr w:type="spellStart"/>
+            <w:r>
+              <w:rPr>
+                <w:sz w:val="19"/>
+                <w:szCs w:val="19"/>
+              </w:rPr>
+              <w:t>ราคาปัจจุบัน</w:t>
+            </w:r>
+            <w:proofErr w:type="spellEnd"/>
+            <w:r>
+              <w:rPr>
+                <w:sz w:val="19"/>
+                <w:szCs w:val="19"/>
+              </w:rPr>
+              <w:t xml:space="preserve">, </w:t>
+            </w:r>
+            <w:proofErr w:type="spellStart"/>
+            <w:r>
+              <w:rPr>
+                <w:sz w:val="19"/>
+                <w:szCs w:val="19"/>
+              </w:rPr>
+              <w:t>มูลค่า</w:t>
+            </w:r>
+            <w:proofErr w:type="spellEnd"/>
+            <w:r>
+              <w:rPr>
+                <w:sz w:val="19"/>
+                <w:szCs w:val="19"/>
+              </w:rPr>
+              <w:t xml:space="preserve"> </w:t>
+            </w:r>
+            <w:proofErr w:type="spellStart"/>
+            <w:r>
+              <w:rPr>
+                <w:sz w:val="19"/>
+                <w:szCs w:val="19"/>
+              </w:rPr>
+              <w:t>และ</w:t>
+            </w:r>
+            <w:proofErr w:type="spellEnd"/>
+            <w:r>
+              <w:rPr>
+                <w:sz w:val="19"/>
+                <w:szCs w:val="19"/>
+              </w:rPr>
+              <w:t xml:space="preserve"> % </w:t>
+            </w:r>
+            <w:proofErr w:type="spellStart"/>
+            <w:r>
+              <w:rPr>
+                <w:sz w:val="19"/>
+                <w:szCs w:val="19"/>
+              </w:rPr>
+              <w:t>กำไร</w:t>
+            </w:r>
+            <w:proofErr w:type="spellEnd"/>
           </w:p>
         </w:tc>
       </w:tr>
       <w:tr>
-        <w:tblPrEx>
-          <w:tblCellMar>
-            <w:top w:w="0" w:type="dxa"/>
-            <w:bottom w:w="0" w:type="dxa"/>
-          </w:tblCellMar>
-        </w:tblPrEx>
         <w:tc>
           <w:tcPr>
             <w:tcW w:w="3200" w:type="dxa"/>
@@ -2295,23 +3059,74 @@
             </w:tcMar>
           </w:tcPr>
           <w:p>
-            <w:r>
-              <w:rPr>
-                <w:sz w:val="19"/>
-                <w:szCs w:val="19"/>
-              </w:rPr>
-              <w:t>รายการหุ้นที่ติดตาม แสดงราคาและ % เปลี่ยนแปลงแบบ real-time พร้อมแก้ไขได้ใน Sidebar</w:t>
+            <w:proofErr w:type="spellStart"/>
+            <w:r>
+              <w:rPr>
+                <w:sz w:val="19"/>
+                <w:szCs w:val="19"/>
+              </w:rPr>
+              <w:t>รายการหุ้นที่ติดตาม</w:t>
+            </w:r>
+            <w:proofErr w:type="spellEnd"/>
+            <w:r>
+              <w:rPr>
+                <w:sz w:val="19"/>
+                <w:szCs w:val="19"/>
+              </w:rPr>
+              <w:t xml:space="preserve"> </w:t>
+            </w:r>
+            <w:proofErr w:type="spellStart"/>
+            <w:r>
+              <w:rPr>
+                <w:sz w:val="19"/>
+                <w:szCs w:val="19"/>
+              </w:rPr>
+              <w:t>แสดงราคาและ</w:t>
+            </w:r>
+            <w:proofErr w:type="spellEnd"/>
+            <w:r>
+              <w:rPr>
+                <w:sz w:val="19"/>
+                <w:szCs w:val="19"/>
+              </w:rPr>
+              <w:t xml:space="preserve"> % </w:t>
+            </w:r>
+            <w:proofErr w:type="spellStart"/>
+            <w:r>
+              <w:rPr>
+                <w:sz w:val="19"/>
+                <w:szCs w:val="19"/>
+              </w:rPr>
+              <w:t>เปลี่ยนแปลงแบบ</w:t>
+            </w:r>
+            <w:proofErr w:type="spellEnd"/>
+            <w:r>
+              <w:rPr>
+                <w:sz w:val="19"/>
+                <w:szCs w:val="19"/>
+              </w:rPr>
+              <w:t xml:space="preserve"> real-time </w:t>
+            </w:r>
+            <w:proofErr w:type="spellStart"/>
+            <w:r>
+              <w:rPr>
+                <w:sz w:val="19"/>
+                <w:szCs w:val="19"/>
+              </w:rPr>
+              <w:t>พร้อมแก้ไขได้ใน</w:t>
+            </w:r>
+            <w:proofErr w:type="spellEnd"/>
+            <w:r>
+              <w:rPr>
+                <w:sz w:val="19"/>
+                <w:szCs w:val="19"/>
+              </w:rPr>
+              <w:t xml:space="preserve"> Sidebar</w:t>
             </w:r>
           </w:p>
         </w:tc>
       </w:tr>
       <w:tr>
-        <w:tblPrEx>
-          <w:tblCellMar>
-            <w:top w:w="0" w:type="dxa"/>
-            <w:bottom w:w="0" w:type="dxa"/>
-          </w:tblCellMar>
-        </w:tblPrEx>
         <w:tc>
           <w:tcPr>
             <w:tcW w:w="3200" w:type="dxa"/>
@@ -2338,8 +3153,20 @@
                 <w:sz w:val="19"/>
                 <w:szCs w:val="19"/>
               </w:rPr>
-              <w:t>Donut Chart สัดส่วนพอร์ต</w:t>
-            </w:r>
+              <w:t xml:space="preserve">Donut Chart </w:t>
+            </w:r>
+            <w:proofErr w:type="spellStart"/>
+            <w:r>
+              <w:rPr>
+                <w:b/>
+                <w:bCs/>
+                <w:color w:val="1E3A5F"/>
+                <w:sz w:val="19"/>
+                <w:szCs w:val="19"/>
+              </w:rPr>
+              <w:t>สัดส่วนพอร์ต</w:t>
+            </w:r>
+            <w:proofErr w:type="spellEnd"/>
           </w:p>
         </w:tc>
         <w:tc>
@@ -2360,6 +3187,7 @@
             </w:tcMar>
           </w:tcPr>
           <w:p>
+            <w:proofErr w:type="spellStart"/>
             <w:r>
               <w:rPr>
                 <w:sz w:val="19"/>
@@ -2367,16 +3195,11 @@
               </w:rPr>
               <w:t>กราฟวงกลมแสดงสัดส่วนเงินลงทุนในแต่ละหุ้น</w:t>
             </w:r>
+            <w:proofErr w:type="spellEnd"/>
           </w:p>
         </w:tc>
       </w:tr>
       <w:tr>
-        <w:tblPrEx>
-          <w:tblCellMar>
-            <w:top w:w="0" w:type="dxa"/>
-            <w:bottom w:w="0" w:type="dxa"/>
-          </w:tblCellMar>
-        </w:tblPrEx>
         <w:tc>
           <w:tcPr>
             <w:tcW w:w="3200" w:type="dxa"/>
@@ -2425,12 +3248,53 @@
             </w:tcMar>
           </w:tcPr>
           <w:p>
-            <w:r>
-              <w:rPr>
-                <w:sz w:val="19"/>
-                <w:szCs w:val="19"/>
-              </w:rPr>
-              <w:t>ภาพรวมตลาด แสดงดัชนี SPY, QQQ, DIA, VIX แบบ real-time</w:t>
+            <w:proofErr w:type="spellStart"/>
+            <w:r>
+              <w:rPr>
+                <w:sz w:val="19"/>
+                <w:szCs w:val="19"/>
+              </w:rPr>
+              <w:t>ภาพรวมตลาด</w:t>
+            </w:r>
+            <w:proofErr w:type="spellEnd"/>
+            <w:r>
+              <w:rPr>
+                <w:sz w:val="19"/>
+                <w:szCs w:val="19"/>
+              </w:rPr>
+              <w:t xml:space="preserve"> </w:t>
+            </w:r>
+            <w:proofErr w:type="spellStart"/>
+            <w:r>
+              <w:rPr>
+                <w:sz w:val="19"/>
+                <w:szCs w:val="19"/>
+              </w:rPr>
+              <w:t>แสดงดัชนี</w:t>
+            </w:r>
+            <w:proofErr w:type="spellEnd"/>
+            <w:r>
+              <w:rPr>
+                <w:sz w:val="19"/>
+                <w:szCs w:val="19"/>
+              </w:rPr>
+              <w:t xml:space="preserve"> SPY, QQQ, DIA, VIX </w:t>
+            </w:r>
+            <w:proofErr w:type="spellStart"/>
+            <w:r>
+              <w:rPr>
+                <w:sz w:val="19"/>
+                <w:szCs w:val="19"/>
+              </w:rPr>
+              <w:t>แบบ</w:t>
+            </w:r>
+            <w:proofErr w:type="spellEnd"/>
+            <w:r>
+              <w:rPr>
+                <w:sz w:val="19"/>
+                <w:szCs w:val="19"/>
+              </w:rPr>
+              <w:t xml:space="preserve"> real-time</w:t>
             </w:r>
           </w:p>
         </w:tc>
@@ -2450,23 +3314,95 @@
       <w:pPr>
         <w:pStyle w:val="Heading2"/>
       </w:pPr>
+      <w:proofErr w:type="gramStart"/>
       <w:r>
         <w:rPr>
           <w:color w:val="1A3A5C"/>
         </w:rPr>
         <w:lastRenderedPageBreak/>
-        <w:t>3.2  📊 Stock Analysis</w:t>
+        <w:t>3.2  📊</w:t>
+      </w:r>
+      <w:proofErr w:type="gramEnd"/>
+      <w:r>
+        <w:rPr>
+          <w:color w:val="1A3A5C"/>
+        </w:rPr>
+        <w:t xml:space="preserve"> Stock Analysis</w:t>
       </w:r>
     </w:p>
     <w:p>
       <w:pPr>
         <w:spacing w:before="60" w:after="60"/>
       </w:pPr>
+      <w:proofErr w:type="spellStart"/>
       <w:r>
         <w:rPr>
           <w:color w:val="5D6D7E"/>
         </w:rPr>
-        <w:t>วิเคราะห์หุ้นรายตัวเชิงลึก ทั้ง Technical Analysis, ข้อมูลพื้นฐาน, ข่าว และ SQL Query</w:t>
+        <w:t>วิเคราะห์หุ้นรายตัวเชิงลึก</w:t>
+      </w:r>
+      <w:proofErr w:type="spellEnd"/>
+      <w:r>
+        <w:rPr>
+          <w:color w:val="5D6D7E"/>
+        </w:rPr>
+        <w:t xml:space="preserve"> </w:t>
+      </w:r>
+      <w:proofErr w:type="spellStart"/>
+      <w:r>
+        <w:rPr>
+          <w:color w:val="5D6D7E"/>
+        </w:rPr>
+        <w:t>ทั้ง</w:t>
+      </w:r>
+      <w:proofErr w:type="spellEnd"/>
+      <w:r>
+        <w:rPr>
+          <w:color w:val="5D6D7E"/>
+        </w:rPr>
+        <w:t xml:space="preserve"> Technical Analysis, </w:t>
+      </w:r>
+      <w:proofErr w:type="spellStart"/>
+      <w:r>
+        <w:rPr>
+          <w:color w:val="5D6D7E"/>
+        </w:rPr>
+        <w:t>ข้อมูลพื้นฐาน</w:t>
+      </w:r>
+      <w:proofErr w:type="spellEnd"/>
+      <w:r>
+        <w:rPr>
+          <w:color w:val="5D6D7E"/>
+        </w:rPr>
+        <w:t xml:space="preserve">, </w:t>
+      </w:r>
+      <w:proofErr w:type="spellStart"/>
+      <w:r>
+        <w:rPr>
+          <w:color w:val="5D6D7E"/>
+        </w:rPr>
+        <w:t>ข่าว</w:t>
+      </w:r>
+      <w:proofErr w:type="spellEnd"/>
+      <w:r>
+        <w:rPr>
+          <w:color w:val="5D6D7E"/>
+        </w:rPr>
+        <w:t xml:space="preserve"> </w:t>
+      </w:r>
+      <w:proofErr w:type="spellStart"/>
+      <w:r>
+        <w:rPr>
+          <w:color w:val="5D6D7E"/>
+        </w:rPr>
+        <w:t>และ</w:t>
+      </w:r>
+      <w:proofErr w:type="spellEnd"/>
+      <w:r>
+        <w:rPr>
+          <w:color w:val="5D6D7E"/>
+        </w:rPr>
+        <w:t xml:space="preserve"> SQL Query</w:t>
       </w:r>
     </w:p>
     <w:p/>
@@ -2492,12 +3428,6 @@
         <w:gridCol w:w="6160"/>
       </w:tblGrid>
       <w:tr>
-        <w:tblPrEx>
-          <w:tblCellMar>
-            <w:top w:w="0" w:type="dxa"/>
-            <w:bottom w:w="0" w:type="dxa"/>
-          </w:tblCellMar>
-        </w:tblPrEx>
         <w:trPr>
           <w:tblHeader/>
         </w:trPr>
@@ -2522,6 +3452,7 @@
             <w:pPr>
               <w:jc w:val="center"/>
             </w:pPr>
+            <w:proofErr w:type="spellStart"/>
             <w:r>
               <w:rPr>
                 <w:b/>
@@ -2530,6 +3461,7 @@
               </w:rPr>
               <w:t>ส่วนประกอบ</w:t>
             </w:r>
+            <w:proofErr w:type="spellEnd"/>
           </w:p>
         </w:tc>
         <w:tc>
@@ -2553,6 +3485,7 @@
             <w:pPr>
               <w:jc w:val="center"/>
             </w:pPr>
+            <w:proofErr w:type="spellStart"/>
             <w:r>
               <w:rPr>
                 <w:b/>
@@ -2561,16 +3494,11 @@
               </w:rPr>
               <w:t>หน้าที่และรายละเอียด</w:t>
             </w:r>
+            <w:proofErr w:type="spellEnd"/>
           </w:p>
         </w:tc>
       </w:tr>
       <w:tr>
-        <w:tblPrEx>
-          <w:tblCellMar>
-            <w:top w:w="0" w:type="dxa"/>
-            <w:bottom w:w="0" w:type="dxa"/>
-          </w:tblCellMar>
-        </w:tblPrEx>
         <w:tc>
           <w:tcPr>
             <w:tcW w:w="3200" w:type="dxa"/>
@@ -2619,23 +3547,51 @@
             </w:tcMar>
           </w:tcPr>
           <w:p>
-            <w:r>
-              <w:rPr>
-                <w:sz w:val="19"/>
-                <w:szCs w:val="19"/>
-              </w:rPr>
-              <w:t>ค้นหาหุ้นด้วย Ticker (เช่น AAPL, TSLA) และเลือกช่วงเวลาที่ต้องการวิเคราะห์</w:t>
-            </w:r>
+            <w:proofErr w:type="spellStart"/>
+            <w:r>
+              <w:rPr>
+                <w:sz w:val="19"/>
+                <w:szCs w:val="19"/>
+              </w:rPr>
+              <w:t>ค้นหาหุ้นด้วย</w:t>
+            </w:r>
+            <w:proofErr w:type="spellEnd"/>
+            <w:r>
+              <w:rPr>
+                <w:sz w:val="19"/>
+                <w:szCs w:val="19"/>
+              </w:rPr>
+              <w:t xml:space="preserve"> Ticker (</w:t>
+            </w:r>
+            <w:proofErr w:type="spellStart"/>
+            <w:r>
+              <w:rPr>
+                <w:sz w:val="19"/>
+                <w:szCs w:val="19"/>
+              </w:rPr>
+              <w:t>เช่น</w:t>
+            </w:r>
+            <w:proofErr w:type="spellEnd"/>
+            <w:r>
+              <w:rPr>
+                <w:sz w:val="19"/>
+                <w:szCs w:val="19"/>
+              </w:rPr>
+              <w:t xml:space="preserve"> AAPL, TSLA) </w:t>
+            </w:r>
+            <w:proofErr w:type="spellStart"/>
+            <w:r>
+              <w:rPr>
+                <w:sz w:val="19"/>
+                <w:szCs w:val="19"/>
+              </w:rPr>
+              <w:t>และเลือกช่วงเวลาที่ต้องการวิเคราะห์</w:t>
+            </w:r>
+            <w:proofErr w:type="spellEnd"/>
           </w:p>
         </w:tc>
       </w:tr>
       <w:tr>
-        <w:tblPrEx>
-          <w:tblCellMar>
-            <w:top w:w="0" w:type="dxa"/>
-            <w:bottom w:w="0" w:type="dxa"/>
-          </w:tblCellMar>
-        </w:tblPrEx>
         <w:tc>
           <w:tcPr>
             <w:tcW w:w="3200" w:type="dxa"/>
@@ -2662,7 +3618,29 @@
                 <w:sz w:val="19"/>
                 <w:szCs w:val="19"/>
               </w:rPr>
-              <w:t>Quick Stats (5 การ์ด)</w:t>
+              <w:t xml:space="preserve">Quick Stats (5 </w:t>
+            </w:r>
+            <w:proofErr w:type="spellStart"/>
+            <w:r>
+              <w:rPr>
+                <w:b/>
+                <w:bCs/>
+                <w:color w:val="1E3A5F"/>
+                <w:sz w:val="19"/>
+                <w:szCs w:val="19"/>
+              </w:rPr>
+              <w:t>การ์ด</w:t>
+            </w:r>
+            <w:proofErr w:type="spellEnd"/>
+            <w:r>
+              <w:rPr>
+                <w:b/>
+                <w:bCs/>
+                <w:color w:val="1E3A5F"/>
+                <w:sz w:val="19"/>
+                <w:szCs w:val="19"/>
+              </w:rPr>
+              <w:t>)</w:t>
             </w:r>
           </w:p>
         </w:tc>
@@ -2684,23 +3662,42 @@
             </w:tcMar>
           </w:tcPr>
           <w:p>
-            <w:r>
-              <w:rPr>
-                <w:sz w:val="19"/>
-                <w:szCs w:val="19"/>
-              </w:rPr>
-              <w:t>ราคาปัจจุบัน, P/E Ratio, Analyst Target Price, Beta และ Market Cap</w:t>
+            <w:proofErr w:type="spellStart"/>
+            <w:r>
+              <w:rPr>
+                <w:sz w:val="19"/>
+                <w:szCs w:val="19"/>
+              </w:rPr>
+              <w:t>ราคาปัจจุบัน</w:t>
+            </w:r>
+            <w:proofErr w:type="spellEnd"/>
+            <w:r>
+              <w:rPr>
+                <w:sz w:val="19"/>
+                <w:szCs w:val="19"/>
+              </w:rPr>
+              <w:t xml:space="preserve">, P/E Ratio, Analyst Target Price, Beta </w:t>
+            </w:r>
+            <w:proofErr w:type="spellStart"/>
+            <w:r>
+              <w:rPr>
+                <w:sz w:val="19"/>
+                <w:szCs w:val="19"/>
+              </w:rPr>
+              <w:t>และ</w:t>
+            </w:r>
+            <w:proofErr w:type="spellEnd"/>
+            <w:r>
+              <w:rPr>
+                <w:sz w:val="19"/>
+                <w:szCs w:val="19"/>
+              </w:rPr>
+              <w:t xml:space="preserve"> Market Cap</w:t>
             </w:r>
           </w:p>
         </w:tc>
       </w:tr>
       <w:tr>
-        <w:tblPrEx>
-          <w:tblCellMar>
-            <w:top w:w="0" w:type="dxa"/>
-            <w:bottom w:w="0" w:type="dxa"/>
-          </w:tblCellMar>
-        </w:tblPrEx>
         <w:tc>
           <w:tcPr>
             <w:tcW w:w="3200" w:type="dxa"/>
@@ -2749,23 +3746,35 @@
             </w:tcMar>
           </w:tcPr>
           <w:p>
-            <w:r>
-              <w:rPr>
-                <w:sz w:val="19"/>
-                <w:szCs w:val="19"/>
-              </w:rPr>
-              <w:t>แสดงคำแนะนำของนักวิเคราะห์ (Strong Buy / Buy / Hold / Sell) พร้อมข้อมูลบริษัท</w:t>
-            </w:r>
+            <w:proofErr w:type="spellStart"/>
+            <w:r>
+              <w:rPr>
+                <w:sz w:val="19"/>
+                <w:szCs w:val="19"/>
+              </w:rPr>
+              <w:t>แสดงคำแนะนำของนักวิเคราะห์</w:t>
+            </w:r>
+            <w:proofErr w:type="spellEnd"/>
+            <w:r>
+              <w:rPr>
+                <w:sz w:val="19"/>
+                <w:szCs w:val="19"/>
+              </w:rPr>
+              <w:t xml:space="preserve"> (Strong Buy / Buy / Hold / Sell) </w:t>
+            </w:r>
+            <w:proofErr w:type="spellStart"/>
+            <w:r>
+              <w:rPr>
+                <w:sz w:val="19"/>
+                <w:szCs w:val="19"/>
+              </w:rPr>
+              <w:t>พร้อมข้อมูลบริษัท</w:t>
+            </w:r>
+            <w:proofErr w:type="spellEnd"/>
           </w:p>
         </w:tc>
       </w:tr>
       <w:tr>
-        <w:tblPrEx>
-          <w:tblCellMar>
-            <w:top w:w="0" w:type="dxa"/>
-            <w:bottom w:w="0" w:type="dxa"/>
-          </w:tblCellMar>
-        </w:tblPrEx>
         <w:tc>
           <w:tcPr>
             <w:tcW w:w="3200" w:type="dxa"/>
@@ -2792,7 +3801,29 @@
                 <w:sz w:val="19"/>
                 <w:szCs w:val="19"/>
               </w:rPr>
-              <w:t>Tab: กราฟราคา &amp; Technical</w:t>
+              <w:t xml:space="preserve">Tab: </w:t>
+            </w:r>
+            <w:proofErr w:type="spellStart"/>
+            <w:r>
+              <w:rPr>
+                <w:b/>
+                <w:bCs/>
+                <w:color w:val="1E3A5F"/>
+                <w:sz w:val="19"/>
+                <w:szCs w:val="19"/>
+              </w:rPr>
+              <w:t>กราฟราคา</w:t>
+            </w:r>
+            <w:proofErr w:type="spellEnd"/>
+            <w:r>
+              <w:rPr>
+                <w:b/>
+                <w:bCs/>
+                <w:color w:val="1E3A5F"/>
+                <w:sz w:val="19"/>
+                <w:szCs w:val="19"/>
+              </w:rPr>
+              <w:t xml:space="preserve"> &amp; Technical</w:t>
             </w:r>
           </w:p>
         </w:tc>
@@ -2819,18 +3850,60 @@
                 <w:sz w:val="19"/>
                 <w:szCs w:val="19"/>
               </w:rPr>
-              <w:t>Candlestick chart + Volume + RSI พร้อม Moving Averages (MA20/50/200) และ Bollinger Bands แบบ toggle</w:t>
+              <w:t xml:space="preserve">Candlestick chart + Volume + RSI </w:t>
+            </w:r>
+            <w:proofErr w:type="spellStart"/>
+            <w:r>
+              <w:rPr>
+                <w:sz w:val="19"/>
+                <w:szCs w:val="19"/>
+              </w:rPr>
+              <w:t>พร้อม</w:t>
+            </w:r>
+            <w:proofErr w:type="spellEnd"/>
+            <w:r>
+              <w:rPr>
+                <w:sz w:val="19"/>
+                <w:szCs w:val="19"/>
+              </w:rPr>
+              <w:t xml:space="preserve"> Moving Averages (MA20/50/200) </w:t>
+            </w:r>
+            <w:proofErr w:type="spellStart"/>
+            <w:r>
+              <w:rPr>
+                <w:sz w:val="19"/>
+                <w:szCs w:val="19"/>
+              </w:rPr>
+              <w:t>และ</w:t>
+            </w:r>
+            <w:proofErr w:type="spellEnd"/>
+            <w:r>
+              <w:rPr>
+                <w:sz w:val="19"/>
+                <w:szCs w:val="19"/>
+              </w:rPr>
+              <w:t xml:space="preserve"> Bollinger Bands </w:t>
+            </w:r>
+            <w:proofErr w:type="spellStart"/>
+            <w:r>
+              <w:rPr>
+                <w:sz w:val="19"/>
+                <w:szCs w:val="19"/>
+              </w:rPr>
+              <w:t>แบบ</w:t>
+            </w:r>
+            <w:proofErr w:type="spellEnd"/>
+            <w:r>
+              <w:rPr>
+                <w:sz w:val="19"/>
+                <w:szCs w:val="19"/>
+              </w:rPr>
+              <w:t xml:space="preserve"> toggle</w:t>
             </w:r>
           </w:p>
         </w:tc>
       </w:tr>
       <w:tr>
-        <w:tblPrEx>
-          <w:tblCellMar>
-            <w:top w:w="0" w:type="dxa"/>
-            <w:bottom w:w="0" w:type="dxa"/>
-          </w:tblCellMar>
-        </w:tblPrEx>
         <w:tc>
           <w:tcPr>
             <w:tcW w:w="3200" w:type="dxa"/>
@@ -2879,23 +3952,83 @@
             </w:tcMar>
           </w:tcPr>
           <w:p>
-            <w:r>
-              <w:rPr>
-                <w:sz w:val="19"/>
-                <w:szCs w:val="19"/>
-              </w:rPr>
-              <w:t>สรุป RSI, MACD Signal และ Trend (เหนือ/ใต้ MA200) แบบอ่านง่าย</w:t>
-            </w:r>
+            <w:proofErr w:type="spellStart"/>
+            <w:r>
+              <w:rPr>
+                <w:sz w:val="19"/>
+                <w:szCs w:val="19"/>
+              </w:rPr>
+              <w:t>สรุป</w:t>
+            </w:r>
+            <w:proofErr w:type="spellEnd"/>
+            <w:r>
+              <w:rPr>
+                <w:sz w:val="19"/>
+                <w:szCs w:val="19"/>
+              </w:rPr>
+              <w:t xml:space="preserve"> RSI, MACD Signal </w:t>
+            </w:r>
+            <w:proofErr w:type="spellStart"/>
+            <w:r>
+              <w:rPr>
+                <w:sz w:val="19"/>
+                <w:szCs w:val="19"/>
+              </w:rPr>
+              <w:t>และ</w:t>
+            </w:r>
+            <w:proofErr w:type="spellEnd"/>
+            <w:r>
+              <w:rPr>
+                <w:sz w:val="19"/>
+                <w:szCs w:val="19"/>
+              </w:rPr>
+              <w:t xml:space="preserve"> Trend (</w:t>
+            </w:r>
+            <w:proofErr w:type="spellStart"/>
+            <w:r>
+              <w:rPr>
+                <w:sz w:val="19"/>
+                <w:szCs w:val="19"/>
+              </w:rPr>
+              <w:t>เหนือ</w:t>
+            </w:r>
+            <w:proofErr w:type="spellEnd"/>
+            <w:r>
+              <w:rPr>
+                <w:sz w:val="19"/>
+                <w:szCs w:val="19"/>
+              </w:rPr>
+              <w:t>/</w:t>
+            </w:r>
+            <w:proofErr w:type="spellStart"/>
+            <w:r>
+              <w:rPr>
+                <w:sz w:val="19"/>
+                <w:szCs w:val="19"/>
+              </w:rPr>
+              <w:t>ใต้</w:t>
+            </w:r>
+            <w:proofErr w:type="spellEnd"/>
+            <w:r>
+              <w:rPr>
+                <w:sz w:val="19"/>
+                <w:szCs w:val="19"/>
+              </w:rPr>
+              <w:t xml:space="preserve"> MA200) </w:t>
+            </w:r>
+            <w:proofErr w:type="spellStart"/>
+            <w:r>
+              <w:rPr>
+                <w:sz w:val="19"/>
+                <w:szCs w:val="19"/>
+              </w:rPr>
+              <w:t>แบบอ่านง่าย</w:t>
+            </w:r>
+            <w:proofErr w:type="spellEnd"/>
           </w:p>
         </w:tc>
       </w:tr>
       <w:tr>
-        <w:tblPrEx>
-          <w:tblCellMar>
-            <w:top w:w="0" w:type="dxa"/>
-            <w:bottom w:w="0" w:type="dxa"/>
-          </w:tblCellMar>
-        </w:tblPrEx>
         <w:tc>
           <w:tcPr>
             <w:tcW w:w="3200" w:type="dxa"/>
@@ -2922,8 +4055,20 @@
                 <w:sz w:val="19"/>
                 <w:szCs w:val="19"/>
               </w:rPr>
-              <w:t>Tab: ข้อมูลพื้นฐาน</w:t>
-            </w:r>
+              <w:t xml:space="preserve">Tab: </w:t>
+            </w:r>
+            <w:proofErr w:type="spellStart"/>
+            <w:r>
+              <w:rPr>
+                <w:b/>
+                <w:bCs/>
+                <w:color w:val="1E3A5F"/>
+                <w:sz w:val="19"/>
+                <w:szCs w:val="19"/>
+              </w:rPr>
+              <w:t>ข้อมูลพื้นฐาน</w:t>
+            </w:r>
+            <w:proofErr w:type="spellEnd"/>
           </w:p>
         </w:tc>
         <w:tc>
@@ -2944,23 +4089,83 @@
             </w:tcMar>
           </w:tcPr>
           <w:p>
-            <w:r>
-              <w:rPr>
-                <w:sz w:val="19"/>
-                <w:szCs w:val="19"/>
-              </w:rPr>
-              <w:t>ตารางข้อมูล Fundamental ครบถ้วน ประวัติบริษัท และ Analyst Recommendations ล่าสุด</w:t>
-            </w:r>
+            <w:proofErr w:type="spellStart"/>
+            <w:r>
+              <w:rPr>
+                <w:sz w:val="19"/>
+                <w:szCs w:val="19"/>
+              </w:rPr>
+              <w:t>ตารางข้อมูล</w:t>
+            </w:r>
+            <w:proofErr w:type="spellEnd"/>
+            <w:r>
+              <w:rPr>
+                <w:sz w:val="19"/>
+                <w:szCs w:val="19"/>
+              </w:rPr>
+              <w:t xml:space="preserve"> Fundamental </w:t>
+            </w:r>
+            <w:proofErr w:type="spellStart"/>
+            <w:r>
+              <w:rPr>
+                <w:sz w:val="19"/>
+                <w:szCs w:val="19"/>
+              </w:rPr>
+              <w:t>ครบถ้วน</w:t>
+            </w:r>
+            <w:proofErr w:type="spellEnd"/>
+            <w:r>
+              <w:rPr>
+                <w:sz w:val="19"/>
+                <w:szCs w:val="19"/>
+              </w:rPr>
+              <w:t xml:space="preserve"> </w:t>
+            </w:r>
+            <w:proofErr w:type="spellStart"/>
+            <w:r>
+              <w:rPr>
+                <w:sz w:val="19"/>
+                <w:szCs w:val="19"/>
+              </w:rPr>
+              <w:t>ประวัติบริษัท</w:t>
+            </w:r>
+            <w:proofErr w:type="spellEnd"/>
+            <w:r>
+              <w:rPr>
+                <w:sz w:val="19"/>
+                <w:szCs w:val="19"/>
+              </w:rPr>
+              <w:t xml:space="preserve"> </w:t>
+            </w:r>
+            <w:proofErr w:type="spellStart"/>
+            <w:r>
+              <w:rPr>
+                <w:sz w:val="19"/>
+                <w:szCs w:val="19"/>
+              </w:rPr>
+              <w:t>และ</w:t>
+            </w:r>
+            <w:proofErr w:type="spellEnd"/>
+            <w:r>
+              <w:rPr>
+                <w:sz w:val="19"/>
+                <w:szCs w:val="19"/>
+              </w:rPr>
+              <w:t xml:space="preserve"> Analyst Recommendations </w:t>
+            </w:r>
+            <w:proofErr w:type="spellStart"/>
+            <w:r>
+              <w:rPr>
+                <w:sz w:val="19"/>
+                <w:szCs w:val="19"/>
+              </w:rPr>
+              <w:t>ล่าสุด</w:t>
+            </w:r>
+            <w:proofErr w:type="spellEnd"/>
           </w:p>
         </w:tc>
       </w:tr>
       <w:tr>
-        <w:tblPrEx>
-          <w:tblCellMar>
-            <w:top w:w="0" w:type="dxa"/>
-            <w:bottom w:w="0" w:type="dxa"/>
-          </w:tblCellMar>
-        </w:tblPrEx>
         <w:tc>
           <w:tcPr>
             <w:tcW w:w="3200" w:type="dxa"/>
@@ -2987,8 +4192,20 @@
                 <w:sz w:val="19"/>
                 <w:szCs w:val="19"/>
               </w:rPr>
-              <w:t>Tab: ข่าวล่าสุด</w:t>
-            </w:r>
+              <w:t xml:space="preserve">Tab: </w:t>
+            </w:r>
+            <w:proofErr w:type="spellStart"/>
+            <w:r>
+              <w:rPr>
+                <w:b/>
+                <w:bCs/>
+                <w:color w:val="1E3A5F"/>
+                <w:sz w:val="19"/>
+                <w:szCs w:val="19"/>
+              </w:rPr>
+              <w:t>ข่าวล่าสุด</w:t>
+            </w:r>
+            <w:proofErr w:type="spellEnd"/>
           </w:p>
         </w:tc>
         <w:tc>
@@ -3009,23 +4226,67 @@
             </w:tcMar>
           </w:tcPr>
           <w:p>
-            <w:r>
-              <w:rPr>
-                <w:sz w:val="19"/>
-                <w:szCs w:val="19"/>
-              </w:rPr>
-              <w:t>ข่าวล่าสุดของหุ้น 8 ข่าว พร้อม link ไปยังแหล่งข้อมูลจริง</w:t>
-            </w:r>
+            <w:proofErr w:type="spellStart"/>
+            <w:r>
+              <w:rPr>
+                <w:sz w:val="19"/>
+                <w:szCs w:val="19"/>
+              </w:rPr>
+              <w:t>ข่าวล่าสุดของหุ้น</w:t>
+            </w:r>
+            <w:proofErr w:type="spellEnd"/>
+            <w:r>
+              <w:rPr>
+                <w:sz w:val="19"/>
+                <w:szCs w:val="19"/>
+              </w:rPr>
+              <w:t xml:space="preserve"> 8 </w:t>
+            </w:r>
+            <w:proofErr w:type="spellStart"/>
+            <w:r>
+              <w:rPr>
+                <w:sz w:val="19"/>
+                <w:szCs w:val="19"/>
+              </w:rPr>
+              <w:t>ข่าว</w:t>
+            </w:r>
+            <w:proofErr w:type="spellEnd"/>
+            <w:r>
+              <w:rPr>
+                <w:sz w:val="19"/>
+                <w:szCs w:val="19"/>
+              </w:rPr>
+              <w:t xml:space="preserve"> </w:t>
+            </w:r>
+            <w:proofErr w:type="spellStart"/>
+            <w:r>
+              <w:rPr>
+                <w:sz w:val="19"/>
+                <w:szCs w:val="19"/>
+              </w:rPr>
+              <w:t>พร้อม</w:t>
+            </w:r>
+            <w:proofErr w:type="spellEnd"/>
+            <w:r>
+              <w:rPr>
+                <w:sz w:val="19"/>
+                <w:szCs w:val="19"/>
+              </w:rPr>
+              <w:t xml:space="preserve"> link </w:t>
+            </w:r>
+            <w:proofErr w:type="spellStart"/>
+            <w:r>
+              <w:rPr>
+                <w:sz w:val="19"/>
+                <w:szCs w:val="19"/>
+              </w:rPr>
+              <w:t>ไปยังแหล่งข้อมูลจริง</w:t>
+            </w:r>
+            <w:proofErr w:type="spellEnd"/>
           </w:p>
         </w:tc>
       </w:tr>
       <w:tr>
-        <w:tblPrEx>
-          <w:tblCellMar>
-            <w:top w:w="0" w:type="dxa"/>
-            <w:bottom w:w="0" w:type="dxa"/>
-          </w:tblCellMar>
-        </w:tblPrEx>
         <w:tc>
           <w:tcPr>
             <w:tcW w:w="3200" w:type="dxa"/>
@@ -3052,7 +4313,29 @@
                 <w:sz w:val="19"/>
                 <w:szCs w:val="19"/>
               </w:rPr>
-              <w:t>Tab: DuckDB SQL</w:t>
+              <w:t xml:space="preserve">Tab: </w:t>
+            </w:r>
+            <w:proofErr w:type="spellStart"/>
+            <w:r>
+              <w:rPr>
+                <w:b/>
+                <w:bCs/>
+                <w:color w:val="1E3A5F"/>
+                <w:sz w:val="19"/>
+                <w:szCs w:val="19"/>
+              </w:rPr>
+              <w:t>DuckDB</w:t>
+            </w:r>
+            <w:proofErr w:type="spellEnd"/>
+            <w:r>
+              <w:rPr>
+                <w:b/>
+                <w:bCs/>
+                <w:color w:val="1E3A5F"/>
+                <w:sz w:val="19"/>
+                <w:szCs w:val="19"/>
+              </w:rPr>
+              <w:t xml:space="preserve"> SQL</w:t>
             </w:r>
           </w:p>
         </w:tc>
@@ -3074,12 +4357,117 @@
             </w:tcMar>
           </w:tcPr>
           <w:p>
-            <w:r>
-              <w:rPr>
-                <w:sz w:val="19"/>
-                <w:szCs w:val="19"/>
-              </w:rPr>
-              <w:t>กล่อง SQL สำหรับ query ข้อมูลราคาหุ้นด้วย DuckDB โดยตรง (ตาราง price_data)</w:t>
+            <w:proofErr w:type="spellStart"/>
+            <w:r>
+              <w:rPr>
+                <w:sz w:val="19"/>
+                <w:szCs w:val="19"/>
+              </w:rPr>
+              <w:t>กล่อง</w:t>
+            </w:r>
+            <w:proofErr w:type="spellEnd"/>
+            <w:r>
+              <w:rPr>
+                <w:sz w:val="19"/>
+                <w:szCs w:val="19"/>
+              </w:rPr>
+              <w:t xml:space="preserve"> SQL </w:t>
+            </w:r>
+            <w:proofErr w:type="spellStart"/>
+            <w:r>
+              <w:rPr>
+                <w:sz w:val="19"/>
+                <w:szCs w:val="19"/>
+              </w:rPr>
+              <w:t>สำหรับ</w:t>
+            </w:r>
+            <w:proofErr w:type="spellEnd"/>
+            <w:r>
+              <w:rPr>
+                <w:sz w:val="19"/>
+                <w:szCs w:val="19"/>
+              </w:rPr>
+              <w:t xml:space="preserve"> query </w:t>
+            </w:r>
+            <w:proofErr w:type="spellStart"/>
+            <w:r>
+              <w:rPr>
+                <w:sz w:val="19"/>
+                <w:szCs w:val="19"/>
+              </w:rPr>
+              <w:t>ข้อมูลราคาหุ้นด้วย</w:t>
+            </w:r>
+            <w:proofErr w:type="spellEnd"/>
+            <w:r>
+              <w:rPr>
+                <w:sz w:val="19"/>
+                <w:szCs w:val="19"/>
+              </w:rPr>
+              <w:t xml:space="preserve"> </w:t>
+            </w:r>
+            <w:proofErr w:type="spellStart"/>
+            <w:r>
+              <w:rPr>
+                <w:sz w:val="19"/>
+                <w:szCs w:val="19"/>
+              </w:rPr>
+              <w:t>DuckDB</w:t>
+            </w:r>
+            <w:proofErr w:type="spellEnd"/>
+            <w:r>
+              <w:rPr>
+                <w:sz w:val="19"/>
+                <w:szCs w:val="19"/>
+              </w:rPr>
+              <w:t xml:space="preserve"> </w:t>
+            </w:r>
+            <w:proofErr w:type="spellStart"/>
+            <w:r>
+              <w:rPr>
+                <w:sz w:val="19"/>
+                <w:szCs w:val="19"/>
+              </w:rPr>
+              <w:t>โดยตรง</w:t>
+            </w:r>
+            <w:proofErr w:type="spellEnd"/>
+            <w:r>
+              <w:rPr>
+                <w:sz w:val="19"/>
+                <w:szCs w:val="19"/>
+              </w:rPr>
+              <w:t xml:space="preserve"> (</w:t>
+            </w:r>
+            <w:proofErr w:type="spellStart"/>
+            <w:r>
+              <w:rPr>
+                <w:sz w:val="19"/>
+                <w:szCs w:val="19"/>
+              </w:rPr>
+              <w:t>ตาราง</w:t>
+            </w:r>
+            <w:proofErr w:type="spellEnd"/>
+            <w:r>
+              <w:rPr>
+                <w:sz w:val="19"/>
+                <w:szCs w:val="19"/>
+              </w:rPr>
+              <w:t xml:space="preserve"> </w:t>
+            </w:r>
+            <w:proofErr w:type="spellStart"/>
+            <w:r>
+              <w:rPr>
+                <w:sz w:val="19"/>
+                <w:szCs w:val="19"/>
+              </w:rPr>
+              <w:t>price_data</w:t>
+            </w:r>
+            <w:proofErr w:type="spellEnd"/>
+            <w:r>
+              <w:rPr>
+                <w:sz w:val="19"/>
+                <w:szCs w:val="19"/>
+              </w:rPr>
+              <w:t>)</w:t>
             </w:r>
           </w:p>
         </w:tc>
@@ -3099,24 +4487,118 @@
       <w:pPr>
         <w:pStyle w:val="Heading2"/>
       </w:pPr>
+      <w:proofErr w:type="gramStart"/>
       <w:r>
         <w:rPr>
           <w:color w:val="1A3A5C"/>
         </w:rPr>
         <w:lastRenderedPageBreak/>
-        <w:t>3.3  💼 Portfolio</w:t>
+        <w:t>3.3  💼</w:t>
+      </w:r>
+      <w:proofErr w:type="gramEnd"/>
+      <w:r>
+        <w:rPr>
+          <w:color w:val="1A3A5C"/>
+        </w:rPr>
+        <w:t xml:space="preserve"> Portfolio</w:t>
       </w:r>
     </w:p>
     <w:p>
       <w:pPr>
         <w:spacing w:before="60" w:after="60"/>
       </w:pPr>
+      <w:proofErr w:type="spellStart"/>
       <w:r>
         <w:rPr>
           <w:color w:val="5D6D7E"/>
         </w:rPr>
-        <w:t>จัดการพอร์ตการลงทุนครบวงจร ตั้งแต่เพิ่ม/ลบหุ้น คำนวณกำไร/ขาดทุน ภาษี และดูประวัติ</w:t>
-      </w:r>
+        <w:t>จัดการพอร์ตการลงทุนครบวงจร</w:t>
+      </w:r>
+      <w:proofErr w:type="spellEnd"/>
+      <w:r>
+        <w:rPr>
+          <w:color w:val="5D6D7E"/>
+        </w:rPr>
+        <w:t xml:space="preserve"> </w:t>
+      </w:r>
+      <w:proofErr w:type="spellStart"/>
+      <w:r>
+        <w:rPr>
+          <w:color w:val="5D6D7E"/>
+        </w:rPr>
+        <w:t>ตั้งแต่เพิ่ม</w:t>
+      </w:r>
+      <w:proofErr w:type="spellEnd"/>
+      <w:r>
+        <w:rPr>
+          <w:color w:val="5D6D7E"/>
+        </w:rPr>
+        <w:t>/</w:t>
+      </w:r>
+      <w:proofErr w:type="spellStart"/>
+      <w:r>
+        <w:rPr>
+          <w:color w:val="5D6D7E"/>
+        </w:rPr>
+        <w:t>ลบหุ้น</w:t>
+      </w:r>
+      <w:proofErr w:type="spellEnd"/>
+      <w:r>
+        <w:rPr>
+          <w:color w:val="5D6D7E"/>
+        </w:rPr>
+        <w:t xml:space="preserve"> </w:t>
+      </w:r>
+      <w:proofErr w:type="spellStart"/>
+      <w:r>
+        <w:rPr>
+          <w:color w:val="5D6D7E"/>
+        </w:rPr>
+        <w:t>คำนวณกำไร</w:t>
+      </w:r>
+      <w:proofErr w:type="spellEnd"/>
+      <w:r>
+        <w:rPr>
+          <w:color w:val="5D6D7E"/>
+        </w:rPr>
+        <w:t>/</w:t>
+      </w:r>
+      <w:proofErr w:type="spellStart"/>
+      <w:r>
+        <w:rPr>
+          <w:color w:val="5D6D7E"/>
+        </w:rPr>
+        <w:t>ขาดทุน</w:t>
+      </w:r>
+      <w:proofErr w:type="spellEnd"/>
+      <w:r>
+        <w:rPr>
+          <w:color w:val="5D6D7E"/>
+        </w:rPr>
+        <w:t xml:space="preserve"> </w:t>
+      </w:r>
+      <w:proofErr w:type="spellStart"/>
+      <w:r>
+        <w:rPr>
+          <w:color w:val="5D6D7E"/>
+        </w:rPr>
+        <w:t>ภาษี</w:t>
+      </w:r>
+      <w:proofErr w:type="spellEnd"/>
+      <w:r>
+        <w:rPr>
+          <w:color w:val="5D6D7E"/>
+        </w:rPr>
+        <w:t xml:space="preserve"> </w:t>
+      </w:r>
+      <w:proofErr w:type="spellStart"/>
+      <w:r>
+        <w:rPr>
+          <w:color w:val="5D6D7E"/>
+        </w:rPr>
+        <w:t>และดูประวัติ</w:t>
+      </w:r>
+      <w:proofErr w:type="spellEnd"/>
     </w:p>
     <w:p/>
     <w:tbl>
@@ -3141,12 +4623,6 @@
         <w:gridCol w:w="6160"/>
       </w:tblGrid>
       <w:tr>
-        <w:tblPrEx>
-          <w:tblCellMar>
-            <w:top w:w="0" w:type="dxa"/>
-            <w:bottom w:w="0" w:type="dxa"/>
-          </w:tblCellMar>
-        </w:tblPrEx>
         <w:trPr>
           <w:tblHeader/>
         </w:trPr>
@@ -3171,6 +4647,7 @@
             <w:pPr>
               <w:jc w:val="center"/>
             </w:pPr>
+            <w:proofErr w:type="spellStart"/>
             <w:r>
               <w:rPr>
                 <w:b/>
@@ -3179,6 +4656,7 @@
               </w:rPr>
               <w:t>ส่วนประกอบ</w:t>
             </w:r>
+            <w:proofErr w:type="spellEnd"/>
           </w:p>
         </w:tc>
         <w:tc>
@@ -3202,6 +4680,7 @@
             <w:pPr>
               <w:jc w:val="center"/>
             </w:pPr>
+            <w:proofErr w:type="spellStart"/>
             <w:r>
               <w:rPr>
                 <w:b/>
@@ -3210,16 +4689,11 @@
               </w:rPr>
               <w:t>หน้าที่และรายละเอียด</w:t>
             </w:r>
+            <w:proofErr w:type="spellEnd"/>
           </w:p>
         </w:tc>
       </w:tr>
       <w:tr>
-        <w:tblPrEx>
-          <w:tblCellMar>
-            <w:top w:w="0" w:type="dxa"/>
-            <w:bottom w:w="0" w:type="dxa"/>
-          </w:tblCellMar>
-        </w:tblPrEx>
         <w:tc>
           <w:tcPr>
             <w:tcW w:w="3200" w:type="dxa"/>
@@ -3246,7 +4720,29 @@
                 <w:sz w:val="19"/>
                 <w:szCs w:val="19"/>
               </w:rPr>
-              <w:t>Summary Metrics (3 การ์ด)</w:t>
+              <w:t xml:space="preserve">Summary Metrics (3 </w:t>
+            </w:r>
+            <w:proofErr w:type="spellStart"/>
+            <w:r>
+              <w:rPr>
+                <w:b/>
+                <w:bCs/>
+                <w:color w:val="1E3A5F"/>
+                <w:sz w:val="19"/>
+                <w:szCs w:val="19"/>
+              </w:rPr>
+              <w:t>การ์ด</w:t>
+            </w:r>
+            <w:proofErr w:type="spellEnd"/>
+            <w:r>
+              <w:rPr>
+                <w:b/>
+                <w:bCs/>
+                <w:color w:val="1E3A5F"/>
+                <w:sz w:val="19"/>
+                <w:szCs w:val="19"/>
+              </w:rPr>
+              <w:t>)</w:t>
             </w:r>
           </w:p>
         </w:tc>
@@ -3268,23 +4764,67 @@
             </w:tcMar>
           </w:tcPr>
           <w:p>
-            <w:r>
-              <w:rPr>
-                <w:sz w:val="19"/>
-                <w:szCs w:val="19"/>
-              </w:rPr>
-              <w:t>มูลค่ารวม, ต้นทุนรวม, กำไร/ขาดทุนรวมของพอร์ตทั้งหมด</w:t>
-            </w:r>
+            <w:proofErr w:type="spellStart"/>
+            <w:r>
+              <w:rPr>
+                <w:sz w:val="19"/>
+                <w:szCs w:val="19"/>
+              </w:rPr>
+              <w:t>มูลค่ารวม</w:t>
+            </w:r>
+            <w:proofErr w:type="spellEnd"/>
+            <w:r>
+              <w:rPr>
+                <w:sz w:val="19"/>
+                <w:szCs w:val="19"/>
+              </w:rPr>
+              <w:t xml:space="preserve">, </w:t>
+            </w:r>
+            <w:proofErr w:type="spellStart"/>
+            <w:r>
+              <w:rPr>
+                <w:sz w:val="19"/>
+                <w:szCs w:val="19"/>
+              </w:rPr>
+              <w:t>ต้นทุนรวม</w:t>
+            </w:r>
+            <w:proofErr w:type="spellEnd"/>
+            <w:r>
+              <w:rPr>
+                <w:sz w:val="19"/>
+                <w:szCs w:val="19"/>
+              </w:rPr>
+              <w:t xml:space="preserve">, </w:t>
+            </w:r>
+            <w:proofErr w:type="spellStart"/>
+            <w:r>
+              <w:rPr>
+                <w:sz w:val="19"/>
+                <w:szCs w:val="19"/>
+              </w:rPr>
+              <w:t>กำไร</w:t>
+            </w:r>
+            <w:proofErr w:type="spellEnd"/>
+            <w:r>
+              <w:rPr>
+                <w:sz w:val="19"/>
+                <w:szCs w:val="19"/>
+              </w:rPr>
+              <w:t>/</w:t>
+            </w:r>
+            <w:proofErr w:type="spellStart"/>
+            <w:r>
+              <w:rPr>
+                <w:sz w:val="19"/>
+                <w:szCs w:val="19"/>
+              </w:rPr>
+              <w:t>ขาดทุนรวมของพอร์ตทั้งหมด</w:t>
+            </w:r>
+            <w:proofErr w:type="spellEnd"/>
           </w:p>
         </w:tc>
       </w:tr>
       <w:tr>
-        <w:tblPrEx>
-          <w:tblCellMar>
-            <w:top w:w="0" w:type="dxa"/>
-            <w:bottom w:w="0" w:type="dxa"/>
-          </w:tblCellMar>
-        </w:tblPrEx>
         <w:tc>
           <w:tcPr>
             <w:tcW w:w="3200" w:type="dxa"/>
@@ -3311,8 +4851,20 @@
                 <w:sz w:val="19"/>
                 <w:szCs w:val="19"/>
               </w:rPr>
-              <w:t>Tab: พอร์ตปัจจุบัน</w:t>
-            </w:r>
+              <w:t xml:space="preserve">Tab: </w:t>
+            </w:r>
+            <w:proofErr w:type="spellStart"/>
+            <w:r>
+              <w:rPr>
+                <w:b/>
+                <w:bCs/>
+                <w:color w:val="1E3A5F"/>
+                <w:sz w:val="19"/>
+                <w:szCs w:val="19"/>
+              </w:rPr>
+              <w:t>พอร์ตปัจจุบัน</w:t>
+            </w:r>
+            <w:proofErr w:type="spellEnd"/>
           </w:p>
         </w:tc>
         <w:tc>
@@ -3333,23 +4885,83 @@
             </w:tcMar>
           </w:tcPr>
           <w:p>
-            <w:r>
-              <w:rPr>
-                <w:sz w:val="19"/>
-                <w:szCs w:val="19"/>
-              </w:rPr>
-              <w:t>ตารางหุ้นทั้งหมดพร้อมราคา real-time, Donut Chart สัดส่วน และ Bar Chart กำไร/ขาดทุนแต่ละตัว</w:t>
-            </w:r>
+            <w:proofErr w:type="spellStart"/>
+            <w:r>
+              <w:rPr>
+                <w:sz w:val="19"/>
+                <w:szCs w:val="19"/>
+              </w:rPr>
+              <w:t>ตารางหุ้นทั้งหมดพร้อมราคา</w:t>
+            </w:r>
+            <w:proofErr w:type="spellEnd"/>
+            <w:r>
+              <w:rPr>
+                <w:sz w:val="19"/>
+                <w:szCs w:val="19"/>
+              </w:rPr>
+              <w:t xml:space="preserve"> real-time, Donut Chart </w:t>
+            </w:r>
+            <w:proofErr w:type="spellStart"/>
+            <w:r>
+              <w:rPr>
+                <w:sz w:val="19"/>
+                <w:szCs w:val="19"/>
+              </w:rPr>
+              <w:t>สัดส่วน</w:t>
+            </w:r>
+            <w:proofErr w:type="spellEnd"/>
+            <w:r>
+              <w:rPr>
+                <w:sz w:val="19"/>
+                <w:szCs w:val="19"/>
+              </w:rPr>
+              <w:t xml:space="preserve"> </w:t>
+            </w:r>
+            <w:proofErr w:type="spellStart"/>
+            <w:r>
+              <w:rPr>
+                <w:sz w:val="19"/>
+                <w:szCs w:val="19"/>
+              </w:rPr>
+              <w:t>และ</w:t>
+            </w:r>
+            <w:proofErr w:type="spellEnd"/>
+            <w:r>
+              <w:rPr>
+                <w:sz w:val="19"/>
+                <w:szCs w:val="19"/>
+              </w:rPr>
+              <w:t xml:space="preserve"> Bar Chart </w:t>
+            </w:r>
+            <w:proofErr w:type="spellStart"/>
+            <w:r>
+              <w:rPr>
+                <w:sz w:val="19"/>
+                <w:szCs w:val="19"/>
+              </w:rPr>
+              <w:t>กำไร</w:t>
+            </w:r>
+            <w:proofErr w:type="spellEnd"/>
+            <w:r>
+              <w:rPr>
+                <w:sz w:val="19"/>
+                <w:szCs w:val="19"/>
+              </w:rPr>
+              <w:t>/</w:t>
+            </w:r>
+            <w:proofErr w:type="spellStart"/>
+            <w:r>
+              <w:rPr>
+                <w:sz w:val="19"/>
+                <w:szCs w:val="19"/>
+              </w:rPr>
+              <w:t>ขาดทุนแต่ละตัว</w:t>
+            </w:r>
+            <w:proofErr w:type="spellEnd"/>
           </w:p>
         </w:tc>
       </w:tr>
       <w:tr>
-        <w:tblPrEx>
-          <w:tblCellMar>
-            <w:top w:w="0" w:type="dxa"/>
-            <w:bottom w:w="0" w:type="dxa"/>
-          </w:tblCellMar>
-        </w:tblPrEx>
         <w:tc>
           <w:tcPr>
             <w:tcW w:w="3200" w:type="dxa"/>
@@ -3368,6 +4980,7 @@
             </w:tcMar>
           </w:tcPr>
           <w:p>
+            <w:proofErr w:type="spellStart"/>
             <w:r>
               <w:rPr>
                 <w:b/>
@@ -3376,7 +4989,18 @@
                 <w:sz w:val="19"/>
                 <w:szCs w:val="19"/>
               </w:rPr>
-              <w:t>ปุ่มบันทึก Snapshot → Snowflake</w:t>
+              <w:t>ปุ่มบันทึก</w:t>
+            </w:r>
+            <w:proofErr w:type="spellEnd"/>
+            <w:r>
+              <w:rPr>
+                <w:b/>
+                <w:bCs/>
+                <w:color w:val="1E3A5F"/>
+                <w:sz w:val="19"/>
+                <w:szCs w:val="19"/>
+              </w:rPr>
+              <w:t xml:space="preserve"> Snapshot → Snowflake</w:t>
             </w:r>
           </w:p>
         </w:tc>
@@ -3398,23 +5022,35 @@
             </w:tcMar>
           </w:tcPr>
           <w:p>
-            <w:r>
-              <w:rPr>
-                <w:sz w:val="19"/>
-                <w:szCs w:val="19"/>
-              </w:rPr>
-              <w:t>บันทึกสถานะพอร์ตวันนี้ลง Snowflake เพื่อติดตามประวัติมูลค่าพอร์ตรายวัน</w:t>
-            </w:r>
+            <w:proofErr w:type="spellStart"/>
+            <w:r>
+              <w:rPr>
+                <w:sz w:val="19"/>
+                <w:szCs w:val="19"/>
+              </w:rPr>
+              <w:t>บันทึกสถานะพอร์ตวันนี้ลง</w:t>
+            </w:r>
+            <w:proofErr w:type="spellEnd"/>
+            <w:r>
+              <w:rPr>
+                <w:sz w:val="19"/>
+                <w:szCs w:val="19"/>
+              </w:rPr>
+              <w:t xml:space="preserve"> Snowflake </w:t>
+            </w:r>
+            <w:proofErr w:type="spellStart"/>
+            <w:r>
+              <w:rPr>
+                <w:sz w:val="19"/>
+                <w:szCs w:val="19"/>
+              </w:rPr>
+              <w:t>เพื่อติดตามประวัติมูลค่าพอร์ตรายวัน</w:t>
+            </w:r>
+            <w:proofErr w:type="spellEnd"/>
           </w:p>
         </w:tc>
       </w:tr>
       <w:tr>
-        <w:tblPrEx>
-          <w:tblCellMar>
-            <w:top w:w="0" w:type="dxa"/>
-            <w:bottom w:w="0" w:type="dxa"/>
-          </w:tblCellMar>
-        </w:tblPrEx>
         <w:tc>
           <w:tcPr>
             <w:tcW w:w="3200" w:type="dxa"/>
@@ -3441,8 +5077,42 @@
                 <w:sz w:val="19"/>
                 <w:szCs w:val="19"/>
               </w:rPr>
-              <w:t>Tab: เพิ่ม/ลบหุ้น</w:t>
-            </w:r>
+              <w:t xml:space="preserve">Tab: </w:t>
+            </w:r>
+            <w:proofErr w:type="spellStart"/>
+            <w:r>
+              <w:rPr>
+                <w:b/>
+                <w:bCs/>
+                <w:color w:val="1E3A5F"/>
+                <w:sz w:val="19"/>
+                <w:szCs w:val="19"/>
+              </w:rPr>
+              <w:t>เพิ่ม</w:t>
+            </w:r>
+            <w:proofErr w:type="spellEnd"/>
+            <w:r>
+              <w:rPr>
+                <w:b/>
+                <w:bCs/>
+                <w:color w:val="1E3A5F"/>
+                <w:sz w:val="19"/>
+                <w:szCs w:val="19"/>
+              </w:rPr>
+              <w:t>/</w:t>
+            </w:r>
+            <w:proofErr w:type="spellStart"/>
+            <w:r>
+              <w:rPr>
+                <w:b/>
+                <w:bCs/>
+                <w:color w:val="1E3A5F"/>
+                <w:sz w:val="19"/>
+                <w:szCs w:val="19"/>
+              </w:rPr>
+              <w:t>ลบหุ้น</w:t>
+            </w:r>
+            <w:proofErr w:type="spellEnd"/>
           </w:p>
         </w:tc>
         <w:tc>
@@ -3463,23 +5133,99 @@
             </w:tcMar>
           </w:tcPr>
           <w:p>
-            <w:r>
-              <w:rPr>
-                <w:sz w:val="19"/>
-                <w:szCs w:val="19"/>
-              </w:rPr>
-              <w:t>ฟอร์มบันทึก Trade (ซื้อ/ขาย) พร้อมบันทึกลง MongoDB และ Snowflake อัตโนมัติ</w:t>
-            </w:r>
+            <w:proofErr w:type="spellStart"/>
+            <w:r>
+              <w:rPr>
+                <w:sz w:val="19"/>
+                <w:szCs w:val="19"/>
+              </w:rPr>
+              <w:t>ฟอร์มบันทึก</w:t>
+            </w:r>
+            <w:proofErr w:type="spellEnd"/>
+            <w:r>
+              <w:rPr>
+                <w:sz w:val="19"/>
+                <w:szCs w:val="19"/>
+              </w:rPr>
+              <w:t xml:space="preserve"> Trade (</w:t>
+            </w:r>
+            <w:proofErr w:type="spellStart"/>
+            <w:r>
+              <w:rPr>
+                <w:sz w:val="19"/>
+                <w:szCs w:val="19"/>
+              </w:rPr>
+              <w:t>ซื้อ</w:t>
+            </w:r>
+            <w:proofErr w:type="spellEnd"/>
+            <w:r>
+              <w:rPr>
+                <w:sz w:val="19"/>
+                <w:szCs w:val="19"/>
+              </w:rPr>
+              <w:t>/</w:t>
+            </w:r>
+            <w:proofErr w:type="spellStart"/>
+            <w:r>
+              <w:rPr>
+                <w:sz w:val="19"/>
+                <w:szCs w:val="19"/>
+              </w:rPr>
+              <w:t>ขาย</w:t>
+            </w:r>
+            <w:proofErr w:type="spellEnd"/>
+            <w:r>
+              <w:rPr>
+                <w:sz w:val="19"/>
+                <w:szCs w:val="19"/>
+              </w:rPr>
+              <w:t xml:space="preserve">) </w:t>
+            </w:r>
+            <w:proofErr w:type="spellStart"/>
+            <w:r>
+              <w:rPr>
+                <w:sz w:val="19"/>
+                <w:szCs w:val="19"/>
+              </w:rPr>
+              <w:t>พร้อมบันทึกลง</w:t>
+            </w:r>
+            <w:proofErr w:type="spellEnd"/>
+            <w:r>
+              <w:rPr>
+                <w:sz w:val="19"/>
+                <w:szCs w:val="19"/>
+              </w:rPr>
+              <w:t xml:space="preserve"> MongoDB </w:t>
+            </w:r>
+            <w:proofErr w:type="spellStart"/>
+            <w:r>
+              <w:rPr>
+                <w:sz w:val="19"/>
+                <w:szCs w:val="19"/>
+              </w:rPr>
+              <w:t>และ</w:t>
+            </w:r>
+            <w:proofErr w:type="spellEnd"/>
+            <w:r>
+              <w:rPr>
+                <w:sz w:val="19"/>
+                <w:szCs w:val="19"/>
+              </w:rPr>
+              <w:t xml:space="preserve"> Snowflake </w:t>
+            </w:r>
+            <w:proofErr w:type="spellStart"/>
+            <w:r>
+              <w:rPr>
+                <w:sz w:val="19"/>
+                <w:szCs w:val="19"/>
+              </w:rPr>
+              <w:t>อัตโนมัติ</w:t>
+            </w:r>
+            <w:proofErr w:type="spellEnd"/>
           </w:p>
         </w:tc>
       </w:tr>
       <w:tr>
-        <w:tblPrEx>
-          <w:tblCellMar>
-            <w:top w:w="0" w:type="dxa"/>
-            <w:bottom w:w="0" w:type="dxa"/>
-          </w:tblCellMar>
-        </w:tblPrEx>
         <w:tc>
           <w:tcPr>
             <w:tcW w:w="3200" w:type="dxa"/>
@@ -3506,7 +5252,29 @@
                 <w:sz w:val="19"/>
                 <w:szCs w:val="19"/>
               </w:rPr>
-              <w:t>Tab: คำนวณภาษี WHT</w:t>
+              <w:t xml:space="preserve">Tab: </w:t>
+            </w:r>
+            <w:proofErr w:type="spellStart"/>
+            <w:r>
+              <w:rPr>
+                <w:b/>
+                <w:bCs/>
+                <w:color w:val="1E3A5F"/>
+                <w:sz w:val="19"/>
+                <w:szCs w:val="19"/>
+              </w:rPr>
+              <w:t>คำนวณภาษี</w:t>
+            </w:r>
+            <w:proofErr w:type="spellEnd"/>
+            <w:r>
+              <w:rPr>
+                <w:b/>
+                <w:bCs/>
+                <w:color w:val="1E3A5F"/>
+                <w:sz w:val="19"/>
+                <w:szCs w:val="19"/>
+              </w:rPr>
+              <w:t xml:space="preserve"> WHT</w:t>
             </w:r>
           </w:p>
         </w:tc>
@@ -3528,23 +5296,90 @@
             </w:tcMar>
           </w:tcPr>
           <w:p>
-            <w:r>
-              <w:rPr>
-                <w:sz w:val="19"/>
-                <w:szCs w:val="19"/>
-              </w:rPr>
-              <w:t>คำนวณภาษีหัก ณ ที่จ่าย (WHT) จากกำไรแต่ละหุ้น ปรับ % ได้ผ่าน slider</w:t>
+            <w:proofErr w:type="spellStart"/>
+            <w:r>
+              <w:rPr>
+                <w:sz w:val="19"/>
+                <w:szCs w:val="19"/>
+              </w:rPr>
+              <w:t>คำนวณภาษีหัก</w:t>
+            </w:r>
+            <w:proofErr w:type="spellEnd"/>
+            <w:r>
+              <w:rPr>
+                <w:sz w:val="19"/>
+                <w:szCs w:val="19"/>
+              </w:rPr>
+              <w:t xml:space="preserve"> ณ </w:t>
+            </w:r>
+            <w:proofErr w:type="spellStart"/>
+            <w:r>
+              <w:rPr>
+                <w:sz w:val="19"/>
+                <w:szCs w:val="19"/>
+              </w:rPr>
+              <w:t>ที่จ่าย</w:t>
+            </w:r>
+            <w:proofErr w:type="spellEnd"/>
+            <w:r>
+              <w:rPr>
+                <w:sz w:val="19"/>
+                <w:szCs w:val="19"/>
+              </w:rPr>
+              <w:t xml:space="preserve"> (WHT) </w:t>
+            </w:r>
+            <w:proofErr w:type="spellStart"/>
+            <w:r>
+              <w:rPr>
+                <w:sz w:val="19"/>
+                <w:szCs w:val="19"/>
+              </w:rPr>
+              <w:t>จากกำไรแต่ละหุ้น</w:t>
+            </w:r>
+            <w:proofErr w:type="spellEnd"/>
+            <w:r>
+              <w:rPr>
+                <w:sz w:val="19"/>
+                <w:szCs w:val="19"/>
+              </w:rPr>
+              <w:t xml:space="preserve"> </w:t>
+            </w:r>
+            <w:proofErr w:type="spellStart"/>
+            <w:r>
+              <w:rPr>
+                <w:sz w:val="19"/>
+                <w:szCs w:val="19"/>
+              </w:rPr>
+              <w:t>ปรับ</w:t>
+            </w:r>
+            <w:proofErr w:type="spellEnd"/>
+            <w:r>
+              <w:rPr>
+                <w:sz w:val="19"/>
+                <w:szCs w:val="19"/>
+              </w:rPr>
+              <w:t xml:space="preserve"> % </w:t>
+            </w:r>
+            <w:proofErr w:type="spellStart"/>
+            <w:r>
+              <w:rPr>
+                <w:sz w:val="19"/>
+                <w:szCs w:val="19"/>
+              </w:rPr>
+              <w:t>ได้ผ่าน</w:t>
+            </w:r>
+            <w:proofErr w:type="spellEnd"/>
+            <w:r>
+              <w:rPr>
+                <w:sz w:val="19"/>
+                <w:szCs w:val="19"/>
+              </w:rPr>
+              <w:t xml:space="preserve"> slider</w:t>
             </w:r>
           </w:p>
         </w:tc>
       </w:tr>
       <w:tr>
-        <w:tblPrEx>
-          <w:tblCellMar>
-            <w:top w:w="0" w:type="dxa"/>
-            <w:bottom w:w="0" w:type="dxa"/>
-          </w:tblCellMar>
-        </w:tblPrEx>
         <w:tc>
           <w:tcPr>
             <w:tcW w:w="3200" w:type="dxa"/>
@@ -3571,7 +5406,29 @@
                 <w:sz w:val="19"/>
                 <w:szCs w:val="19"/>
               </w:rPr>
-              <w:t>Tab: ประวัติ Trades</w:t>
+              <w:t xml:space="preserve">Tab: </w:t>
+            </w:r>
+            <w:proofErr w:type="spellStart"/>
+            <w:r>
+              <w:rPr>
+                <w:b/>
+                <w:bCs/>
+                <w:color w:val="1E3A5F"/>
+                <w:sz w:val="19"/>
+                <w:szCs w:val="19"/>
+              </w:rPr>
+              <w:t>ประวัติ</w:t>
+            </w:r>
+            <w:proofErr w:type="spellEnd"/>
+            <w:r>
+              <w:rPr>
+                <w:b/>
+                <w:bCs/>
+                <w:color w:val="1E3A5F"/>
+                <w:sz w:val="19"/>
+                <w:szCs w:val="19"/>
+              </w:rPr>
+              <w:t xml:space="preserve"> Trades</w:t>
             </w:r>
           </w:p>
         </w:tc>
@@ -3593,13 +5450,31 @@
             </w:tcMar>
           </w:tcPr>
           <w:p>
-            <w:r>
-              <w:rPr>
-                <w:sz w:val="19"/>
-                <w:szCs w:val="19"/>
-              </w:rPr>
-              <w:t>ดึงประวัติการซื้อขายทั้งหมดจาก Snowflake แสดงเป็นตาราง</w:t>
-            </w:r>
+            <w:proofErr w:type="spellStart"/>
+            <w:r>
+              <w:rPr>
+                <w:sz w:val="19"/>
+                <w:szCs w:val="19"/>
+              </w:rPr>
+              <w:t>ดึงประวัติการซื้อขายทั้งหมดจาก</w:t>
+            </w:r>
+            <w:proofErr w:type="spellEnd"/>
+            <w:r>
+              <w:rPr>
+                <w:sz w:val="19"/>
+                <w:szCs w:val="19"/>
+              </w:rPr>
+              <w:t xml:space="preserve"> Snowflake </w:t>
+            </w:r>
+            <w:proofErr w:type="spellStart"/>
+            <w:r>
+              <w:rPr>
+                <w:sz w:val="19"/>
+                <w:szCs w:val="19"/>
+              </w:rPr>
+              <w:t>แสดงเป็นตาราง</w:t>
+            </w:r>
+            <w:proofErr w:type="spellEnd"/>
           </w:p>
         </w:tc>
       </w:tr>
@@ -3618,23 +5493,67 @@
       <w:pPr>
         <w:pStyle w:val="Heading2"/>
       </w:pPr>
+      <w:proofErr w:type="gramStart"/>
       <w:r>
         <w:rPr>
           <w:color w:val="1A3A5C"/>
         </w:rPr>
         <w:lastRenderedPageBreak/>
-        <w:t>3.4  🤖 AI Advisor</w:t>
+        <w:t>3.4  🤖</w:t>
+      </w:r>
+      <w:proofErr w:type="gramEnd"/>
+      <w:r>
+        <w:rPr>
+          <w:color w:val="1A3A5C"/>
+        </w:rPr>
+        <w:t xml:space="preserve"> AI Advisor</w:t>
       </w:r>
     </w:p>
     <w:p>
       <w:pPr>
         <w:spacing w:before="60" w:after="60"/>
       </w:pPr>
+      <w:proofErr w:type="spellStart"/>
       <w:r>
         <w:rPr>
           <w:color w:val="5D6D7E"/>
         </w:rPr>
-        <w:t>วิเคราะห์หุ้นด้วย 2 โหมด — Non-AI (Rule-based Technical) และ AI Mode (Google Gemini)</w:t>
+        <w:t>วิเคราะห์หุ้นด้วย</w:t>
+      </w:r>
+      <w:proofErr w:type="spellEnd"/>
+      <w:r>
+        <w:rPr>
+          <w:color w:val="5D6D7E"/>
+        </w:rPr>
+        <w:t xml:space="preserve"> 2 </w:t>
+      </w:r>
+      <w:proofErr w:type="spellStart"/>
+      <w:r>
+        <w:rPr>
+          <w:color w:val="5D6D7E"/>
+        </w:rPr>
+        <w:t>โหมด</w:t>
+      </w:r>
+      <w:proofErr w:type="spellEnd"/>
+      <w:r>
+        <w:rPr>
+          <w:color w:val="5D6D7E"/>
+        </w:rPr>
+        <w:t xml:space="preserve"> — Non-AI (Rule-based Technical) </w:t>
+      </w:r>
+      <w:proofErr w:type="spellStart"/>
+      <w:r>
+        <w:rPr>
+          <w:color w:val="5D6D7E"/>
+        </w:rPr>
+        <w:t>และ</w:t>
+      </w:r>
+      <w:proofErr w:type="spellEnd"/>
+      <w:r>
+        <w:rPr>
+          <w:color w:val="5D6D7E"/>
+        </w:rPr>
+        <w:t xml:space="preserve"> AI Mode (Google Gemini)</w:t>
       </w:r>
     </w:p>
     <w:p/>
@@ -3660,12 +5579,6 @@
         <w:gridCol w:w="6160"/>
       </w:tblGrid>
       <w:tr>
-        <w:tblPrEx>
-          <w:tblCellMar>
-            <w:top w:w="0" w:type="dxa"/>
-            <w:bottom w:w="0" w:type="dxa"/>
-          </w:tblCellMar>
-        </w:tblPrEx>
         <w:trPr>
           <w:tblHeader/>
         </w:trPr>
@@ -3690,6 +5603,7 @@
             <w:pPr>
               <w:jc w:val="center"/>
             </w:pPr>
+            <w:proofErr w:type="spellStart"/>
             <w:r>
               <w:rPr>
                 <w:b/>
@@ -3698,6 +5612,7 @@
               </w:rPr>
               <w:t>ส่วนประกอบ</w:t>
             </w:r>
+            <w:proofErr w:type="spellEnd"/>
           </w:p>
         </w:tc>
         <w:tc>
@@ -3721,6 +5636,7 @@
             <w:pPr>
               <w:jc w:val="center"/>
             </w:pPr>
+            <w:proofErr w:type="spellStart"/>
             <w:r>
               <w:rPr>
                 <w:b/>
@@ -3729,16 +5645,11 @@
               </w:rPr>
               <w:t>หน้าที่และรายละเอียด</w:t>
             </w:r>
+            <w:proofErr w:type="spellEnd"/>
           </w:p>
         </w:tc>
       </w:tr>
       <w:tr>
-        <w:tblPrEx>
-          <w:tblCellMar>
-            <w:top w:w="0" w:type="dxa"/>
-            <w:bottom w:w="0" w:type="dxa"/>
-          </w:tblCellMar>
-        </w:tblPrEx>
         <w:tc>
           <w:tcPr>
             <w:tcW w:w="3200" w:type="dxa"/>
@@ -3787,23 +5698,58 @@
             </w:tcMar>
           </w:tcPr>
           <w:p>
-            <w:r>
-              <w:rPr>
-                <w:sz w:val="19"/>
-                <w:szCs w:val="19"/>
-              </w:rPr>
-              <w:t>เลือกระหว่าง Non-AI Mode (Technical Rules) หรือ AI Mode (Gemini) ด้วย Radio Button</w:t>
+            <w:proofErr w:type="spellStart"/>
+            <w:r>
+              <w:rPr>
+                <w:sz w:val="19"/>
+                <w:szCs w:val="19"/>
+              </w:rPr>
+              <w:t>เลือกระหว่าง</w:t>
+            </w:r>
+            <w:proofErr w:type="spellEnd"/>
+            <w:r>
+              <w:rPr>
+                <w:sz w:val="19"/>
+                <w:szCs w:val="19"/>
+              </w:rPr>
+              <w:t xml:space="preserve"> Non-AI Mode (Technical Rules) </w:t>
+            </w:r>
+            <w:proofErr w:type="spellStart"/>
+            <w:r>
+              <w:rPr>
+                <w:sz w:val="19"/>
+                <w:szCs w:val="19"/>
+              </w:rPr>
+              <w:t>หรือ</w:t>
+            </w:r>
+            <w:proofErr w:type="spellEnd"/>
+            <w:r>
+              <w:rPr>
+                <w:sz w:val="19"/>
+                <w:szCs w:val="19"/>
+              </w:rPr>
+              <w:t xml:space="preserve"> AI Mode (Gemini) </w:t>
+            </w:r>
+            <w:proofErr w:type="spellStart"/>
+            <w:r>
+              <w:rPr>
+                <w:sz w:val="19"/>
+                <w:szCs w:val="19"/>
+              </w:rPr>
+              <w:t>ด้วย</w:t>
+            </w:r>
+            <w:proofErr w:type="spellEnd"/>
+            <w:r>
+              <w:rPr>
+                <w:sz w:val="19"/>
+                <w:szCs w:val="19"/>
+              </w:rPr>
+              <w:t xml:space="preserve"> Radio Button</w:t>
             </w:r>
           </w:p>
         </w:tc>
       </w:tr>
       <w:tr>
-        <w:tblPrEx>
-          <w:tblCellMar>
-            <w:top w:w="0" w:type="dxa"/>
-            <w:bottom w:w="0" w:type="dxa"/>
-          </w:tblCellMar>
-        </w:tblPrEx>
         <w:tc>
           <w:tcPr>
             <w:tcW w:w="3200" w:type="dxa"/>
@@ -3852,23 +5798,74 @@
             </w:tcMar>
           </w:tcPr>
           <w:p>
-            <w:r>
-              <w:rPr>
-                <w:sz w:val="19"/>
-                <w:szCs w:val="19"/>
-              </w:rPr>
-              <w:t>คะแนน Technical รวม (+/-) จาก RSI, MACD, MA50, MA200 พร้อมสัญญาณ Buy/Sell/Hold</w:t>
+            <w:proofErr w:type="spellStart"/>
+            <w:r>
+              <w:rPr>
+                <w:sz w:val="19"/>
+                <w:szCs w:val="19"/>
+              </w:rPr>
+              <w:t>คะแนน</w:t>
+            </w:r>
+            <w:proofErr w:type="spellEnd"/>
+            <w:r>
+              <w:rPr>
+                <w:sz w:val="19"/>
+                <w:szCs w:val="19"/>
+              </w:rPr>
+              <w:t xml:space="preserve"> Technical </w:t>
+            </w:r>
+            <w:proofErr w:type="spellStart"/>
+            <w:r>
+              <w:rPr>
+                <w:sz w:val="19"/>
+                <w:szCs w:val="19"/>
+              </w:rPr>
+              <w:t>รวม</w:t>
+            </w:r>
+            <w:proofErr w:type="spellEnd"/>
+            <w:r>
+              <w:rPr>
+                <w:sz w:val="19"/>
+                <w:szCs w:val="19"/>
+              </w:rPr>
+              <w:t xml:space="preserve"> (+/-) </w:t>
+            </w:r>
+            <w:proofErr w:type="spellStart"/>
+            <w:r>
+              <w:rPr>
+                <w:sz w:val="19"/>
+                <w:szCs w:val="19"/>
+              </w:rPr>
+              <w:t>จาก</w:t>
+            </w:r>
+            <w:proofErr w:type="spellEnd"/>
+            <w:r>
+              <w:rPr>
+                <w:sz w:val="19"/>
+                <w:szCs w:val="19"/>
+              </w:rPr>
+              <w:t xml:space="preserve"> RSI, MACD, MA50, MA200 </w:t>
+            </w:r>
+            <w:proofErr w:type="spellStart"/>
+            <w:r>
+              <w:rPr>
+                <w:sz w:val="19"/>
+                <w:szCs w:val="19"/>
+              </w:rPr>
+              <w:t>พร้อมสัญญาณ</w:t>
+            </w:r>
+            <w:proofErr w:type="spellEnd"/>
+            <w:r>
+              <w:rPr>
+                <w:sz w:val="19"/>
+                <w:szCs w:val="19"/>
+              </w:rPr>
+              <w:t xml:space="preserve"> Buy/Sell/Hold</w:t>
             </w:r>
           </w:p>
         </w:tc>
       </w:tr>
       <w:tr>
-        <w:tblPrEx>
-          <w:tblCellMar>
-            <w:top w:w="0" w:type="dxa"/>
-            <w:bottom w:w="0" w:type="dxa"/>
-          </w:tblCellMar>
-        </w:tblPrEx>
         <w:tc>
           <w:tcPr>
             <w:tcW w:w="3200" w:type="dxa"/>
@@ -3887,6 +5884,7 @@
             </w:tcMar>
           </w:tcPr>
           <w:p>
+            <w:proofErr w:type="spellStart"/>
             <w:r>
               <w:rPr>
                 <w:b/>
@@ -3895,7 +5893,18 @@
                 <w:sz w:val="19"/>
                 <w:szCs w:val="19"/>
               </w:rPr>
-              <w:t>เป้าหมายราคา (Rule-based)</w:t>
+              <w:t>เป้าหมายราคา</w:t>
+            </w:r>
+            <w:proofErr w:type="spellEnd"/>
+            <w:r>
+              <w:rPr>
+                <w:b/>
+                <w:bCs/>
+                <w:color w:val="1E3A5F"/>
+                <w:sz w:val="19"/>
+                <w:szCs w:val="19"/>
+              </w:rPr>
+              <w:t xml:space="preserve"> (Rule-based)</w:t>
             </w:r>
           </w:p>
         </w:tc>
@@ -3917,23 +5926,58 @@
             </w:tcMar>
           </w:tcPr>
           <w:p>
-            <w:r>
-              <w:rPr>
-                <w:sz w:val="19"/>
-                <w:szCs w:val="19"/>
-              </w:rPr>
-              <w:t>แสดง Support, Resistance จาก Bollinger Bands และ Analyst Target</w:t>
+            <w:proofErr w:type="spellStart"/>
+            <w:r>
+              <w:rPr>
+                <w:sz w:val="19"/>
+                <w:szCs w:val="19"/>
+              </w:rPr>
+              <w:t>แสดง</w:t>
+            </w:r>
+            <w:proofErr w:type="spellEnd"/>
+            <w:r>
+              <w:rPr>
+                <w:sz w:val="19"/>
+                <w:szCs w:val="19"/>
+              </w:rPr>
+              <w:t xml:space="preserve"> Support, Resistance </w:t>
+            </w:r>
+            <w:proofErr w:type="spellStart"/>
+            <w:r>
+              <w:rPr>
+                <w:sz w:val="19"/>
+                <w:szCs w:val="19"/>
+              </w:rPr>
+              <w:t>จาก</w:t>
+            </w:r>
+            <w:proofErr w:type="spellEnd"/>
+            <w:r>
+              <w:rPr>
+                <w:sz w:val="19"/>
+                <w:szCs w:val="19"/>
+              </w:rPr>
+              <w:t xml:space="preserve"> Bollinger Bands </w:t>
+            </w:r>
+            <w:proofErr w:type="spellStart"/>
+            <w:r>
+              <w:rPr>
+                <w:sz w:val="19"/>
+                <w:szCs w:val="19"/>
+              </w:rPr>
+              <w:t>และ</w:t>
+            </w:r>
+            <w:proofErr w:type="spellEnd"/>
+            <w:r>
+              <w:rPr>
+                <w:sz w:val="19"/>
+                <w:szCs w:val="19"/>
+              </w:rPr>
+              <w:t xml:space="preserve"> Analyst Target</w:t>
             </w:r>
           </w:p>
         </w:tc>
       </w:tr>
       <w:tr>
-        <w:tblPrEx>
-          <w:tblCellMar>
-            <w:top w:w="0" w:type="dxa"/>
-            <w:bottom w:w="0" w:type="dxa"/>
-          </w:tblCellMar>
-        </w:tblPrEx>
         <w:tc>
           <w:tcPr>
             <w:tcW w:w="3200" w:type="dxa"/>
@@ -3960,8 +6004,20 @@
                 <w:sz w:val="19"/>
                 <w:szCs w:val="19"/>
               </w:rPr>
-              <w:t>Mini Chart 6 เดือน</w:t>
-            </w:r>
+              <w:t xml:space="preserve">Mini Chart 6 </w:t>
+            </w:r>
+            <w:proofErr w:type="spellStart"/>
+            <w:r>
+              <w:rPr>
+                <w:b/>
+                <w:bCs/>
+                <w:color w:val="1E3A5F"/>
+                <w:sz w:val="19"/>
+                <w:szCs w:val="19"/>
+              </w:rPr>
+              <w:t>เดือน</w:t>
+            </w:r>
+            <w:proofErr w:type="spellEnd"/>
           </w:p>
         </w:tc>
         <w:tc>
@@ -3982,23 +6038,42 @@
             </w:tcMar>
           </w:tcPr>
           <w:p>
-            <w:r>
-              <w:rPr>
-                <w:sz w:val="19"/>
-                <w:szCs w:val="19"/>
-              </w:rPr>
-              <w:t>กราฟราคาย่อ 6 เดือนพร้อม MA50</w:t>
+            <w:proofErr w:type="spellStart"/>
+            <w:r>
+              <w:rPr>
+                <w:sz w:val="19"/>
+                <w:szCs w:val="19"/>
+              </w:rPr>
+              <w:t>กราฟราคาย่อ</w:t>
+            </w:r>
+            <w:proofErr w:type="spellEnd"/>
+            <w:r>
+              <w:rPr>
+                <w:sz w:val="19"/>
+                <w:szCs w:val="19"/>
+              </w:rPr>
+              <w:t xml:space="preserve"> 6 </w:t>
+            </w:r>
+            <w:proofErr w:type="spellStart"/>
+            <w:r>
+              <w:rPr>
+                <w:sz w:val="19"/>
+                <w:szCs w:val="19"/>
+              </w:rPr>
+              <w:t>เดือนพร้อม</w:t>
+            </w:r>
+            <w:proofErr w:type="spellEnd"/>
+            <w:r>
+              <w:rPr>
+                <w:sz w:val="19"/>
+                <w:szCs w:val="19"/>
+              </w:rPr>
+              <w:t xml:space="preserve"> MA50</w:t>
             </w:r>
           </w:p>
         </w:tc>
       </w:tr>
       <w:tr>
-        <w:tblPrEx>
-          <w:tblCellMar>
-            <w:top w:w="0" w:type="dxa"/>
-            <w:bottom w:w="0" w:type="dxa"/>
-          </w:tblCellMar>
-        </w:tblPrEx>
         <w:tc>
           <w:tcPr>
             <w:tcW w:w="3200" w:type="dxa"/>
@@ -4017,6 +6092,7 @@
             </w:tcMar>
           </w:tcPr>
           <w:p>
+            <w:proofErr w:type="spellStart"/>
             <w:r>
               <w:rPr>
                 <w:b/>
@@ -4025,7 +6101,18 @@
                 <w:sz w:val="19"/>
                 <w:szCs w:val="19"/>
               </w:rPr>
-              <w:t>ข่าวล่าสุด (Snapshot)</w:t>
+              <w:t>ข่าวล่าสุด</w:t>
+            </w:r>
+            <w:proofErr w:type="spellEnd"/>
+            <w:r>
+              <w:rPr>
+                <w:b/>
+                <w:bCs/>
+                <w:color w:val="1E3A5F"/>
+                <w:sz w:val="19"/>
+                <w:szCs w:val="19"/>
+              </w:rPr>
+              <w:t xml:space="preserve"> (Snapshot)</w:t>
             </w:r>
           </w:p>
         </w:tc>
@@ -4047,23 +6134,35 @@
             </w:tcMar>
           </w:tcPr>
           <w:p>
-            <w:r>
-              <w:rPr>
-                <w:sz w:val="19"/>
-                <w:szCs w:val="19"/>
-              </w:rPr>
-              <w:t>ข่าว 3 ข่าวล่าสุดของหุ้นที่เลือก</w:t>
-            </w:r>
+            <w:proofErr w:type="spellStart"/>
+            <w:r>
+              <w:rPr>
+                <w:sz w:val="19"/>
+                <w:szCs w:val="19"/>
+              </w:rPr>
+              <w:t>ข่าว</w:t>
+            </w:r>
+            <w:proofErr w:type="spellEnd"/>
+            <w:r>
+              <w:rPr>
+                <w:sz w:val="19"/>
+                <w:szCs w:val="19"/>
+              </w:rPr>
+              <w:t xml:space="preserve"> 3 </w:t>
+            </w:r>
+            <w:proofErr w:type="spellStart"/>
+            <w:r>
+              <w:rPr>
+                <w:sz w:val="19"/>
+                <w:szCs w:val="19"/>
+              </w:rPr>
+              <w:t>ข่าวล่าสุดของหุ้นที่เลือก</w:t>
+            </w:r>
+            <w:proofErr w:type="spellEnd"/>
           </w:p>
         </w:tc>
       </w:tr>
       <w:tr>
-        <w:tblPrEx>
-          <w:tblCellMar>
-            <w:top w:w="0" w:type="dxa"/>
-            <w:bottom w:w="0" w:type="dxa"/>
-          </w:tblCellMar>
-        </w:tblPrEx>
         <w:tc>
           <w:tcPr>
             <w:tcW w:w="3200" w:type="dxa"/>
@@ -4090,7 +6189,29 @@
                 <w:sz w:val="19"/>
                 <w:szCs w:val="19"/>
               </w:rPr>
-              <w:t>[AI] วิเคราะห์หุ้นด้วย Gemini</w:t>
+              <w:t xml:space="preserve">[AI] </w:t>
+            </w:r>
+            <w:proofErr w:type="spellStart"/>
+            <w:r>
+              <w:rPr>
+                <w:b/>
+                <w:bCs/>
+                <w:color w:val="1E3A5F"/>
+                <w:sz w:val="19"/>
+                <w:szCs w:val="19"/>
+              </w:rPr>
+              <w:t>วิเคราะห์หุ้นด้วย</w:t>
+            </w:r>
+            <w:proofErr w:type="spellEnd"/>
+            <w:r>
+              <w:rPr>
+                <w:b/>
+                <w:bCs/>
+                <w:color w:val="1E3A5F"/>
+                <w:sz w:val="19"/>
+                <w:szCs w:val="19"/>
+              </w:rPr>
+              <w:t xml:space="preserve"> Gemini</w:t>
             </w:r>
           </w:p>
         </w:tc>
@@ -4117,18 +6238,124 @@
                 <w:sz w:val="19"/>
                 <w:szCs w:val="19"/>
               </w:rPr>
-              <w:t>AI วิเคราะห์เชิงลึก: จุดแข็ง, ความเสี่ยง, เป้าหมายราคา, กลยุทธ์การเทรด (cache ใน MongoDB 6 ชม.)</w:t>
+              <w:t xml:space="preserve">AI </w:t>
+            </w:r>
+            <w:proofErr w:type="spellStart"/>
+            <w:r>
+              <w:rPr>
+                <w:sz w:val="19"/>
+                <w:szCs w:val="19"/>
+              </w:rPr>
+              <w:t>วิเคราะห์เชิงลึก</w:t>
+            </w:r>
+            <w:proofErr w:type="spellEnd"/>
+            <w:r>
+              <w:rPr>
+                <w:sz w:val="19"/>
+                <w:szCs w:val="19"/>
+              </w:rPr>
+              <w:t xml:space="preserve">: </w:t>
+            </w:r>
+            <w:proofErr w:type="spellStart"/>
+            <w:r>
+              <w:rPr>
+                <w:sz w:val="19"/>
+                <w:szCs w:val="19"/>
+              </w:rPr>
+              <w:t>จุดแข็ง</w:t>
+            </w:r>
+            <w:proofErr w:type="spellEnd"/>
+            <w:r>
+              <w:rPr>
+                <w:sz w:val="19"/>
+                <w:szCs w:val="19"/>
+              </w:rPr>
+              <w:t xml:space="preserve">, </w:t>
+            </w:r>
+            <w:proofErr w:type="spellStart"/>
+            <w:r>
+              <w:rPr>
+                <w:sz w:val="19"/>
+                <w:szCs w:val="19"/>
+              </w:rPr>
+              <w:t>ความเสี่ยง</w:t>
+            </w:r>
+            <w:proofErr w:type="spellEnd"/>
+            <w:r>
+              <w:rPr>
+                <w:sz w:val="19"/>
+                <w:szCs w:val="19"/>
+              </w:rPr>
+              <w:t xml:space="preserve">, </w:t>
+            </w:r>
+            <w:proofErr w:type="spellStart"/>
+            <w:r>
+              <w:rPr>
+                <w:sz w:val="19"/>
+                <w:szCs w:val="19"/>
+              </w:rPr>
+              <w:t>เป้าหมายราคา</w:t>
+            </w:r>
+            <w:proofErr w:type="spellEnd"/>
+            <w:r>
+              <w:rPr>
+                <w:sz w:val="19"/>
+                <w:szCs w:val="19"/>
+              </w:rPr>
+              <w:t xml:space="preserve">, </w:t>
+            </w:r>
+            <w:proofErr w:type="spellStart"/>
+            <w:r>
+              <w:rPr>
+                <w:sz w:val="19"/>
+                <w:szCs w:val="19"/>
+              </w:rPr>
+              <w:t>กลยุทธ์การเทรด</w:t>
+            </w:r>
+            <w:proofErr w:type="spellEnd"/>
+            <w:r>
+              <w:rPr>
+                <w:sz w:val="19"/>
+                <w:szCs w:val="19"/>
+              </w:rPr>
+              <w:t xml:space="preserve"> (cache </w:t>
+            </w:r>
+            <w:proofErr w:type="spellStart"/>
+            <w:r>
+              <w:rPr>
+                <w:sz w:val="19"/>
+                <w:szCs w:val="19"/>
+              </w:rPr>
+              <w:t>ใน</w:t>
+            </w:r>
+            <w:proofErr w:type="spellEnd"/>
+            <w:r>
+              <w:rPr>
+                <w:sz w:val="19"/>
+                <w:szCs w:val="19"/>
+              </w:rPr>
+              <w:t xml:space="preserve"> MongoDB 6 </w:t>
+            </w:r>
+            <w:proofErr w:type="spellStart"/>
+            <w:r>
+              <w:rPr>
+                <w:sz w:val="19"/>
+                <w:szCs w:val="19"/>
+              </w:rPr>
+              <w:t>ชม</w:t>
+            </w:r>
+            <w:proofErr w:type="spellEnd"/>
+            <w:r>
+              <w:rPr>
+                <w:sz w:val="19"/>
+                <w:szCs w:val="19"/>
+              </w:rPr>
+              <w:t>.)</w:t>
             </w:r>
           </w:p>
         </w:tc>
       </w:tr>
       <w:tr>
-        <w:tblPrEx>
-          <w:tblCellMar>
-            <w:top w:w="0" w:type="dxa"/>
-            <w:bottom w:w="0" w:type="dxa"/>
-          </w:tblCellMar>
-        </w:tblPrEx>
         <w:tc>
           <w:tcPr>
             <w:tcW w:w="3200" w:type="dxa"/>
@@ -4155,8 +6382,20 @@
                 <w:sz w:val="19"/>
                 <w:szCs w:val="19"/>
               </w:rPr>
-              <w:t>[AI] Sentiment ข่าว</w:t>
-            </w:r>
+              <w:t xml:space="preserve">[AI] Sentiment </w:t>
+            </w:r>
+            <w:proofErr w:type="spellStart"/>
+            <w:r>
+              <w:rPr>
+                <w:b/>
+                <w:bCs/>
+                <w:color w:val="1E3A5F"/>
+                <w:sz w:val="19"/>
+                <w:szCs w:val="19"/>
+              </w:rPr>
+              <w:t>ข่าว</w:t>
+            </w:r>
+            <w:proofErr w:type="spellEnd"/>
           </w:p>
         </w:tc>
         <w:tc>
@@ -4182,18 +6421,53 @@
                 <w:sz w:val="19"/>
                 <w:szCs w:val="19"/>
               </w:rPr>
-              <w:t>AI สรุป Sentiment ข่าวทั้งหมด: Bullish/Neutral/Bearish พร้อมคะแนนและประเด็นสำคัญ</w:t>
-            </w:r>
+              <w:t xml:space="preserve">AI </w:t>
+            </w:r>
+            <w:proofErr w:type="spellStart"/>
+            <w:r>
+              <w:rPr>
+                <w:sz w:val="19"/>
+                <w:szCs w:val="19"/>
+              </w:rPr>
+              <w:t>สรุป</w:t>
+            </w:r>
+            <w:proofErr w:type="spellEnd"/>
+            <w:r>
+              <w:rPr>
+                <w:sz w:val="19"/>
+                <w:szCs w:val="19"/>
+              </w:rPr>
+              <w:t xml:space="preserve"> Sentiment </w:t>
+            </w:r>
+            <w:proofErr w:type="spellStart"/>
+            <w:r>
+              <w:rPr>
+                <w:sz w:val="19"/>
+                <w:szCs w:val="19"/>
+              </w:rPr>
+              <w:t>ข่าวทั้งหมด</w:t>
+            </w:r>
+            <w:proofErr w:type="spellEnd"/>
+            <w:r>
+              <w:rPr>
+                <w:sz w:val="19"/>
+                <w:szCs w:val="19"/>
+              </w:rPr>
+              <w:t xml:space="preserve">: Bullish/Neutral/Bearish </w:t>
+            </w:r>
+            <w:proofErr w:type="spellStart"/>
+            <w:r>
+              <w:rPr>
+                <w:sz w:val="19"/>
+                <w:szCs w:val="19"/>
+              </w:rPr>
+              <w:t>พร้อมคะแนนและประเด็นสำคัญ</w:t>
+            </w:r>
+            <w:proofErr w:type="spellEnd"/>
           </w:p>
         </w:tc>
       </w:tr>
       <w:tr>
-        <w:tblPrEx>
-          <w:tblCellMar>
-            <w:top w:w="0" w:type="dxa"/>
-            <w:bottom w:w="0" w:type="dxa"/>
-          </w:tblCellMar>
-        </w:tblPrEx>
         <w:tc>
           <w:tcPr>
             <w:tcW w:w="3200" w:type="dxa"/>
@@ -4220,8 +6494,20 @@
                 <w:sz w:val="19"/>
                 <w:szCs w:val="19"/>
               </w:rPr>
-              <w:t>[AI] พยากรณ์ราคา</w:t>
-            </w:r>
+              <w:t xml:space="preserve">[AI] </w:t>
+            </w:r>
+            <w:proofErr w:type="spellStart"/>
+            <w:r>
+              <w:rPr>
+                <w:b/>
+                <w:bCs/>
+                <w:color w:val="1E3A5F"/>
+                <w:sz w:val="19"/>
+                <w:szCs w:val="19"/>
+              </w:rPr>
+              <w:t>พยากรณ์ราคา</w:t>
+            </w:r>
+            <w:proofErr w:type="spellEnd"/>
           </w:p>
         </w:tc>
         <w:tc>
@@ -4247,18 +6533,69 @@
                 <w:sz w:val="19"/>
                 <w:szCs w:val="19"/>
               </w:rPr>
-              <w:t>AI ประเมินทิศทางราคาระยะสั้น 1-4 สัปดาห์ พร้อม % ความมั่นใจ</w:t>
-            </w:r>
+              <w:t xml:space="preserve">AI </w:t>
+            </w:r>
+            <w:proofErr w:type="spellStart"/>
+            <w:r>
+              <w:rPr>
+                <w:sz w:val="19"/>
+                <w:szCs w:val="19"/>
+              </w:rPr>
+              <w:t>ประเมินทิศทางราคาระยะสั้น</w:t>
+            </w:r>
+            <w:proofErr w:type="spellEnd"/>
+            <w:r>
+              <w:rPr>
+                <w:sz w:val="19"/>
+                <w:szCs w:val="19"/>
+              </w:rPr>
+              <w:t xml:space="preserve"> 1-4 </w:t>
+            </w:r>
+            <w:proofErr w:type="spellStart"/>
+            <w:r>
+              <w:rPr>
+                <w:sz w:val="19"/>
+                <w:szCs w:val="19"/>
+              </w:rPr>
+              <w:t>สัปดาห์</w:t>
+            </w:r>
+            <w:proofErr w:type="spellEnd"/>
+            <w:r>
+              <w:rPr>
+                <w:sz w:val="19"/>
+                <w:szCs w:val="19"/>
+              </w:rPr>
+              <w:t xml:space="preserve"> </w:t>
+            </w:r>
+            <w:proofErr w:type="spellStart"/>
+            <w:r>
+              <w:rPr>
+                <w:sz w:val="19"/>
+                <w:szCs w:val="19"/>
+              </w:rPr>
+              <w:t>พร้อม</w:t>
+            </w:r>
+            <w:proofErr w:type="spellEnd"/>
+            <w:r>
+              <w:rPr>
+                <w:sz w:val="19"/>
+                <w:szCs w:val="19"/>
+              </w:rPr>
+              <w:t xml:space="preserve"> % </w:t>
+            </w:r>
+            <w:proofErr w:type="spellStart"/>
+            <w:r>
+              <w:rPr>
+                <w:sz w:val="19"/>
+                <w:szCs w:val="19"/>
+              </w:rPr>
+              <w:t>ความมั่นใจ</w:t>
+            </w:r>
+            <w:proofErr w:type="spellEnd"/>
           </w:p>
         </w:tc>
       </w:tr>
       <w:tr>
-        <w:tblPrEx>
-          <w:tblCellMar>
-            <w:top w:w="0" w:type="dxa"/>
-            <w:bottom w:w="0" w:type="dxa"/>
-          </w:tblCellMar>
-        </w:tblPrEx>
         <w:tc>
           <w:tcPr>
             <w:tcW w:w="3200" w:type="dxa"/>
@@ -4285,7 +6622,29 @@
                 <w:sz w:val="19"/>
                 <w:szCs w:val="19"/>
               </w:rPr>
-              <w:t>[Non-AI] ตาราง Technical Indicators</w:t>
+              <w:t xml:space="preserve">[Non-AI] </w:t>
+            </w:r>
+            <w:proofErr w:type="spellStart"/>
+            <w:r>
+              <w:rPr>
+                <w:b/>
+                <w:bCs/>
+                <w:color w:val="1E3A5F"/>
+                <w:sz w:val="19"/>
+                <w:szCs w:val="19"/>
+              </w:rPr>
+              <w:t>ตาราง</w:t>
+            </w:r>
+            <w:proofErr w:type="spellEnd"/>
+            <w:r>
+              <w:rPr>
+                <w:b/>
+                <w:bCs/>
+                <w:color w:val="1E3A5F"/>
+                <w:sz w:val="19"/>
+                <w:szCs w:val="19"/>
+              </w:rPr>
+              <w:t xml:space="preserve"> Technical Indicators</w:t>
             </w:r>
           </w:p>
         </w:tc>
@@ -4307,13 +6666,47 @@
             </w:tcMar>
           </w:tcPr>
           <w:p>
-            <w:r>
-              <w:rPr>
-                <w:sz w:val="19"/>
-                <w:szCs w:val="19"/>
-              </w:rPr>
-              <w:t>ตารางสรุป indicator ทุกตัวพร้อมสัญญาณ 🟢🔴🟡 อ่านง่าย</w:t>
-            </w:r>
+            <w:proofErr w:type="spellStart"/>
+            <w:r>
+              <w:rPr>
+                <w:sz w:val="19"/>
+                <w:szCs w:val="19"/>
+              </w:rPr>
+              <w:t>ตารางสรุป</w:t>
+            </w:r>
+            <w:proofErr w:type="spellEnd"/>
+            <w:r>
+              <w:rPr>
+                <w:sz w:val="19"/>
+                <w:szCs w:val="19"/>
+              </w:rPr>
+              <w:t xml:space="preserve"> indicator </w:t>
+            </w:r>
+            <w:proofErr w:type="spellStart"/>
+            <w:r>
+              <w:rPr>
+                <w:sz w:val="19"/>
+                <w:szCs w:val="19"/>
+              </w:rPr>
+              <w:t>ทุกตัวพร้อมสัญญาณ</w:t>
+            </w:r>
+            <w:proofErr w:type="spellEnd"/>
+            <w:r>
+              <w:rPr>
+                <w:sz w:val="19"/>
+                <w:szCs w:val="19"/>
+              </w:rPr>
+              <w:t xml:space="preserve"> 🟢🔴🟡 </w:t>
+            </w:r>
+            <w:proofErr w:type="spellStart"/>
+            <w:r>
+              <w:rPr>
+                <w:sz w:val="19"/>
+                <w:szCs w:val="19"/>
+              </w:rPr>
+              <w:t>อ่านง่าย</w:t>
+            </w:r>
+            <w:proofErr w:type="spellEnd"/>
           </w:p>
         </w:tc>
       </w:tr>
@@ -4332,24 +6725,56 @@
       <w:pPr>
         <w:pStyle w:val="Heading2"/>
       </w:pPr>
+      <w:proofErr w:type="gramStart"/>
       <w:r>
         <w:rPr>
           <w:color w:val="1A3A5C"/>
         </w:rPr>
         <w:lastRenderedPageBreak/>
-        <w:t>3.5  ⚗️ Backtest</w:t>
-      </w:r>
+        <w:t>3.5  ⚗</w:t>
+      </w:r>
+      <w:proofErr w:type="gramEnd"/>
+      <w:r>
+        <w:rPr>
+          <w:color w:val="1A3A5C"/>
+        </w:rPr>
+        <w:t xml:space="preserve">️ </w:t>
+      </w:r>
+      <w:proofErr w:type="spellStart"/>
+      <w:r>
+        <w:rPr>
+          <w:color w:val="1A3A5C"/>
+        </w:rPr>
+        <w:t>Backtest</w:t>
+      </w:r>
+      <w:proofErr w:type="spellEnd"/>
     </w:p>
     <w:p>
       <w:pPr>
         <w:spacing w:before="60" w:after="60"/>
       </w:pPr>
+      <w:proofErr w:type="spellStart"/>
       <w:r>
         <w:rPr>
           <w:color w:val="5D6D7E"/>
         </w:rPr>
-        <w:t>ทดสอบกลยุทธ์การลงทุนย้อนหลังด้วยข้อมูลราคาจริง เพื่อประเมินประสิทธิภาพก่อนนำไปใช้จริง</w:t>
-      </w:r>
+        <w:t>ทดสอบกลยุทธ์การลงทุนย้อนหลังด้วยข้อมูลราคาจริง</w:t>
+      </w:r>
+      <w:proofErr w:type="spellEnd"/>
+      <w:r>
+        <w:rPr>
+          <w:color w:val="5D6D7E"/>
+        </w:rPr>
+        <w:t xml:space="preserve"> </w:t>
+      </w:r>
+      <w:proofErr w:type="spellStart"/>
+      <w:r>
+        <w:rPr>
+          <w:color w:val="5D6D7E"/>
+        </w:rPr>
+        <w:t>เพื่อประเมินประสิทธิภาพก่อนนำไปใช้จริง</w:t>
+      </w:r>
+      <w:proofErr w:type="spellEnd"/>
     </w:p>
     <w:p/>
     <w:tbl>
@@ -4374,12 +6799,6 @@
         <w:gridCol w:w="6160"/>
       </w:tblGrid>
       <w:tr>
-        <w:tblPrEx>
-          <w:tblCellMar>
-            <w:top w:w="0" w:type="dxa"/>
-            <w:bottom w:w="0" w:type="dxa"/>
-          </w:tblCellMar>
-        </w:tblPrEx>
         <w:trPr>
           <w:tblHeader/>
         </w:trPr>
@@ -4404,6 +6823,7 @@
             <w:pPr>
               <w:jc w:val="center"/>
             </w:pPr>
+            <w:proofErr w:type="spellStart"/>
             <w:r>
               <w:rPr>
                 <w:b/>
@@ -4412,6 +6832,7 @@
               </w:rPr>
               <w:t>ส่วนประกอบ</w:t>
             </w:r>
+            <w:proofErr w:type="spellEnd"/>
           </w:p>
         </w:tc>
         <w:tc>
@@ -4435,6 +6856,7 @@
             <w:pPr>
               <w:jc w:val="center"/>
             </w:pPr>
+            <w:proofErr w:type="spellStart"/>
             <w:r>
               <w:rPr>
                 <w:b/>
@@ -4443,16 +6865,11 @@
               </w:rPr>
               <w:t>หน้าที่และรายละเอียด</w:t>
             </w:r>
+            <w:proofErr w:type="spellEnd"/>
           </w:p>
         </w:tc>
       </w:tr>
       <w:tr>
-        <w:tblPrEx>
-          <w:tblCellMar>
-            <w:top w:w="0" w:type="dxa"/>
-            <w:bottom w:w="0" w:type="dxa"/>
-          </w:tblCellMar>
-        </w:tblPrEx>
         <w:tc>
           <w:tcPr>
             <w:tcW w:w="3200" w:type="dxa"/>
@@ -4501,23 +6918,74 @@
             </w:tcMar>
           </w:tcPr>
           <w:p>
-            <w:r>
-              <w:rPr>
-                <w:sz w:val="19"/>
-                <w:szCs w:val="19"/>
-              </w:rPr>
-              <w:t>เลือก Strategy: MA Crossover (MA20 vs MA50) หรือ RSI Mean Reversion (&lt;35 ซื้อ / &gt;65 ขาย)</w:t>
+            <w:proofErr w:type="spellStart"/>
+            <w:r>
+              <w:rPr>
+                <w:sz w:val="19"/>
+                <w:szCs w:val="19"/>
+              </w:rPr>
+              <w:t>เลือก</w:t>
+            </w:r>
+            <w:proofErr w:type="spellEnd"/>
+            <w:r>
+              <w:rPr>
+                <w:sz w:val="19"/>
+                <w:szCs w:val="19"/>
+              </w:rPr>
+              <w:t xml:space="preserve"> Strategy: MA Crossover (MA20 vs MA50) </w:t>
+            </w:r>
+            <w:proofErr w:type="spellStart"/>
+            <w:r>
+              <w:rPr>
+                <w:sz w:val="19"/>
+                <w:szCs w:val="19"/>
+              </w:rPr>
+              <w:t>หรือ</w:t>
+            </w:r>
+            <w:proofErr w:type="spellEnd"/>
+            <w:r>
+              <w:rPr>
+                <w:sz w:val="19"/>
+                <w:szCs w:val="19"/>
+              </w:rPr>
+              <w:t xml:space="preserve"> RSI Mean Reversion (&lt;35 </w:t>
+            </w:r>
+            <w:proofErr w:type="spellStart"/>
+            <w:r>
+              <w:rPr>
+                <w:sz w:val="19"/>
+                <w:szCs w:val="19"/>
+              </w:rPr>
+              <w:t>ซื้อ</w:t>
+            </w:r>
+            <w:proofErr w:type="spellEnd"/>
+            <w:r>
+              <w:rPr>
+                <w:sz w:val="19"/>
+                <w:szCs w:val="19"/>
+              </w:rPr>
+              <w:t xml:space="preserve"> / &gt;65 </w:t>
+            </w:r>
+            <w:proofErr w:type="spellStart"/>
+            <w:r>
+              <w:rPr>
+                <w:sz w:val="19"/>
+                <w:szCs w:val="19"/>
+              </w:rPr>
+              <w:t>ขาย</w:t>
+            </w:r>
+            <w:proofErr w:type="spellEnd"/>
+            <w:r>
+              <w:rPr>
+                <w:sz w:val="19"/>
+                <w:szCs w:val="19"/>
+              </w:rPr>
+              <w:t>)</w:t>
             </w:r>
           </w:p>
         </w:tc>
       </w:tr>
       <w:tr>
-        <w:tblPrEx>
-          <w:tblCellMar>
-            <w:top w:w="0" w:type="dxa"/>
-            <w:bottom w:w="0" w:type="dxa"/>
-          </w:tblCellMar>
-        </w:tblPrEx>
         <w:tc>
           <w:tcPr>
             <w:tcW w:w="3200" w:type="dxa"/>
@@ -4544,7 +7012,29 @@
                 <w:sz w:val="19"/>
                 <w:szCs w:val="19"/>
               </w:rPr>
-              <w:t>Performance Metrics (5 การ์ด)</w:t>
+              <w:t xml:space="preserve">Performance Metrics (5 </w:t>
+            </w:r>
+            <w:proofErr w:type="spellStart"/>
+            <w:r>
+              <w:rPr>
+                <w:b/>
+                <w:bCs/>
+                <w:color w:val="1E3A5F"/>
+                <w:sz w:val="19"/>
+                <w:szCs w:val="19"/>
+              </w:rPr>
+              <w:t>การ์ด</w:t>
+            </w:r>
+            <w:proofErr w:type="spellEnd"/>
+            <w:r>
+              <w:rPr>
+                <w:b/>
+                <w:bCs/>
+                <w:color w:val="1E3A5F"/>
+                <w:sz w:val="19"/>
+                <w:szCs w:val="19"/>
+              </w:rPr>
+              <w:t>)</w:t>
             </w:r>
           </w:p>
         </w:tc>
@@ -4571,18 +7061,28 @@
                 <w:sz w:val="19"/>
                 <w:szCs w:val="19"/>
               </w:rPr>
-              <w:t>Strategy Return, Buy &amp; Hold Return, Sharpe Ratio, Max Drawdown และจำนวน Trades</w:t>
+              <w:t xml:space="preserve">Strategy Return, Buy &amp; Hold Return, Sharpe Ratio, Max Drawdown </w:t>
+            </w:r>
+            <w:proofErr w:type="spellStart"/>
+            <w:r>
+              <w:rPr>
+                <w:sz w:val="19"/>
+                <w:szCs w:val="19"/>
+              </w:rPr>
+              <w:t>และจำนวน</w:t>
+            </w:r>
+            <w:proofErr w:type="spellEnd"/>
+            <w:r>
+              <w:rPr>
+                <w:sz w:val="19"/>
+                <w:szCs w:val="19"/>
+              </w:rPr>
+              <w:t xml:space="preserve"> Trades</w:t>
             </w:r>
           </w:p>
         </w:tc>
       </w:tr>
       <w:tr>
-        <w:tblPrEx>
-          <w:tblCellMar>
-            <w:top w:w="0" w:type="dxa"/>
-            <w:bottom w:w="0" w:type="dxa"/>
-          </w:tblCellMar>
-        </w:tblPrEx>
         <w:tc>
           <w:tcPr>
             <w:tcW w:w="3200" w:type="dxa"/>
@@ -4631,23 +7131,35 @@
             </w:tcMar>
           </w:tcPr>
           <w:p>
-            <w:r>
-              <w:rPr>
-                <w:sz w:val="19"/>
-                <w:szCs w:val="19"/>
-              </w:rPr>
-              <w:t>กราฟเปรียบเทียบผลตอบแทนสะสม Strategy vs Buy &amp; Hold ตลอดช่วงเวลา</w:t>
-            </w:r>
+            <w:proofErr w:type="spellStart"/>
+            <w:r>
+              <w:rPr>
+                <w:sz w:val="19"/>
+                <w:szCs w:val="19"/>
+              </w:rPr>
+              <w:t>กราฟเปรียบเทียบผลตอบแทนสะสม</w:t>
+            </w:r>
+            <w:proofErr w:type="spellEnd"/>
+            <w:r>
+              <w:rPr>
+                <w:sz w:val="19"/>
+                <w:szCs w:val="19"/>
+              </w:rPr>
+              <w:t xml:space="preserve"> Strategy vs Buy &amp; Hold </w:t>
+            </w:r>
+            <w:proofErr w:type="spellStart"/>
+            <w:r>
+              <w:rPr>
+                <w:sz w:val="19"/>
+                <w:szCs w:val="19"/>
+              </w:rPr>
+              <w:t>ตลอดช่วงเวลา</w:t>
+            </w:r>
+            <w:proofErr w:type="spellEnd"/>
           </w:p>
         </w:tc>
       </w:tr>
       <w:tr>
-        <w:tblPrEx>
-          <w:tblCellMar>
-            <w:top w:w="0" w:type="dxa"/>
-            <w:bottom w:w="0" w:type="dxa"/>
-          </w:tblCellMar>
-        </w:tblPrEx>
         <w:tc>
           <w:tcPr>
             <w:tcW w:w="3200" w:type="dxa"/>
@@ -4696,23 +7208,67 @@
             </w:tcMar>
           </w:tcPr>
           <w:p>
-            <w:r>
-              <w:rPr>
-                <w:sz w:val="19"/>
-                <w:szCs w:val="19"/>
-              </w:rPr>
-              <w:t>กราฟราคาพร้อม markers สัญญาณ Buy (🟢▲) และ Sell (🔴▼) ทุกจุดที่เกิดขึ้น</w:t>
-            </w:r>
+            <w:proofErr w:type="spellStart"/>
+            <w:r>
+              <w:rPr>
+                <w:sz w:val="19"/>
+                <w:szCs w:val="19"/>
+              </w:rPr>
+              <w:t>กราฟราคาพร้อม</w:t>
+            </w:r>
+            <w:proofErr w:type="spellEnd"/>
+            <w:r>
+              <w:rPr>
+                <w:sz w:val="19"/>
+                <w:szCs w:val="19"/>
+              </w:rPr>
+              <w:t xml:space="preserve"> markers </w:t>
+            </w:r>
+            <w:proofErr w:type="spellStart"/>
+            <w:r>
+              <w:rPr>
+                <w:sz w:val="19"/>
+                <w:szCs w:val="19"/>
+              </w:rPr>
+              <w:t>สัญญาณ</w:t>
+            </w:r>
+            <w:proofErr w:type="spellEnd"/>
+            <w:r>
+              <w:rPr>
+                <w:sz w:val="19"/>
+                <w:szCs w:val="19"/>
+              </w:rPr>
+              <w:t xml:space="preserve"> Buy (🟢▲) </w:t>
+            </w:r>
+            <w:proofErr w:type="spellStart"/>
+            <w:r>
+              <w:rPr>
+                <w:sz w:val="19"/>
+                <w:szCs w:val="19"/>
+              </w:rPr>
+              <w:t>และ</w:t>
+            </w:r>
+            <w:proofErr w:type="spellEnd"/>
+            <w:r>
+              <w:rPr>
+                <w:sz w:val="19"/>
+                <w:szCs w:val="19"/>
+              </w:rPr>
+              <w:t xml:space="preserve"> Sell (🔴▼) </w:t>
+            </w:r>
+            <w:proofErr w:type="spellStart"/>
+            <w:r>
+              <w:rPr>
+                <w:sz w:val="19"/>
+                <w:szCs w:val="19"/>
+              </w:rPr>
+              <w:t>ทุกจุดที่เกิดขึ้น</w:t>
+            </w:r>
+            <w:proofErr w:type="spellEnd"/>
           </w:p>
         </w:tc>
       </w:tr>
       <w:tr>
-        <w:tblPrEx>
-          <w:tblCellMar>
-            <w:top w:w="0" w:type="dxa"/>
-            <w:bottom w:w="0" w:type="dxa"/>
-          </w:tblCellMar>
-        </w:tblPrEx>
         <w:tc>
           <w:tcPr>
             <w:tcW w:w="3200" w:type="dxa"/>
@@ -4761,12 +7317,85 @@
             </w:tcMar>
           </w:tcPr>
           <w:p>
-            <w:r>
-              <w:rPr>
-                <w:sz w:val="19"/>
-                <w:szCs w:val="19"/>
-              </w:rPr>
-              <w:t>กราฟแท่งผลตอบแทนรายเดือน แยกสีเขียว (กำไร) และแดง (ขาดทุน)</w:t>
+            <w:proofErr w:type="spellStart"/>
+            <w:r>
+              <w:rPr>
+                <w:sz w:val="19"/>
+                <w:szCs w:val="19"/>
+              </w:rPr>
+              <w:t>กราฟแท่งผลตอบแทนรายเดือน</w:t>
+            </w:r>
+            <w:proofErr w:type="spellEnd"/>
+            <w:r>
+              <w:rPr>
+                <w:sz w:val="19"/>
+                <w:szCs w:val="19"/>
+              </w:rPr>
+              <w:t xml:space="preserve"> </w:t>
+            </w:r>
+            <w:proofErr w:type="spellStart"/>
+            <w:r>
+              <w:rPr>
+                <w:sz w:val="19"/>
+                <w:szCs w:val="19"/>
+              </w:rPr>
+              <w:t>แยกสีเขียว</w:t>
+            </w:r>
+            <w:proofErr w:type="spellEnd"/>
+            <w:r>
+              <w:rPr>
+                <w:sz w:val="19"/>
+                <w:szCs w:val="19"/>
+              </w:rPr>
+              <w:t xml:space="preserve"> (</w:t>
+            </w:r>
+            <w:proofErr w:type="spellStart"/>
+            <w:r>
+              <w:rPr>
+                <w:sz w:val="19"/>
+                <w:szCs w:val="19"/>
+              </w:rPr>
+              <w:t>กำไร</w:t>
+            </w:r>
+            <w:proofErr w:type="spellEnd"/>
+            <w:r>
+              <w:rPr>
+                <w:sz w:val="19"/>
+                <w:szCs w:val="19"/>
+              </w:rPr>
+              <w:t xml:space="preserve">) </w:t>
+            </w:r>
+            <w:proofErr w:type="spellStart"/>
+            <w:r>
+              <w:rPr>
+                <w:sz w:val="19"/>
+                <w:szCs w:val="19"/>
+              </w:rPr>
+              <w:t>และแดง</w:t>
+            </w:r>
+            <w:proofErr w:type="spellEnd"/>
+            <w:r>
+              <w:rPr>
+                <w:sz w:val="19"/>
+                <w:szCs w:val="19"/>
+              </w:rPr>
+              <w:t xml:space="preserve"> (</w:t>
+            </w:r>
+            <w:proofErr w:type="spellStart"/>
+            <w:r>
+              <w:rPr>
+                <w:sz w:val="19"/>
+                <w:szCs w:val="19"/>
+              </w:rPr>
+              <w:t>ขาดทุน</w:t>
+            </w:r>
+            <w:proofErr w:type="spellEnd"/>
+            <w:r>
+              <w:rPr>
+                <w:sz w:val="19"/>
+                <w:szCs w:val="19"/>
+              </w:rPr>
+              <w:t>)</w:t>
             </w:r>
           </w:p>
         </w:tc>
@@ -4786,24 +7415,76 @@
       <w:pPr>
         <w:pStyle w:val="Heading2"/>
       </w:pPr>
+      <w:proofErr w:type="gramStart"/>
       <w:r>
         <w:rPr>
           <w:color w:val="1A3A5C"/>
         </w:rPr>
         <w:lastRenderedPageBreak/>
-        <w:t>3.6  🔀 Compare</w:t>
+        <w:t>3.6  🔀</w:t>
+      </w:r>
+      <w:proofErr w:type="gramEnd"/>
+      <w:r>
+        <w:rPr>
+          <w:color w:val="1A3A5C"/>
+        </w:rPr>
+        <w:t xml:space="preserve"> Compare</w:t>
       </w:r>
     </w:p>
     <w:p>
       <w:pPr>
         <w:spacing w:before="60" w:after="60"/>
       </w:pPr>
+      <w:proofErr w:type="spellStart"/>
       <w:r>
         <w:rPr>
           <w:color w:val="5D6D7E"/>
         </w:rPr>
-        <w:t>เปรียบเทียบหุ้นหลายตัวพร้อมกัน (สูงสุด 5 ตัว) ทั้งในแง่ผลตอบแทนและข้อมูลพื้นฐาน</w:t>
-      </w:r>
+        <w:t>เปรียบเทียบหุ้นหลายตัวพร้อมกัน</w:t>
+      </w:r>
+      <w:proofErr w:type="spellEnd"/>
+      <w:r>
+        <w:rPr>
+          <w:color w:val="5D6D7E"/>
+        </w:rPr>
+        <w:t xml:space="preserve"> (</w:t>
+      </w:r>
+      <w:proofErr w:type="spellStart"/>
+      <w:r>
+        <w:rPr>
+          <w:color w:val="5D6D7E"/>
+        </w:rPr>
+        <w:t>สูงสุด</w:t>
+      </w:r>
+      <w:proofErr w:type="spellEnd"/>
+      <w:r>
+        <w:rPr>
+          <w:color w:val="5D6D7E"/>
+        </w:rPr>
+        <w:t xml:space="preserve"> 5 </w:t>
+      </w:r>
+      <w:proofErr w:type="spellStart"/>
+      <w:r>
+        <w:rPr>
+          <w:color w:val="5D6D7E"/>
+        </w:rPr>
+        <w:t>ตัว</w:t>
+      </w:r>
+      <w:proofErr w:type="spellEnd"/>
+      <w:r>
+        <w:rPr>
+          <w:color w:val="5D6D7E"/>
+        </w:rPr>
+        <w:t xml:space="preserve">) </w:t>
+      </w:r>
+      <w:proofErr w:type="spellStart"/>
+      <w:r>
+        <w:rPr>
+          <w:color w:val="5D6D7E"/>
+        </w:rPr>
+        <w:t>ทั้งในแง่ผลตอบแทนและข้อมูลพื้นฐาน</w:t>
+      </w:r>
+      <w:proofErr w:type="spellEnd"/>
     </w:p>
     <w:p/>
     <w:tbl>
@@ -4828,12 +7509,6 @@
         <w:gridCol w:w="6160"/>
       </w:tblGrid>
       <w:tr>
-        <w:tblPrEx>
-          <w:tblCellMar>
-            <w:top w:w="0" w:type="dxa"/>
-            <w:bottom w:w="0" w:type="dxa"/>
-          </w:tblCellMar>
-        </w:tblPrEx>
         <w:trPr>
           <w:tblHeader/>
         </w:trPr>
@@ -4858,6 +7533,7 @@
             <w:pPr>
               <w:jc w:val="center"/>
             </w:pPr>
+            <w:proofErr w:type="spellStart"/>
             <w:r>
               <w:rPr>
                 <w:b/>
@@ -4866,6 +7542,7 @@
               </w:rPr>
               <w:t>ส่วนประกอบ</w:t>
             </w:r>
+            <w:proofErr w:type="spellEnd"/>
           </w:p>
         </w:tc>
         <w:tc>
@@ -4889,6 +7566,7 @@
             <w:pPr>
               <w:jc w:val="center"/>
             </w:pPr>
+            <w:proofErr w:type="spellStart"/>
             <w:r>
               <w:rPr>
                 <w:b/>
@@ -4897,16 +7575,11 @@
               </w:rPr>
               <w:t>หน้าที่และรายละเอียด</w:t>
             </w:r>
+            <w:proofErr w:type="spellEnd"/>
           </w:p>
         </w:tc>
       </w:tr>
       <w:tr>
-        <w:tblPrEx>
-          <w:tblCellMar>
-            <w:top w:w="0" w:type="dxa"/>
-            <w:bottom w:w="0" w:type="dxa"/>
-          </w:tblCellMar>
-        </w:tblPrEx>
         <w:tc>
           <w:tcPr>
             <w:tcW w:w="3200" w:type="dxa"/>
@@ -4955,23 +7628,58 @@
             </w:tcMar>
           </w:tcPr>
           <w:p>
-            <w:r>
-              <w:rPr>
-                <w:sz w:val="19"/>
-                <w:szCs w:val="19"/>
-              </w:rPr>
-              <w:t>ใส่ Ticker หลายตัวคั่นด้วย comma เช่น AAPL, TSLA, NVDA, MSFT, AMZN</w:t>
+            <w:proofErr w:type="spellStart"/>
+            <w:r>
+              <w:rPr>
+                <w:sz w:val="19"/>
+                <w:szCs w:val="19"/>
+              </w:rPr>
+              <w:t>ใส่</w:t>
+            </w:r>
+            <w:proofErr w:type="spellEnd"/>
+            <w:r>
+              <w:rPr>
+                <w:sz w:val="19"/>
+                <w:szCs w:val="19"/>
+              </w:rPr>
+              <w:t xml:space="preserve"> Ticker </w:t>
+            </w:r>
+            <w:proofErr w:type="spellStart"/>
+            <w:r>
+              <w:rPr>
+                <w:sz w:val="19"/>
+                <w:szCs w:val="19"/>
+              </w:rPr>
+              <w:t>หลายตัวคั่นด้วย</w:t>
+            </w:r>
+            <w:proofErr w:type="spellEnd"/>
+            <w:r>
+              <w:rPr>
+                <w:sz w:val="19"/>
+                <w:szCs w:val="19"/>
+              </w:rPr>
+              <w:t xml:space="preserve"> comma </w:t>
+            </w:r>
+            <w:proofErr w:type="spellStart"/>
+            <w:r>
+              <w:rPr>
+                <w:sz w:val="19"/>
+                <w:szCs w:val="19"/>
+              </w:rPr>
+              <w:t>เช่น</w:t>
+            </w:r>
+            <w:proofErr w:type="spellEnd"/>
+            <w:r>
+              <w:rPr>
+                <w:sz w:val="19"/>
+                <w:szCs w:val="19"/>
+              </w:rPr>
+              <w:t xml:space="preserve"> AAPL, TSLA, NVDA, MSFT, AMZN</w:t>
             </w:r>
           </w:p>
         </w:tc>
       </w:tr>
       <w:tr>
-        <w:tblPrEx>
-          <w:tblCellMar>
-            <w:top w:w="0" w:type="dxa"/>
-            <w:bottom w:w="0" w:type="dxa"/>
-          </w:tblCellMar>
-        </w:tblPrEx>
         <w:tc>
           <w:tcPr>
             <w:tcW w:w="3200" w:type="dxa"/>
@@ -5020,23 +7728,35 @@
             </w:tcMar>
           </w:tcPr>
           <w:p>
-            <w:r>
-              <w:rPr>
-                <w:sz w:val="19"/>
-                <w:szCs w:val="19"/>
-              </w:rPr>
-              <w:t>กราฟเส้นเปรียบเทียบผลตอบแทน Base=100 ทำให้เห็นว่าหุ้นไหนโตเร็วกว่ากันในช่วงเดียวกัน</w:t>
-            </w:r>
+            <w:proofErr w:type="spellStart"/>
+            <w:r>
+              <w:rPr>
+                <w:sz w:val="19"/>
+                <w:szCs w:val="19"/>
+              </w:rPr>
+              <w:t>กราฟเส้นเปรียบเทียบผลตอบแทน</w:t>
+            </w:r>
+            <w:proofErr w:type="spellEnd"/>
+            <w:r>
+              <w:rPr>
+                <w:sz w:val="19"/>
+                <w:szCs w:val="19"/>
+              </w:rPr>
+              <w:t xml:space="preserve"> Base=100 </w:t>
+            </w:r>
+            <w:proofErr w:type="spellStart"/>
+            <w:r>
+              <w:rPr>
+                <w:sz w:val="19"/>
+                <w:szCs w:val="19"/>
+              </w:rPr>
+              <w:t>ทำให้เห็นว่าหุ้นไหนโตเร็วกว่ากันในช่วงเดียวกัน</w:t>
+            </w:r>
+            <w:proofErr w:type="spellEnd"/>
           </w:p>
         </w:tc>
       </w:tr>
       <w:tr>
-        <w:tblPrEx>
-          <w:tblCellMar>
-            <w:top w:w="0" w:type="dxa"/>
-            <w:bottom w:w="0" w:type="dxa"/>
-          </w:tblCellMar>
-        </w:tblPrEx>
         <w:tc>
           <w:tcPr>
             <w:tcW w:w="3200" w:type="dxa"/>
@@ -5085,23 +7805,35 @@
             </w:tcMar>
           </w:tcPr>
           <w:p>
-            <w:r>
-              <w:rPr>
-                <w:sz w:val="19"/>
-                <w:szCs w:val="19"/>
-              </w:rPr>
-              <w:t>กราฟแท่งผลตอบแทนรวมของแต่ละหุ้น เรียงจากมากไปน้อย</w:t>
-            </w:r>
+            <w:proofErr w:type="spellStart"/>
+            <w:r>
+              <w:rPr>
+                <w:sz w:val="19"/>
+                <w:szCs w:val="19"/>
+              </w:rPr>
+              <w:t>กราฟแท่งผลตอบแทนรวมของแต่ละหุ้น</w:t>
+            </w:r>
+            <w:proofErr w:type="spellEnd"/>
+            <w:r>
+              <w:rPr>
+                <w:sz w:val="19"/>
+                <w:szCs w:val="19"/>
+              </w:rPr>
+              <w:t xml:space="preserve"> </w:t>
+            </w:r>
+            <w:proofErr w:type="spellStart"/>
+            <w:r>
+              <w:rPr>
+                <w:sz w:val="19"/>
+                <w:szCs w:val="19"/>
+              </w:rPr>
+              <w:t>เรียงจากมากไปน้อย</w:t>
+            </w:r>
+            <w:proofErr w:type="spellEnd"/>
           </w:p>
         </w:tc>
       </w:tr>
       <w:tr>
-        <w:tblPrEx>
-          <w:tblCellMar>
-            <w:top w:w="0" w:type="dxa"/>
-            <w:bottom w:w="0" w:type="dxa"/>
-          </w:tblCellMar>
-        </w:tblPrEx>
         <w:tc>
           <w:tcPr>
             <w:tcW w:w="3200" w:type="dxa"/>
@@ -5150,23 +7882,58 @@
             </w:tcMar>
           </w:tcPr>
           <w:p>
-            <w:r>
-              <w:rPr>
-                <w:sz w:val="19"/>
-                <w:szCs w:val="19"/>
-              </w:rPr>
-              <w:t>ตารางเปรียบเทียบ: ราคา, % เปลี่ยน, Market Cap, P/E, EPS, Beta, Target Price, Upside%, Analyst</w:t>
+            <w:proofErr w:type="spellStart"/>
+            <w:r>
+              <w:rPr>
+                <w:sz w:val="19"/>
+                <w:szCs w:val="19"/>
+              </w:rPr>
+              <w:t>ตารางเปรียบเทียบ</w:t>
+            </w:r>
+            <w:proofErr w:type="spellEnd"/>
+            <w:r>
+              <w:rPr>
+                <w:sz w:val="19"/>
+                <w:szCs w:val="19"/>
+              </w:rPr>
+              <w:t xml:space="preserve">: </w:t>
+            </w:r>
+            <w:proofErr w:type="spellStart"/>
+            <w:r>
+              <w:rPr>
+                <w:sz w:val="19"/>
+                <w:szCs w:val="19"/>
+              </w:rPr>
+              <w:t>ราคา</w:t>
+            </w:r>
+            <w:proofErr w:type="spellEnd"/>
+            <w:r>
+              <w:rPr>
+                <w:sz w:val="19"/>
+                <w:szCs w:val="19"/>
+              </w:rPr>
+              <w:t xml:space="preserve">, % </w:t>
+            </w:r>
+            <w:proofErr w:type="spellStart"/>
+            <w:r>
+              <w:rPr>
+                <w:sz w:val="19"/>
+                <w:szCs w:val="19"/>
+              </w:rPr>
+              <w:t>เปลี่ยน</w:t>
+            </w:r>
+            <w:proofErr w:type="spellEnd"/>
+            <w:r>
+              <w:rPr>
+                <w:sz w:val="19"/>
+                <w:szCs w:val="19"/>
+              </w:rPr>
+              <w:t>, Market Cap, P/E, EPS, Beta, Target Price, Upside%, Analyst</w:t>
             </w:r>
           </w:p>
         </w:tc>
       </w:tr>
       <w:tr>
-        <w:tblPrEx>
-          <w:tblCellMar>
-            <w:top w:w="0" w:type="dxa"/>
-            <w:bottom w:w="0" w:type="dxa"/>
-          </w:tblCellMar>
-        </w:tblPrEx>
         <w:tc>
           <w:tcPr>
             <w:tcW w:w="3200" w:type="dxa"/>
@@ -5215,12 +7982,37 @@
             </w:tcMar>
           </w:tcPr>
           <w:p>
-            <w:r>
-              <w:rPr>
-                <w:sz w:val="19"/>
-                <w:szCs w:val="19"/>
-              </w:rPr>
-              <w:t>แผนภูมิแมงมุม 5 มิติ: Upside Potential, Low P/E, Low Beta, EPS, Market Cap (Normalized)</w:t>
+            <w:proofErr w:type="spellStart"/>
+            <w:r>
+              <w:rPr>
+                <w:sz w:val="19"/>
+                <w:szCs w:val="19"/>
+              </w:rPr>
+              <w:t>แผนภูมิแมงมุม</w:t>
+            </w:r>
+            <w:proofErr w:type="spellEnd"/>
+            <w:r>
+              <w:rPr>
+                <w:sz w:val="19"/>
+                <w:szCs w:val="19"/>
+              </w:rPr>
+              <w:t xml:space="preserve"> 5 </w:t>
+            </w:r>
+            <w:proofErr w:type="spellStart"/>
+            <w:r>
+              <w:rPr>
+                <w:sz w:val="19"/>
+                <w:szCs w:val="19"/>
+              </w:rPr>
+              <w:t>มิติ</w:t>
+            </w:r>
+            <w:proofErr w:type="spellEnd"/>
+            <w:r>
+              <w:rPr>
+                <w:sz w:val="19"/>
+                <w:szCs w:val="19"/>
+              </w:rPr>
+              <w:t>: Upside Potential, Low P/E, Low Beta, EPS, Market Cap (Normalized)</w:t>
             </w:r>
           </w:p>
         </w:tc>
@@ -5239,15 +8031,28 @@
         </w:pBdr>
       </w:pPr>
       <w:r>
-        <w:t>4. Data Flow — ข้อมูลไหลอย่างไรใน App</w:t>
+        <w:t xml:space="preserve">4. Data Flow — </w:t>
+      </w:r>
+      <w:proofErr w:type="spellStart"/>
+      <w:r>
+        <w:t>ข้อมูลไหลอย่างไรใน</w:t>
+      </w:r>
+      <w:proofErr w:type="spellEnd"/>
+      <w:r>
+        <w:t xml:space="preserve"> App</w:t>
       </w:r>
     </w:p>
     <w:p>
       <w:pPr>
         <w:spacing w:before="60" w:after="60"/>
       </w:pPr>
-      <w:r>
-        <w:t>ขั้นตอนการทำงานของข้อมูลในระบบ:</w:t>
+      <w:proofErr w:type="spellStart"/>
+      <w:r>
+        <w:t>ขั้นตอนการทำงานของข้อมูลในระบบ</w:t>
+      </w:r>
+      <w:proofErr w:type="spellEnd"/>
+      <w:r>
+        <w:t>:</w:t>
       </w:r>
     </w:p>
     <w:p/>
@@ -5273,12 +8078,6 @@
         <w:gridCol w:w="6960"/>
       </w:tblGrid>
       <w:tr>
-        <w:tblPrEx>
-          <w:tblCellMar>
-            <w:top w:w="0" w:type="dxa"/>
-            <w:bottom w:w="0" w:type="dxa"/>
-          </w:tblCellMar>
-        </w:tblPrEx>
         <w:trPr>
           <w:tblHeader/>
         </w:trPr>
@@ -5303,6 +8102,7 @@
             <w:pPr>
               <w:jc w:val="center"/>
             </w:pPr>
+            <w:proofErr w:type="spellStart"/>
             <w:r>
               <w:rPr>
                 <w:b/>
@@ -5311,6 +8111,7 @@
               </w:rPr>
               <w:t>ขั้นตอน</w:t>
             </w:r>
+            <w:proofErr w:type="spellEnd"/>
           </w:p>
         </w:tc>
         <w:tc>
@@ -5334,6 +8135,7 @@
             <w:pPr>
               <w:jc w:val="center"/>
             </w:pPr>
+            <w:proofErr w:type="spellStart"/>
             <w:r>
               <w:rPr>
                 <w:b/>
@@ -5342,16 +8144,11 @@
               </w:rPr>
               <w:t>รายละเอียด</w:t>
             </w:r>
+            <w:proofErr w:type="spellEnd"/>
           </w:p>
         </w:tc>
       </w:tr>
       <w:tr>
-        <w:tblPrEx>
-          <w:tblCellMar>
-            <w:top w:w="0" w:type="dxa"/>
-            <w:bottom w:w="0" w:type="dxa"/>
-          </w:tblCellMar>
-        </w:tblPrEx>
         <w:tc>
           <w:tcPr>
             <w:tcW w:w="2400" w:type="dxa"/>
@@ -5378,8 +8175,20 @@
                 <w:sz w:val="19"/>
                 <w:szCs w:val="19"/>
               </w:rPr>
-              <w:t>1. ผู้ใช้ค้นหาหุ้น</w:t>
-            </w:r>
+              <w:t xml:space="preserve">1. </w:t>
+            </w:r>
+            <w:proofErr w:type="spellStart"/>
+            <w:r>
+              <w:rPr>
+                <w:b/>
+                <w:bCs/>
+                <w:color w:val="1E3A5F"/>
+                <w:sz w:val="19"/>
+                <w:szCs w:val="19"/>
+              </w:rPr>
+              <w:t>ผู้ใช้ค้นหาหุ้น</w:t>
+            </w:r>
+            <w:proofErr w:type="spellEnd"/>
           </w:p>
         </w:tc>
         <w:tc>
@@ -5400,23 +8209,51 @@
             </w:tcMar>
           </w:tcPr>
           <w:p>
-            <w:r>
-              <w:rPr>
-                <w:sz w:val="19"/>
-                <w:szCs w:val="19"/>
-              </w:rPr>
-              <w:t>พิมพ์ Ticker (เช่น AAPL) ในหน้าใดก็ได้</w:t>
-            </w:r>
+            <w:proofErr w:type="spellStart"/>
+            <w:r>
+              <w:rPr>
+                <w:sz w:val="19"/>
+                <w:szCs w:val="19"/>
+              </w:rPr>
+              <w:t>พิมพ์</w:t>
+            </w:r>
+            <w:proofErr w:type="spellEnd"/>
+            <w:r>
+              <w:rPr>
+                <w:sz w:val="19"/>
+                <w:szCs w:val="19"/>
+              </w:rPr>
+              <w:t xml:space="preserve"> Ticker (</w:t>
+            </w:r>
+            <w:proofErr w:type="spellStart"/>
+            <w:r>
+              <w:rPr>
+                <w:sz w:val="19"/>
+                <w:szCs w:val="19"/>
+              </w:rPr>
+              <w:t>เช่น</w:t>
+            </w:r>
+            <w:proofErr w:type="spellEnd"/>
+            <w:r>
+              <w:rPr>
+                <w:sz w:val="19"/>
+                <w:szCs w:val="19"/>
+              </w:rPr>
+              <w:t xml:space="preserve"> AAPL) </w:t>
+            </w:r>
+            <w:proofErr w:type="spellStart"/>
+            <w:r>
+              <w:rPr>
+                <w:sz w:val="19"/>
+                <w:szCs w:val="19"/>
+              </w:rPr>
+              <w:t>ในหน้าใดก็ได้</w:t>
+            </w:r>
+            <w:proofErr w:type="spellEnd"/>
           </w:p>
         </w:tc>
       </w:tr>
       <w:tr>
-        <w:tblPrEx>
-          <w:tblCellMar>
-            <w:top w:w="0" w:type="dxa"/>
-            <w:bottom w:w="0" w:type="dxa"/>
-          </w:tblCellMar>
-        </w:tblPrEx>
         <w:tc>
           <w:tcPr>
             <w:tcW w:w="2400" w:type="dxa"/>
@@ -5443,8 +8280,20 @@
                 <w:sz w:val="19"/>
                 <w:szCs w:val="19"/>
               </w:rPr>
-              <w:t>2. ดึงข้อมูล</w:t>
-            </w:r>
+              <w:t xml:space="preserve">2. </w:t>
+            </w:r>
+            <w:proofErr w:type="spellStart"/>
+            <w:r>
+              <w:rPr>
+                <w:b/>
+                <w:bCs/>
+                <w:color w:val="1E3A5F"/>
+                <w:sz w:val="19"/>
+                <w:szCs w:val="19"/>
+              </w:rPr>
+              <w:t>ดึงข้อมูล</w:t>
+            </w:r>
+            <w:proofErr w:type="spellEnd"/>
           </w:p>
         </w:tc>
         <w:tc>
@@ -5465,23 +8314,90 @@
             </w:tcMar>
           </w:tcPr>
           <w:p>
-            <w:r>
-              <w:rPr>
-                <w:sz w:val="19"/>
-                <w:szCs w:val="19"/>
-              </w:rPr>
-              <w:t>yfinance ดึงราคา/ข้อมูล real-time จาก Yahoo Finance (cache 15 นาที)</w:t>
+            <w:proofErr w:type="spellStart"/>
+            <w:r>
+              <w:rPr>
+                <w:sz w:val="19"/>
+                <w:szCs w:val="19"/>
+              </w:rPr>
+              <w:t>yfinance</w:t>
+            </w:r>
+            <w:proofErr w:type="spellEnd"/>
+            <w:r>
+              <w:rPr>
+                <w:sz w:val="19"/>
+                <w:szCs w:val="19"/>
+              </w:rPr>
+              <w:t xml:space="preserve"> </w:t>
+            </w:r>
+            <w:proofErr w:type="spellStart"/>
+            <w:r>
+              <w:rPr>
+                <w:sz w:val="19"/>
+                <w:szCs w:val="19"/>
+              </w:rPr>
+              <w:t>ดึงราคา</w:t>
+            </w:r>
+            <w:proofErr w:type="spellEnd"/>
+            <w:r>
+              <w:rPr>
+                <w:sz w:val="19"/>
+                <w:szCs w:val="19"/>
+              </w:rPr>
+              <w:t>/</w:t>
+            </w:r>
+            <w:proofErr w:type="spellStart"/>
+            <w:r>
+              <w:rPr>
+                <w:sz w:val="19"/>
+                <w:szCs w:val="19"/>
+              </w:rPr>
+              <w:t>ข้อมูล</w:t>
+            </w:r>
+            <w:proofErr w:type="spellEnd"/>
+            <w:r>
+              <w:rPr>
+                <w:sz w:val="19"/>
+                <w:szCs w:val="19"/>
+              </w:rPr>
+              <w:t xml:space="preserve"> real-time </w:t>
+            </w:r>
+            <w:proofErr w:type="spellStart"/>
+            <w:r>
+              <w:rPr>
+                <w:sz w:val="19"/>
+                <w:szCs w:val="19"/>
+              </w:rPr>
+              <w:t>จาก</w:t>
+            </w:r>
+            <w:proofErr w:type="spellEnd"/>
+            <w:r>
+              <w:rPr>
+                <w:sz w:val="19"/>
+                <w:szCs w:val="19"/>
+              </w:rPr>
+              <w:t xml:space="preserve"> Yahoo Finance (cache 15 </w:t>
+            </w:r>
+            <w:proofErr w:type="spellStart"/>
+            <w:r>
+              <w:rPr>
+                <w:sz w:val="19"/>
+                <w:szCs w:val="19"/>
+              </w:rPr>
+              <w:t>นาที</w:t>
+            </w:r>
+            <w:proofErr w:type="spellEnd"/>
+            <w:r>
+              <w:rPr>
+                <w:sz w:val="19"/>
+                <w:szCs w:val="19"/>
+              </w:rPr>
+              <w:t>)</w:t>
             </w:r>
           </w:p>
         </w:tc>
       </w:tr>
       <w:tr>
-        <w:tblPrEx>
-          <w:tblCellMar>
-            <w:top w:w="0" w:type="dxa"/>
-            <w:bottom w:w="0" w:type="dxa"/>
-          </w:tblCellMar>
-        </w:tblPrEx>
         <w:tc>
           <w:tcPr>
             <w:tcW w:w="2400" w:type="dxa"/>
@@ -5508,8 +8424,20 @@
                 <w:sz w:val="19"/>
                 <w:szCs w:val="19"/>
               </w:rPr>
-              <w:t>3. ประมวลผล</w:t>
-            </w:r>
+              <w:t xml:space="preserve">3. </w:t>
+            </w:r>
+            <w:proofErr w:type="spellStart"/>
+            <w:r>
+              <w:rPr>
+                <w:b/>
+                <w:bCs/>
+                <w:color w:val="1E3A5F"/>
+                <w:sz w:val="19"/>
+                <w:szCs w:val="19"/>
+              </w:rPr>
+              <w:t>ประมวลผล</w:t>
+            </w:r>
+            <w:proofErr w:type="spellEnd"/>
           </w:p>
         </w:tc>
         <w:tc>
@@ -5535,18 +8463,60 @@
                 <w:sz w:val="19"/>
                 <w:szCs w:val="19"/>
               </w:rPr>
-              <w:t>Pandas คำนวณ Technical Indicators, DuckDB รัน SQL queries</w:t>
+              <w:t xml:space="preserve">Pandas </w:t>
+            </w:r>
+            <w:proofErr w:type="spellStart"/>
+            <w:r>
+              <w:rPr>
+                <w:sz w:val="19"/>
+                <w:szCs w:val="19"/>
+              </w:rPr>
+              <w:t>คำนวณ</w:t>
+            </w:r>
+            <w:proofErr w:type="spellEnd"/>
+            <w:r>
+              <w:rPr>
+                <w:sz w:val="19"/>
+                <w:szCs w:val="19"/>
+              </w:rPr>
+              <w:t xml:space="preserve"> Technical Indicators, </w:t>
+            </w:r>
+            <w:proofErr w:type="spellStart"/>
+            <w:r>
+              <w:rPr>
+                <w:sz w:val="19"/>
+                <w:szCs w:val="19"/>
+              </w:rPr>
+              <w:t>DuckDB</w:t>
+            </w:r>
+            <w:proofErr w:type="spellEnd"/>
+            <w:r>
+              <w:rPr>
+                <w:sz w:val="19"/>
+                <w:szCs w:val="19"/>
+              </w:rPr>
+              <w:t xml:space="preserve"> </w:t>
+            </w:r>
+            <w:proofErr w:type="spellStart"/>
+            <w:r>
+              <w:rPr>
+                <w:sz w:val="19"/>
+                <w:szCs w:val="19"/>
+              </w:rPr>
+              <w:t>รัน</w:t>
+            </w:r>
+            <w:proofErr w:type="spellEnd"/>
+            <w:r>
+              <w:rPr>
+                <w:sz w:val="19"/>
+                <w:szCs w:val="19"/>
+              </w:rPr>
+              <w:t xml:space="preserve"> SQL queries</w:t>
             </w:r>
           </w:p>
         </w:tc>
       </w:tr>
       <w:tr>
-        <w:tblPrEx>
-          <w:tblCellMar>
-            <w:top w:w="0" w:type="dxa"/>
-            <w:bottom w:w="0" w:type="dxa"/>
-          </w:tblCellMar>
-        </w:tblPrEx>
         <w:tc>
           <w:tcPr>
             <w:tcW w:w="2400" w:type="dxa"/>
@@ -5573,8 +8543,20 @@
                 <w:sz w:val="19"/>
                 <w:szCs w:val="19"/>
               </w:rPr>
-              <w:t>4. แสดงผล</w:t>
-            </w:r>
+              <w:t xml:space="preserve">4. </w:t>
+            </w:r>
+            <w:proofErr w:type="spellStart"/>
+            <w:r>
+              <w:rPr>
+                <w:b/>
+                <w:bCs/>
+                <w:color w:val="1E3A5F"/>
+                <w:sz w:val="19"/>
+                <w:szCs w:val="19"/>
+              </w:rPr>
+              <w:t>แสดงผล</w:t>
+            </w:r>
+            <w:proofErr w:type="spellEnd"/>
           </w:p>
         </w:tc>
         <w:tc>
@@ -5595,23 +8577,67 @@
             </w:tcMar>
           </w:tcPr>
           <w:p>
-            <w:r>
-              <w:rPr>
-                <w:sz w:val="19"/>
-                <w:szCs w:val="19"/>
-              </w:rPr>
-              <w:t>Plotly สร้าง Interactive Charts แสดงใน Streamlit</w:t>
-            </w:r>
+            <w:proofErr w:type="spellStart"/>
+            <w:r>
+              <w:rPr>
+                <w:sz w:val="19"/>
+                <w:szCs w:val="19"/>
+              </w:rPr>
+              <w:t>Plotly</w:t>
+            </w:r>
+            <w:proofErr w:type="spellEnd"/>
+            <w:r>
+              <w:rPr>
+                <w:sz w:val="19"/>
+                <w:szCs w:val="19"/>
+              </w:rPr>
+              <w:t xml:space="preserve"> </w:t>
+            </w:r>
+            <w:proofErr w:type="spellStart"/>
+            <w:r>
+              <w:rPr>
+                <w:sz w:val="19"/>
+                <w:szCs w:val="19"/>
+              </w:rPr>
+              <w:t>สร้าง</w:t>
+            </w:r>
+            <w:proofErr w:type="spellEnd"/>
+            <w:r>
+              <w:rPr>
+                <w:sz w:val="19"/>
+                <w:szCs w:val="19"/>
+              </w:rPr>
+              <w:t xml:space="preserve"> Interactive Charts </w:t>
+            </w:r>
+            <w:proofErr w:type="spellStart"/>
+            <w:r>
+              <w:rPr>
+                <w:sz w:val="19"/>
+                <w:szCs w:val="19"/>
+              </w:rPr>
+              <w:t>แสดงใน</w:t>
+            </w:r>
+            <w:proofErr w:type="spellEnd"/>
+            <w:r>
+              <w:rPr>
+                <w:sz w:val="19"/>
+                <w:szCs w:val="19"/>
+              </w:rPr>
+              <w:t xml:space="preserve"> </w:t>
+            </w:r>
+            <w:proofErr w:type="spellStart"/>
+            <w:r>
+              <w:rPr>
+                <w:sz w:val="19"/>
+                <w:szCs w:val="19"/>
+              </w:rPr>
+              <w:t>Streamlit</w:t>
+            </w:r>
+            <w:proofErr w:type="spellEnd"/>
           </w:p>
         </w:tc>
       </w:tr>
       <w:tr>
-        <w:tblPrEx>
-          <w:tblCellMar>
-            <w:top w:w="0" w:type="dxa"/>
-            <w:bottom w:w="0" w:type="dxa"/>
-          </w:tblCellMar>
-        </w:tblPrEx>
         <w:tc>
           <w:tcPr>
             <w:tcW w:w="2400" w:type="dxa"/>
@@ -5638,7 +8664,29 @@
                 <w:sz w:val="19"/>
                 <w:szCs w:val="19"/>
               </w:rPr>
-              <w:t>5. บันทึก Trade</w:t>
+              <w:t xml:space="preserve">5. </w:t>
+            </w:r>
+            <w:proofErr w:type="spellStart"/>
+            <w:r>
+              <w:rPr>
+                <w:b/>
+                <w:bCs/>
+                <w:color w:val="1E3A5F"/>
+                <w:sz w:val="19"/>
+                <w:szCs w:val="19"/>
+              </w:rPr>
+              <w:t>บันทึก</w:t>
+            </w:r>
+            <w:proofErr w:type="spellEnd"/>
+            <w:r>
+              <w:rPr>
+                <w:b/>
+                <w:bCs/>
+                <w:color w:val="1E3A5F"/>
+                <w:sz w:val="19"/>
+                <w:szCs w:val="19"/>
+              </w:rPr>
+              <w:t xml:space="preserve"> Trade</w:t>
             </w:r>
           </w:p>
         </w:tc>
@@ -5665,18 +8713,44 @@
                 <w:sz w:val="19"/>
                 <w:szCs w:val="19"/>
               </w:rPr>
-              <w:t>MongoDB เก็บ Portfolio + Snowflake เก็บ Snapshot/Trade Log</w:t>
+              <w:t xml:space="preserve">MongoDB </w:t>
+            </w:r>
+            <w:proofErr w:type="spellStart"/>
+            <w:r>
+              <w:rPr>
+                <w:sz w:val="19"/>
+                <w:szCs w:val="19"/>
+              </w:rPr>
+              <w:t>เก็บ</w:t>
+            </w:r>
+            <w:proofErr w:type="spellEnd"/>
+            <w:r>
+              <w:rPr>
+                <w:sz w:val="19"/>
+                <w:szCs w:val="19"/>
+              </w:rPr>
+              <w:t xml:space="preserve"> Portfolio + Snowflake </w:t>
+            </w:r>
+            <w:proofErr w:type="spellStart"/>
+            <w:r>
+              <w:rPr>
+                <w:sz w:val="19"/>
+                <w:szCs w:val="19"/>
+              </w:rPr>
+              <w:t>เก็บ</w:t>
+            </w:r>
+            <w:proofErr w:type="spellEnd"/>
+            <w:r>
+              <w:rPr>
+                <w:sz w:val="19"/>
+                <w:szCs w:val="19"/>
+              </w:rPr>
+              <w:t xml:space="preserve"> Snapshot/Trade Log</w:t>
             </w:r>
           </w:p>
         </w:tc>
       </w:tr>
       <w:tr>
-        <w:tblPrEx>
-          <w:tblCellMar>
-            <w:top w:w="0" w:type="dxa"/>
-            <w:bottom w:w="0" w:type="dxa"/>
-          </w:tblCellMar>
-        </w:tblPrEx>
         <w:tc>
           <w:tcPr>
             <w:tcW w:w="2400" w:type="dxa"/>
@@ -5730,7 +8804,71 @@
                 <w:sz w:val="19"/>
                 <w:szCs w:val="19"/>
               </w:rPr>
-              <w:t>Gemini API วิเคราะห์ข้อมูลรวม → ผลลัพธ์ cache ใน MongoDB 6 ชม.</w:t>
+              <w:t xml:space="preserve">Gemini API </w:t>
+            </w:r>
+            <w:proofErr w:type="spellStart"/>
+            <w:r>
+              <w:rPr>
+                <w:sz w:val="19"/>
+                <w:szCs w:val="19"/>
+              </w:rPr>
+              <w:t>วิเคราะห์ข้อมูลรวม</w:t>
+            </w:r>
+            <w:proofErr w:type="spellEnd"/>
+            <w:r>
+              <w:rPr>
+                <w:sz w:val="19"/>
+                <w:szCs w:val="19"/>
+              </w:rPr>
+              <w:t xml:space="preserve"> → </w:t>
+            </w:r>
+            <w:proofErr w:type="spellStart"/>
+            <w:r>
+              <w:rPr>
+                <w:sz w:val="19"/>
+                <w:szCs w:val="19"/>
+              </w:rPr>
+              <w:t>ผลลัพธ์</w:t>
+            </w:r>
+            <w:proofErr w:type="spellEnd"/>
+            <w:r>
+              <w:rPr>
+                <w:sz w:val="19"/>
+                <w:szCs w:val="19"/>
+              </w:rPr>
+              <w:t xml:space="preserve"> cache </w:t>
+            </w:r>
+            <w:proofErr w:type="spellStart"/>
+            <w:r>
+              <w:rPr>
+                <w:sz w:val="19"/>
+                <w:szCs w:val="19"/>
+              </w:rPr>
+              <w:t>ใน</w:t>
+            </w:r>
+            <w:proofErr w:type="spellEnd"/>
+            <w:r>
+              <w:rPr>
+                <w:sz w:val="19"/>
+                <w:szCs w:val="19"/>
+              </w:rPr>
+              <w:t xml:space="preserve"> MongoDB 6 </w:t>
+            </w:r>
+            <w:proofErr w:type="spellStart"/>
+            <w:r>
+              <w:rPr>
+                <w:sz w:val="19"/>
+                <w:szCs w:val="19"/>
+              </w:rPr>
+              <w:t>ชม</w:t>
+            </w:r>
+            <w:proofErr w:type="spellEnd"/>
+            <w:r>
+              <w:rPr>
+                <w:sz w:val="19"/>
+                <w:szCs w:val="19"/>
+              </w:rPr>
+              <w:t>.</w:t>
             </w:r>
           </w:p>
         </w:tc>
@@ -5947,7 +9085,7 @@
           <w:rFonts w:cstheme="minorBidi"/>
         </w:rPr>
         <w:pict w14:anchorId="7775FDD3">
-          <v:rect id="_x0000_i1061" style="width:0;height:1.5pt" o:hralign="center" o:hrstd="t" o:hr="t" fillcolor="#a0a0a0" stroked="f"/>
+          <v:rect id="_x0000_i1025" style="width:0;height:1.5pt" o:hralign="center" o:hrstd="t" o:hr="t" fillcolor="#a0a0a0" stroked="f"/>
         </w:pict>
       </w:r>
     </w:p>
@@ -5971,7 +9109,16 @@
           <w:b/>
           <w:bCs/>
         </w:rPr>
-        <w:t xml:space="preserve"> Stock Analysis — "</w:t>
+        <w:t xml:space="preserve"> Stock Analysis </w:t>
+      </w:r>
+      <w:bookmarkStart w:id="0" w:name="_Hlk231926790"/>
+      <w:r>
+        <w:rPr>
+          <w:rFonts w:cstheme="minorBidi"/>
+          <w:b/>
+          <w:bCs/>
+        </w:rPr>
+        <w:t>— "</w:t>
       </w:r>
       <w:r>
         <w:rPr>
@@ -6014,6 +9161,7 @@
         </w:rPr>
         <w:t>SQL query</w:t>
       </w:r>
+      <w:bookmarkEnd w:id="0"/>
     </w:p>
     <w:p>
       <w:pPr>
@@ -6026,7 +9174,7 @@
           <w:rFonts w:cstheme="minorBidi"/>
         </w:rPr>
         <w:pict w14:anchorId="0497914D">
-          <v:rect id="_x0000_i1062" style="width:0;height:1.5pt" o:hralign="center" o:hrstd="t" o:hr="t" fillcolor="#a0a0a0" stroked="f"/>
+          <v:rect id="_x0000_i1026" style="width:0;height:1.5pt" o:hralign="center" o:hrstd="t" o:hr="t" fillcolor="#a0a0a0" stroked="f"/>
         </w:pict>
       </w:r>
     </w:p>
@@ -6099,7 +9247,7 @@
           <w:rFonts w:cstheme="minorBidi"/>
         </w:rPr>
         <w:pict w14:anchorId="45ADDE03">
-          <v:rect id="_x0000_i1063" style="width:0;height:1.5pt" o:hralign="center" o:hrstd="t" o:hr="t" fillcolor="#a0a0a0" stroked="f"/>
+          <v:rect id="_x0000_i1027" style="width:0;height:1.5pt" o:hralign="center" o:hrstd="t" o:hr="t" fillcolor="#a0a0a0" stroked="f"/>
         </w:pict>
       </w:r>
     </w:p>
@@ -6180,7 +9328,7 @@
           <w:rFonts w:cstheme="minorBidi"/>
         </w:rPr>
         <w:pict w14:anchorId="3A2AE4EB">
-          <v:rect id="_x0000_i1064" style="width:0;height:1.5pt" o:hralign="center" o:hrstd="t" o:hr="t" fillcolor="#a0a0a0" stroked="f"/>
+          <v:rect id="_x0000_i1028" style="width:0;height:1.5pt" o:hralign="center" o:hrstd="t" o:hr="t" fillcolor="#a0a0a0" stroked="f"/>
         </w:pict>
       </w:r>
     </w:p>
@@ -6204,7 +9352,25 @@
           <w:b/>
           <w:bCs/>
         </w:rPr>
-        <w:t xml:space="preserve"> Backtest — "</w:t>
+        <w:t xml:space="preserve"> </w:t>
+      </w:r>
+      <w:proofErr w:type="spellStart"/>
+      <w:r>
+        <w:rPr>
+          <w:rFonts w:cstheme="minorBidi"/>
+          <w:b/>
+          <w:bCs/>
+        </w:rPr>
+        <w:t>Backtest</w:t>
+      </w:r>
+      <w:proofErr w:type="spellEnd"/>
+      <w:r>
+        <w:rPr>
+          <w:rFonts w:cstheme="minorBidi"/>
+          <w:b/>
+          <w:bCs/>
+        </w:rPr>
+        <w:t xml:space="preserve"> — "</w:t>
       </w:r>
       <w:r>
         <w:rPr>
@@ -6253,7 +9419,7 @@
           <w:rFonts w:cstheme="minorBidi"/>
         </w:rPr>
         <w:pict w14:anchorId="1A9CDE52">
-          <v:rect id="_x0000_i1065" style="width:0;height:1.5pt" o:hralign="center" o:hrstd="t" o:hr="t" fillcolor="#a0a0a0" stroked="f"/>
+          <v:rect id="_x0000_i1029" style="width:0;height:1.5pt" o:hralign="center" o:hrstd="t" o:hr="t" fillcolor="#a0a0a0" stroked="f"/>
         </w:pict>
       </w:r>
     </w:p>
@@ -6313,7 +9479,7 @@
           <w:rFonts w:cstheme="minorBidi"/>
         </w:rPr>
         <w:pict w14:anchorId="0F09A631">
-          <v:rect id="_x0000_i1066" style="width:0;height:1.5pt" o:hralign="center" o:hrstd="t" o:hr="t" fillcolor="#a0a0a0" stroked="f"/>
+          <v:rect id="_x0000_i1030" style="width:0;height:1.5pt" o:hralign="center" o:hrstd="t" o:hr="t" fillcolor="#a0a0a0" stroked="f"/>
         </w:pict>
       </w:r>
     </w:p>
@@ -6365,9 +9531,1419 @@
     <w:p>
       <w:pPr>
         <w:rPr>
+          <w:rFonts w:cstheme="minorBidi"/>
+        </w:rPr>
+      </w:pPr>
+    </w:p>
+    <w:p>
+      <w:pPr>
+        <w:rPr>
+          <w:rFonts w:cstheme="minorBidi"/>
+        </w:rPr>
+      </w:pPr>
+    </w:p>
+    <w:p>
+      <w:pPr>
+        <w:rPr>
+          <w:rFonts w:cstheme="minorBidi"/>
+        </w:rPr>
+      </w:pPr>
+    </w:p>
+    <w:p>
+      <w:pPr>
+        <w:rPr>
+          <w:rFonts w:cstheme="minorBidi"/>
+        </w:rPr>
+      </w:pPr>
+    </w:p>
+    <w:p>
+      <w:pPr>
+        <w:rPr>
+          <w:rFonts w:cstheme="minorBidi"/>
+        </w:rPr>
+      </w:pPr>
+    </w:p>
+    <w:p>
+      <w:pPr>
+        <w:rPr>
+          <w:rFonts w:cstheme="minorBidi"/>
+        </w:rPr>
+      </w:pPr>
+    </w:p>
+    <w:p>
+      <w:pPr>
+        <w:rPr>
+          <w:rFonts w:cstheme="minorBidi"/>
+        </w:rPr>
+      </w:pPr>
+    </w:p>
+    <w:p>
+      <w:pPr>
+        <w:rPr>
+          <w:rFonts w:cstheme="minorBidi"/>
+        </w:rPr>
+      </w:pPr>
+    </w:p>
+    <w:p>
+      <w:pPr>
+        <w:rPr>
+          <w:rFonts w:cstheme="minorBidi"/>
+        </w:rPr>
+      </w:pPr>
+    </w:p>
+    <w:p>
+      <w:pPr>
+        <w:rPr>
+          <w:rFonts w:cstheme="minorBidi"/>
+        </w:rPr>
+      </w:pPr>
+    </w:p>
+    <w:p>
+      <w:pPr>
+        <w:rPr>
+          <w:rFonts w:cstheme="minorBidi"/>
+        </w:rPr>
+      </w:pPr>
+    </w:p>
+    <w:p>
+      <w:pPr>
+        <w:rPr>
+          <w:rFonts w:cstheme="minorBidi"/>
+        </w:rPr>
+      </w:pPr>
+    </w:p>
+    <w:p>
+      <w:pPr>
+        <w:rPr>
+          <w:rFonts w:cstheme="minorBidi"/>
+        </w:rPr>
+      </w:pPr>
+    </w:p>
+    <w:p>
+      <w:pPr>
+        <w:rPr>
+          <w:rFonts w:cstheme="minorBidi"/>
+        </w:rPr>
+      </w:pPr>
+    </w:p>
+    <w:p>
+      <w:pPr>
+        <w:rPr>
+          <w:rFonts w:cstheme="minorBidi"/>
+        </w:rPr>
+      </w:pPr>
+    </w:p>
+    <w:p>
+      <w:pPr>
+        <w:rPr>
+          <w:rFonts w:cstheme="minorBidi"/>
+        </w:rPr>
+      </w:pPr>
+    </w:p>
+    <w:p>
+      <w:pPr>
+        <w:rPr>
+          <w:rFonts w:cstheme="minorBidi"/>
+        </w:rPr>
+      </w:pPr>
+    </w:p>
+    <w:p>
+      <w:pPr>
+        <w:rPr>
+          <w:rFonts w:cstheme="minorBidi"/>
+        </w:rPr>
+      </w:pPr>
+    </w:p>
+    <w:p>
+      <w:pPr>
+        <w:rPr>
+          <w:rFonts w:cstheme="minorBidi"/>
+        </w:rPr>
+      </w:pPr>
+    </w:p>
+    <w:p>
+      <w:pPr>
+        <w:rPr>
+          <w:rFonts w:cstheme="minorBidi"/>
+        </w:rPr>
+      </w:pPr>
+    </w:p>
+    <w:p>
+      <w:pPr>
+        <w:rPr>
+          <w:rFonts w:cstheme="minorBidi"/>
+        </w:rPr>
+      </w:pPr>
+    </w:p>
+    <w:p>
+      <w:pPr>
+        <w:rPr>
+          <w:rFonts w:cstheme="minorBidi"/>
+        </w:rPr>
+      </w:pPr>
+    </w:p>
+    <w:p>
+      <w:pPr>
+        <w:rPr>
+          <w:rFonts w:cstheme="minorBidi"/>
+        </w:rPr>
+      </w:pPr>
+    </w:p>
+    <w:p>
+      <w:pPr>
+        <w:rPr>
+          <w:rFonts w:cstheme="minorBidi"/>
+        </w:rPr>
+      </w:pPr>
+    </w:p>
+    <w:p>
+      <w:pPr>
+        <w:rPr>
+          <w:rFonts w:cstheme="minorBidi"/>
+        </w:rPr>
+      </w:pPr>
+    </w:p>
+    <w:p>
+      <w:pPr>
+        <w:rPr>
+          <w:rFonts w:cstheme="minorBidi"/>
+        </w:rPr>
+      </w:pPr>
+    </w:p>
+    <w:p>
+      <w:pPr>
+        <w:rPr>
+          <w:rFonts w:cstheme="minorBidi"/>
+        </w:rPr>
+      </w:pPr>
+    </w:p>
+    <w:p>
+      <w:pPr>
+        <w:rPr>
+          <w:rFonts w:cstheme="minorBidi"/>
+        </w:rPr>
+      </w:pPr>
+    </w:p>
+    <w:p>
+      <w:pPr>
+        <w:rPr>
+          <w:rFonts w:cstheme="minorBidi"/>
+        </w:rPr>
+      </w:pPr>
+    </w:p>
+    <w:p>
+      <w:pPr>
+        <w:rPr>
+          <w:rFonts w:cstheme="minorBidi"/>
+        </w:rPr>
+      </w:pPr>
+    </w:p>
+    <w:p>
+      <w:pPr>
+        <w:rPr>
+          <w:rFonts w:cstheme="minorBidi"/>
+        </w:rPr>
+      </w:pPr>
+    </w:p>
+    <w:p>
+      <w:pPr>
+        <w:rPr>
+          <w:rFonts w:cstheme="minorBidi"/>
+        </w:rPr>
+      </w:pPr>
+    </w:p>
+    <w:p>
+      <w:pPr>
+        <w:rPr>
+          <w:rFonts w:cstheme="minorBidi"/>
+        </w:rPr>
+      </w:pPr>
+    </w:p>
+    <w:p>
+      <w:pPr>
+        <w:rPr>
+          <w:rFonts w:cstheme="minorBidi"/>
+        </w:rPr>
+      </w:pPr>
+    </w:p>
+    <w:p>
+      <w:pPr>
+        <w:rPr>
+          <w:rFonts w:cstheme="minorBidi"/>
+        </w:rPr>
+      </w:pPr>
+    </w:p>
+    <w:p>
+      <w:pPr>
+        <w:rPr>
+          <w:rFonts w:cstheme="minorBidi"/>
+        </w:rPr>
+      </w:pPr>
+    </w:p>
+    <w:p>
+      <w:pPr>
+        <w:rPr>
+          <w:rFonts w:cstheme="minorBidi"/>
+        </w:rPr>
+      </w:pPr>
+    </w:p>
+    <w:p>
+      <w:pPr>
+        <w:rPr>
+          <w:rFonts w:cstheme="minorBidi"/>
+        </w:rPr>
+      </w:pPr>
+    </w:p>
+    <w:p>
+      <w:pPr>
+        <w:rPr>
+          <w:rFonts w:cstheme="minorBidi"/>
+        </w:rPr>
+      </w:pPr>
+    </w:p>
+    <w:p>
+      <w:pPr>
+        <w:rPr>
+          <w:rFonts w:cstheme="minorBidi"/>
+        </w:rPr>
+      </w:pPr>
+    </w:p>
+    <w:p>
+      <w:pPr>
+        <w:rPr>
+          <w:rFonts w:cstheme="minorBidi"/>
+        </w:rPr>
+      </w:pPr>
+    </w:p>
+    <w:p>
+      <w:pPr>
+        <w:rPr>
+          <w:rFonts w:cstheme="minorBidi"/>
+        </w:rPr>
+      </w:pPr>
+    </w:p>
+    <w:p>
+      <w:pPr>
+        <w:pStyle w:val="Heading1"/>
+        <w:rPr>
+          <w:u w:val="single"/>
+        </w:rPr>
+      </w:pPr>
+      <w:r>
+        <w:rPr>
+          <w:u w:val="single"/>
+        </w:rPr>
+        <w:lastRenderedPageBreak/>
+        <w:t>Detail</w:t>
+      </w:r>
+    </w:p>
+    <w:p>
+      <w:pPr>
+        <w:rPr>
           <w:rFonts w:cstheme="minorBidi" w:hint="cs"/>
         </w:rPr>
       </w:pPr>
+    </w:p>
+    <w:p>
+      <w:pPr>
+        <w:pStyle w:val="Heading2"/>
+        <w:rPr>
+          <w:u w:val="single"/>
+        </w:rPr>
+      </w:pPr>
+      <w:r>
+        <w:rPr>
+          <w:u w:val="single"/>
+        </w:rPr>
+        <w:t>1.</w:t>
+      </w:r>
+      <w:r>
+        <w:rPr>
+          <w:u w:val="single"/>
+        </w:rPr>
+        <w:t>Home</w:t>
+      </w:r>
+    </w:p>
+    <w:p>
+      <w:pPr>
+        <w:pStyle w:val="Heading3"/>
+        <w:numPr>
+          <w:ilvl w:val="0"/>
+          <w:numId w:val="2"/>
+        </w:numPr>
+        <w:rPr>
+          <w:color w:val="000000" w:themeColor="text1"/>
+        </w:rPr>
+      </w:pPr>
+      <w:r>
+        <w:rPr>
+          <w:rFonts w:ascii="Browallia New" w:hAnsi="Browallia New" w:cs="Browallia New" w:hint="cs"/>
+          <w:color w:val="000000" w:themeColor="text1"/>
+          <w:cs/>
+        </w:rPr>
+        <w:t>ภาพรวม</w:t>
+      </w:r>
+      <w:r>
+        <w:rPr>
+          <w:rFonts w:ascii="Browallia New" w:hAnsi="Browallia New" w:cs="Browallia New"/>
+          <w:color w:val="000000" w:themeColor="text1"/>
+        </w:rPr>
+        <w:t xml:space="preserve"> </w:t>
+      </w:r>
+      <w:r>
+        <w:rPr>
+          <w:rFonts w:cstheme="minorBidi"/>
+          <w:b/>
+          <w:bCs/>
+          <w:color w:val="000000" w:themeColor="text1"/>
+        </w:rPr>
+        <w:t xml:space="preserve">— </w:t>
+      </w:r>
+      <w:r>
+        <w:rPr>
+          <w:rFonts w:cstheme="minorBidi"/>
+          <w:b/>
+          <w:bCs/>
+          <w:color w:val="000000" w:themeColor="text1"/>
+          <w:cs/>
+        </w:rPr>
+        <w:t>ดูภาพรวมก่อนตัดสินใจ"</w:t>
+      </w:r>
+      <w:r>
+        <w:rPr>
+          <w:rFonts w:cstheme="minorBidi"/>
+          <w:color w:val="000000" w:themeColor="text1"/>
+        </w:rPr>
+        <w:t xml:space="preserve"> </w:t>
+      </w:r>
+      <w:r>
+        <w:rPr>
+          <w:rFonts w:cstheme="minorBidi"/>
+          <w:color w:val="000000" w:themeColor="text1"/>
+          <w:cs/>
+        </w:rPr>
+        <w:t>เปิดมาแล้วรู้ทันทีว่าวันนี้ตลาดเป็นยังไง พอร์ตตัวเองเป็นยังไง โดยไม่ต้องคลิกไปไหน</w:t>
+      </w:r>
+    </w:p>
+    <w:p>
+      <w:pPr>
+        <w:pStyle w:val="Heading3"/>
+        <w:numPr>
+          <w:ilvl w:val="0"/>
+          <w:numId w:val="2"/>
+        </w:numPr>
+        <w:rPr>
+          <w:color w:val="000000" w:themeColor="text1"/>
+        </w:rPr>
+      </w:pPr>
+      <w:r>
+        <w:rPr>
+          <w:rFonts w:ascii="Browallia New" w:hAnsi="Browallia New" w:cs="Browallia New" w:hint="cs"/>
+          <w:color w:val="000000" w:themeColor="text1"/>
+          <w:cs/>
+        </w:rPr>
+        <w:t>พอร์ต</w:t>
+      </w:r>
+      <w:proofErr w:type="spellStart"/>
+      <w:r>
+        <w:rPr>
+          <w:rFonts w:ascii="Browallia New" w:hAnsi="Browallia New" w:cs="Browallia New" w:hint="cs"/>
+          <w:color w:val="000000" w:themeColor="text1"/>
+          <w:cs/>
+        </w:rPr>
+        <w:t>โฟ</w:t>
+      </w:r>
+      <w:proofErr w:type="spellEnd"/>
+      <w:r>
+        <w:rPr>
+          <w:rFonts w:ascii="Browallia New" w:hAnsi="Browallia New" w:cs="Browallia New" w:hint="cs"/>
+          <w:color w:val="000000" w:themeColor="text1"/>
+          <w:cs/>
+        </w:rPr>
+        <w:t>ลิโอ</w:t>
+      </w:r>
+      <w:r>
+        <w:rPr>
+          <w:rFonts w:ascii="Browallia New" w:hAnsi="Browallia New" w:cs="Browallia New"/>
+          <w:color w:val="000000" w:themeColor="text1"/>
+        </w:rPr>
+        <w:t xml:space="preserve"> </w:t>
+      </w:r>
+      <w:r>
+        <w:rPr>
+          <w:rFonts w:cstheme="minorBidi"/>
+          <w:b/>
+          <w:bCs/>
+          <w:color w:val="000000" w:themeColor="text1"/>
+        </w:rPr>
+        <w:t xml:space="preserve">— </w:t>
+      </w:r>
+      <w:r>
+        <w:rPr>
+          <w:rFonts w:cstheme="minorBidi"/>
+          <w:b/>
+          <w:bCs/>
+          <w:color w:val="000000" w:themeColor="text1"/>
+          <w:cs/>
+        </w:rPr>
+        <w:t>จัดการเงินลงทุนของตัวเอง"</w:t>
+      </w:r>
+      <w:r>
+        <w:rPr>
+          <w:rFonts w:cstheme="minorBidi"/>
+          <w:color w:val="000000" w:themeColor="text1"/>
+        </w:rPr>
+        <w:t xml:space="preserve"> </w:t>
+      </w:r>
+      <w:r>
+        <w:rPr>
+          <w:rFonts w:cstheme="minorBidi"/>
+          <w:color w:val="000000" w:themeColor="text1"/>
+          <w:cs/>
+        </w:rPr>
+        <w:t xml:space="preserve">บันทึกการซื้อขาย ดู </w:t>
+      </w:r>
+      <w:r>
+        <w:rPr>
+          <w:rFonts w:cstheme="minorBidi"/>
+          <w:color w:val="000000" w:themeColor="text1"/>
+        </w:rPr>
+        <w:t xml:space="preserve">P&amp;L </w:t>
+      </w:r>
+      <w:r>
+        <w:rPr>
+          <w:rFonts w:cstheme="minorBidi"/>
+          <w:color w:val="000000" w:themeColor="text1"/>
+          <w:cs/>
+        </w:rPr>
+        <w:t>จริง คำนวณภาษี และติดตามประวัติ</w:t>
+      </w:r>
+    </w:p>
+    <w:p>
+      <w:pPr>
+        <w:pStyle w:val="Heading3"/>
+        <w:numPr>
+          <w:ilvl w:val="0"/>
+          <w:numId w:val="4"/>
+        </w:numPr>
+        <w:rPr>
+          <w:color w:val="C00000"/>
+        </w:rPr>
+      </w:pPr>
+      <w:r>
+        <w:rPr>
+          <w:rFonts w:cs="Browallia New" w:hint="cs"/>
+          <w:color w:val="C00000"/>
+          <w:szCs w:val="30"/>
+          <w:cs/>
+        </w:rPr>
+        <w:t xml:space="preserve">ดูภาพรวมปัจจุบันของ </w:t>
+      </w:r>
+      <w:r>
+        <w:rPr>
+          <w:rFonts w:cs="Browallia New"/>
+          <w:color w:val="C00000"/>
+          <w:szCs w:val="30"/>
+        </w:rPr>
+        <w:t xml:space="preserve">port </w:t>
+      </w:r>
+      <w:r>
+        <w:rPr>
+          <w:rFonts w:cs="Browallia New" w:hint="cs"/>
+          <w:color w:val="C00000"/>
+          <w:szCs w:val="30"/>
+          <w:cs/>
+        </w:rPr>
+        <w:t xml:space="preserve">เรา </w:t>
+      </w:r>
+    </w:p>
+    <w:p>
+      <w:pPr>
+        <w:pStyle w:val="Heading3"/>
+        <w:numPr>
+          <w:ilvl w:val="0"/>
+          <w:numId w:val="4"/>
+        </w:numPr>
+        <w:rPr>
+          <w:color w:val="C00000"/>
+        </w:rPr>
+      </w:pPr>
+      <w:r>
+        <w:rPr>
+          <w:rFonts w:cs="Browallia New" w:hint="cs"/>
+          <w:color w:val="C00000"/>
+          <w:szCs w:val="30"/>
+          <w:cs/>
+        </w:rPr>
+        <w:t>บันทึกการซื้อขาย</w:t>
+      </w:r>
+    </w:p>
+    <w:p>
+      <w:pPr>
+        <w:pStyle w:val="Heading3"/>
+        <w:numPr>
+          <w:ilvl w:val="0"/>
+          <w:numId w:val="4"/>
+        </w:numPr>
+        <w:rPr>
+          <w:rFonts w:hint="cs"/>
+          <w:color w:val="C00000"/>
+          <w:cs/>
+        </w:rPr>
+      </w:pPr>
+      <w:r>
+        <w:rPr>
+          <w:rFonts w:cs="Browallia New" w:hint="cs"/>
+          <w:color w:val="C00000"/>
+          <w:szCs w:val="30"/>
+          <w:cs/>
+        </w:rPr>
+        <w:t xml:space="preserve">คำนวณภาษี </w:t>
+      </w:r>
+    </w:p>
+    <w:p>
+      <w:pPr>
+        <w:pStyle w:val="Heading2"/>
+        <w:rPr>
+          <w:rFonts w:cs="Browallia New" w:hint="cs"/>
+          <w:szCs w:val="33"/>
+          <w:u w:val="single"/>
+          <w:cs/>
+        </w:rPr>
+      </w:pPr>
+      <w:r>
+        <w:rPr>
+          <w:rFonts w:cs="Browallia New"/>
+          <w:szCs w:val="33"/>
+          <w:u w:val="single"/>
+        </w:rPr>
+        <w:t>2.</w:t>
+      </w:r>
+      <w:r>
+        <w:rPr>
+          <w:rFonts w:cs="Browallia New"/>
+          <w:szCs w:val="33"/>
+          <w:u w:val="single"/>
+        </w:rPr>
+        <w:t>Analyze</w:t>
+      </w:r>
+    </w:p>
+    <w:p>
+      <w:pPr>
+        <w:pStyle w:val="Heading2"/>
+        <w:rPr>
+          <w:rFonts w:ascii="Bahnschrift SemiBold" w:hAnsi="Bahnschrift SemiBold" w:cstheme="minorBidi"/>
+          <w:b w:val="0"/>
+          <w:bCs w:val="0"/>
+          <w:color w:val="000000" w:themeColor="text1"/>
+        </w:rPr>
+      </w:pPr>
+      <w:r>
+        <w:rPr>
+          <w:rFonts w:cstheme="minorBidi"/>
+          <w:b w:val="0"/>
+          <w:bCs w:val="0"/>
+          <w:color w:val="000000" w:themeColor="text1"/>
+        </w:rPr>
+        <w:t xml:space="preserve">— </w:t>
+      </w:r>
+      <w:r>
+        <w:rPr>
+          <w:rFonts w:cstheme="minorBidi"/>
+          <w:b w:val="0"/>
+          <w:bCs w:val="0"/>
+          <w:color w:val="000000" w:themeColor="text1"/>
+          <w:cs/>
+        </w:rPr>
+        <w:t>วิเคราะห์</w:t>
+      </w:r>
+      <w:r>
+        <w:rPr>
+          <w:rFonts w:ascii="Bahnschrift SemiBold" w:hAnsi="Bahnschrift SemiBold" w:cstheme="minorBidi"/>
+          <w:b w:val="0"/>
+          <w:bCs w:val="0"/>
+          <w:color w:val="000000" w:themeColor="text1"/>
+          <w:cs/>
+        </w:rPr>
+        <w:t>หุ้นที่สนใจ"</w:t>
+      </w:r>
+      <w:r>
+        <w:rPr>
+          <w:rFonts w:ascii="Bahnschrift SemiBold" w:hAnsi="Bahnschrift SemiBold" w:cstheme="minorBidi"/>
+          <w:b w:val="0"/>
+          <w:bCs w:val="0"/>
+          <w:color w:val="000000" w:themeColor="text1"/>
+        </w:rPr>
+        <w:t xml:space="preserve"> </w:t>
+      </w:r>
+      <w:r>
+        <w:rPr>
+          <w:rFonts w:ascii="Bahnschrift SemiBold" w:hAnsi="Bahnschrift SemiBold" w:cstheme="minorBidi"/>
+          <w:b w:val="0"/>
+          <w:bCs w:val="0"/>
+          <w:color w:val="000000" w:themeColor="text1"/>
+          <w:cs/>
+        </w:rPr>
+        <w:t xml:space="preserve">ขุดข้อมูลหุ้นตัวเดียวแบบลึกๆ ทั้ง </w:t>
+      </w:r>
+      <w:r>
+        <w:rPr>
+          <w:rFonts w:ascii="Bahnschrift SemiBold" w:hAnsi="Bahnschrift SemiBold" w:cstheme="minorBidi"/>
+          <w:b w:val="0"/>
+          <w:bCs w:val="0"/>
+          <w:color w:val="000000" w:themeColor="text1"/>
+        </w:rPr>
+        <w:t xml:space="preserve">Technical, Fundamental, </w:t>
+      </w:r>
+      <w:r>
+        <w:rPr>
+          <w:rFonts w:ascii="Bahnschrift SemiBold" w:hAnsi="Bahnschrift SemiBold" w:cstheme="minorBidi"/>
+          <w:b w:val="0"/>
+          <w:bCs w:val="0"/>
+          <w:color w:val="000000" w:themeColor="text1"/>
+          <w:cs/>
+        </w:rPr>
+        <w:t xml:space="preserve">ข่าว และ </w:t>
+      </w:r>
+      <w:r>
+        <w:rPr>
+          <w:rFonts w:ascii="Bahnschrift SemiBold" w:hAnsi="Bahnschrift SemiBold" w:cstheme="minorBidi"/>
+          <w:b w:val="0"/>
+          <w:bCs w:val="0"/>
+          <w:color w:val="000000" w:themeColor="text1"/>
+        </w:rPr>
+        <w:t>SQL query</w:t>
+      </w:r>
+    </w:p>
+    <w:p>
+      <w:pPr>
+        <w:pStyle w:val="Heading2"/>
+        <w:numPr>
+          <w:ilvl w:val="0"/>
+          <w:numId w:val="3"/>
+        </w:numPr>
+        <w:rPr>
+          <w:rFonts w:ascii="Bahnschrift SemiBold" w:hAnsi="Bahnschrift SemiBold" w:cstheme="minorBidi"/>
+          <w:b w:val="0"/>
+          <w:bCs w:val="0"/>
+          <w:color w:val="C00000"/>
+        </w:rPr>
+      </w:pPr>
+      <w:r>
+        <w:rPr>
+          <w:rFonts w:ascii="Bahnschrift SemiBold" w:hAnsi="Bahnschrift SemiBold" w:cstheme="minorBidi"/>
+          <w:b w:val="0"/>
+          <w:bCs w:val="0"/>
+          <w:color w:val="C00000"/>
+          <w:cs/>
+        </w:rPr>
+        <w:t>ดูราคาหุ้นปัจจุบัน</w:t>
+      </w:r>
+      <w:r>
+        <w:rPr>
+          <w:rFonts w:ascii="Bahnschrift SemiBold" w:hAnsi="Bahnschrift SemiBold" w:cstheme="minorBidi"/>
+          <w:b w:val="0"/>
+          <w:bCs w:val="0"/>
+          <w:color w:val="C00000"/>
+          <w:cs/>
+        </w:rPr>
+        <w:t>และ</w:t>
+      </w:r>
+      <w:r>
+        <w:rPr>
+          <w:rFonts w:ascii="Bahnschrift SemiBold" w:hAnsi="Bahnschrift SemiBold" w:cstheme="minorBidi"/>
+          <w:b w:val="0"/>
+          <w:bCs w:val="0"/>
+          <w:color w:val="C00000"/>
+          <w:cs/>
+        </w:rPr>
+        <w:t xml:space="preserve">ย้อนหลัง </w:t>
+      </w:r>
+      <w:r>
+        <w:rPr>
+          <w:rFonts w:ascii="Bahnschrift SemiBold" w:hAnsi="Bahnschrift SemiBold" w:cstheme="minorBidi"/>
+          <w:b w:val="0"/>
+          <w:bCs w:val="0"/>
+          <w:color w:val="C00000"/>
+        </w:rPr>
+        <w:t>(</w:t>
+      </w:r>
+      <w:r>
+        <w:rPr>
+          <w:rFonts w:ascii="Bahnschrift SemiBold" w:hAnsi="Bahnschrift SemiBold" w:cstheme="minorBidi"/>
+          <w:b w:val="0"/>
+          <w:bCs w:val="0"/>
+          <w:color w:val="C00000"/>
+          <w:cs/>
+        </w:rPr>
+        <w:t>ย้อนหลังมากสุด</w:t>
+      </w:r>
+      <w:r>
+        <w:rPr>
+          <w:rFonts w:ascii="Bahnschrift SemiBold" w:hAnsi="Bahnschrift SemiBold" w:cstheme="minorBidi"/>
+          <w:b w:val="0"/>
+          <w:bCs w:val="0"/>
+          <w:color w:val="C00000"/>
+        </w:rPr>
+        <w:t xml:space="preserve"> 5 </w:t>
+      </w:r>
+      <w:r>
+        <w:rPr>
+          <w:rFonts w:ascii="Bahnschrift SemiBold" w:hAnsi="Bahnschrift SemiBold" w:cstheme="minorBidi"/>
+          <w:b w:val="0"/>
+          <w:bCs w:val="0"/>
+          <w:color w:val="C00000"/>
+          <w:cs/>
+        </w:rPr>
+        <w:t>ปี</w:t>
+      </w:r>
+      <w:r>
+        <w:rPr>
+          <w:rFonts w:ascii="Bahnschrift SemiBold" w:hAnsi="Bahnschrift SemiBold" w:cstheme="minorBidi"/>
+          <w:b w:val="0"/>
+          <w:bCs w:val="0"/>
+          <w:color w:val="C00000"/>
+        </w:rPr>
+        <w:t>)</w:t>
+      </w:r>
+    </w:p>
+    <w:p>
+      <w:pPr>
+        <w:pStyle w:val="Heading2"/>
+        <w:numPr>
+          <w:ilvl w:val="0"/>
+          <w:numId w:val="3"/>
+        </w:numPr>
+        <w:rPr>
+          <w:rFonts w:ascii="Bahnschrift SemiBold" w:hAnsi="Bahnschrift SemiBold" w:cstheme="minorBidi"/>
+          <w:b w:val="0"/>
+          <w:bCs w:val="0"/>
+          <w:color w:val="C00000"/>
+        </w:rPr>
+      </w:pPr>
+      <w:r>
+        <w:rPr>
+          <w:rFonts w:ascii="Bahnschrift SemiBold" w:hAnsi="Bahnschrift SemiBold" w:cstheme="minorBidi"/>
+          <w:b w:val="0"/>
+          <w:bCs w:val="0"/>
+          <w:color w:val="C00000"/>
+          <w:cs/>
+        </w:rPr>
+        <w:t>เปรียบเทียบหุ้น</w:t>
+      </w:r>
+      <w:r>
+        <w:rPr>
+          <w:rFonts w:ascii="Bahnschrift SemiBold" w:hAnsi="Bahnschrift SemiBold" w:cstheme="minorBidi"/>
+          <w:b w:val="0"/>
+          <w:bCs w:val="0"/>
+          <w:color w:val="C00000"/>
+          <w:cs/>
+        </w:rPr>
+        <w:t>ปัจจุบัน</w:t>
+      </w:r>
+      <w:r>
+        <w:rPr>
+          <w:rFonts w:ascii="Bahnschrift SemiBold" w:hAnsi="Bahnschrift SemiBold" w:cstheme="minorBidi"/>
+          <w:b w:val="0"/>
+          <w:bCs w:val="0"/>
+          <w:color w:val="C00000"/>
+          <w:cs/>
+        </w:rPr>
+        <w:t xml:space="preserve">และย้อนหลัง </w:t>
+      </w:r>
+      <w:r>
+        <w:rPr>
+          <w:rFonts w:ascii="Bahnschrift SemiBold" w:hAnsi="Bahnschrift SemiBold" w:cstheme="minorBidi"/>
+          <w:b w:val="0"/>
+          <w:bCs w:val="0"/>
+          <w:color w:val="C00000"/>
+        </w:rPr>
+        <w:t>(</w:t>
+      </w:r>
+      <w:r>
+        <w:rPr>
+          <w:rFonts w:ascii="Bahnschrift SemiBold" w:hAnsi="Bahnschrift SemiBold" w:cstheme="minorBidi"/>
+          <w:b w:val="0"/>
+          <w:bCs w:val="0"/>
+          <w:color w:val="C00000"/>
+          <w:cs/>
+        </w:rPr>
+        <w:t>ย้อนหล</w:t>
+      </w:r>
+      <w:r>
+        <w:rPr>
+          <w:rFonts w:ascii="Bahnschrift SemiBold" w:hAnsi="Bahnschrift SemiBold" w:cstheme="minorBidi"/>
+          <w:b w:val="0"/>
+          <w:bCs w:val="0"/>
+          <w:color w:val="C00000"/>
+          <w:cs/>
+        </w:rPr>
+        <w:t>ัง</w:t>
+      </w:r>
+      <w:r>
+        <w:rPr>
+          <w:rFonts w:ascii="Bahnschrift SemiBold" w:hAnsi="Bahnschrift SemiBold" w:cstheme="minorBidi"/>
+          <w:b w:val="0"/>
+          <w:bCs w:val="0"/>
+          <w:color w:val="C00000"/>
+          <w:cs/>
+        </w:rPr>
+        <w:t>มากสุด</w:t>
+      </w:r>
+      <w:r>
+        <w:rPr>
+          <w:rFonts w:ascii="Bahnschrift SemiBold" w:hAnsi="Bahnschrift SemiBold" w:cstheme="minorBidi"/>
+          <w:b w:val="0"/>
+          <w:bCs w:val="0"/>
+          <w:color w:val="C00000"/>
+        </w:rPr>
+        <w:t xml:space="preserve"> 5 </w:t>
+      </w:r>
+      <w:r>
+        <w:rPr>
+          <w:rFonts w:ascii="Bahnschrift SemiBold" w:hAnsi="Bahnschrift SemiBold" w:cstheme="minorBidi"/>
+          <w:b w:val="0"/>
+          <w:bCs w:val="0"/>
+          <w:color w:val="C00000"/>
+          <w:cs/>
+        </w:rPr>
+        <w:t>ปี</w:t>
+      </w:r>
+      <w:r>
+        <w:rPr>
+          <w:rFonts w:ascii="Bahnschrift SemiBold" w:hAnsi="Bahnschrift SemiBold" w:cstheme="minorBidi"/>
+          <w:b w:val="0"/>
+          <w:bCs w:val="0"/>
+          <w:color w:val="C00000"/>
+        </w:rPr>
+        <w:t>)</w:t>
+      </w:r>
+    </w:p>
+    <w:p>
+      <w:pPr>
+        <w:pStyle w:val="Heading2"/>
+        <w:numPr>
+          <w:ilvl w:val="0"/>
+          <w:numId w:val="3"/>
+        </w:numPr>
+        <w:rPr>
+          <w:rFonts w:ascii="Bahnschrift SemiBold" w:hAnsi="Bahnschrift SemiBold" w:cstheme="minorBidi"/>
+          <w:b w:val="0"/>
+          <w:bCs w:val="0"/>
+          <w:color w:val="C00000"/>
+        </w:rPr>
+      </w:pPr>
+      <w:r>
+        <w:rPr>
+          <w:rFonts w:ascii="Bahnschrift SemiBold" w:hAnsi="Bahnschrift SemiBold" w:cstheme="minorBidi"/>
+          <w:b w:val="0"/>
+          <w:bCs w:val="0"/>
+          <w:color w:val="C00000"/>
+        </w:rPr>
+        <w:t xml:space="preserve">What if simulation -&gt; </w:t>
+      </w:r>
+      <w:r>
+        <w:rPr>
+          <w:rFonts w:ascii="Bahnschrift SemiBold" w:hAnsi="Bahnschrift SemiBold" w:cstheme="minorBidi" w:hint="cs"/>
+          <w:b w:val="0"/>
+          <w:bCs w:val="0"/>
+          <w:color w:val="C00000"/>
+          <w:cs/>
+        </w:rPr>
+        <w:t xml:space="preserve">ดูอดีต + อนาคต </w:t>
+      </w:r>
+    </w:p>
+    <w:p>
+      <w:pPr>
+        <w:pStyle w:val="Heading2"/>
+        <w:rPr>
+          <w:rFonts w:ascii="Bahnschrift SemiBold" w:hAnsi="Bahnschrift SemiBold"/>
+          <w:u w:val="single"/>
+        </w:rPr>
+      </w:pPr>
+      <w:r>
+        <w:rPr>
+          <w:rFonts w:ascii="Bahnschrift SemiBold" w:hAnsi="Bahnschrift SemiBold"/>
+          <w:u w:val="single"/>
+        </w:rPr>
+        <w:t>3.</w:t>
+      </w:r>
+      <w:r>
+        <w:rPr>
+          <w:rFonts w:ascii="Bahnschrift SemiBold" w:hAnsi="Bahnschrift SemiBold"/>
+          <w:u w:val="single"/>
+        </w:rPr>
+        <w:t>AI Advisor</w:t>
+      </w:r>
+    </w:p>
+    <w:p>
+      <w:pPr>
+        <w:pStyle w:val="Heading2"/>
+        <w:rPr>
+          <w:rFonts w:ascii="Bahnschrift SemiBold" w:hAnsi="Bahnschrift SemiBold" w:cstheme="minorBidi"/>
+          <w:b w:val="0"/>
+          <w:bCs w:val="0"/>
+          <w:color w:val="000000" w:themeColor="text1"/>
+        </w:rPr>
+      </w:pPr>
+      <w:r>
+        <w:rPr>
+          <w:rFonts w:ascii="Bahnschrift SemiBold" w:hAnsi="Bahnschrift SemiBold" w:cstheme="minorBidi"/>
+          <w:b w:val="0"/>
+          <w:bCs w:val="0"/>
+          <w:color w:val="000000" w:themeColor="text1"/>
+        </w:rPr>
+        <w:t xml:space="preserve">— </w:t>
+      </w:r>
+      <w:r>
+        <w:rPr>
+          <w:rFonts w:ascii="Bahnschrift SemiBold" w:hAnsi="Bahnschrift SemiBold" w:cstheme="minorBidi"/>
+          <w:b w:val="0"/>
+          <w:bCs w:val="0"/>
+          <w:color w:val="000000" w:themeColor="text1"/>
+          <w:cs/>
+        </w:rPr>
+        <w:t xml:space="preserve">ขอความเห็นจาก </w:t>
+      </w:r>
+      <w:r>
+        <w:rPr>
+          <w:rFonts w:ascii="Bahnschrift SemiBold" w:hAnsi="Bahnschrift SemiBold" w:cstheme="minorBidi"/>
+          <w:b w:val="0"/>
+          <w:bCs w:val="0"/>
+          <w:color w:val="000000" w:themeColor="text1"/>
+        </w:rPr>
+        <w:t xml:space="preserve">AI" </w:t>
+      </w:r>
+      <w:r>
+        <w:rPr>
+          <w:rFonts w:ascii="Bahnschrift SemiBold" w:hAnsi="Bahnschrift SemiBold" w:cstheme="minorBidi"/>
+          <w:b w:val="0"/>
+          <w:bCs w:val="0"/>
+          <w:color w:val="000000" w:themeColor="text1"/>
+          <w:cs/>
+        </w:rPr>
+        <w:t xml:space="preserve">ให้ </w:t>
+      </w:r>
+      <w:r>
+        <w:rPr>
+          <w:rFonts w:ascii="Bahnschrift SemiBold" w:hAnsi="Bahnschrift SemiBold" w:cstheme="minorBidi"/>
+          <w:b w:val="0"/>
+          <w:bCs w:val="0"/>
+          <w:color w:val="000000" w:themeColor="text1"/>
+        </w:rPr>
+        <w:t xml:space="preserve">AI </w:t>
+      </w:r>
+      <w:r>
+        <w:rPr>
+          <w:rFonts w:ascii="Bahnschrift SemiBold" w:hAnsi="Bahnschrift SemiBold" w:cstheme="minorBidi"/>
+          <w:b w:val="0"/>
+          <w:bCs w:val="0"/>
+          <w:color w:val="000000" w:themeColor="text1"/>
+          <w:cs/>
+        </w:rPr>
+        <w:t>ช่วยวิเคราะห์ว่าหุ้นตัวนี้น่าซื้อไหม ราคาจะไปทางไหน ข่าวดีหรือร้าย</w:t>
+      </w:r>
+    </w:p>
+    <w:p>
+      <w:pPr>
+        <w:pStyle w:val="Heading2"/>
+        <w:numPr>
+          <w:ilvl w:val="0"/>
+          <w:numId w:val="5"/>
+        </w:numPr>
+        <w:rPr>
+          <w:rFonts w:ascii="Bahnschrift SemiBold" w:hAnsi="Bahnschrift SemiBold"/>
+          <w:b w:val="0"/>
+          <w:bCs w:val="0"/>
+          <w:color w:val="C00000"/>
+          <w:u w:val="single"/>
+        </w:rPr>
+      </w:pPr>
+      <w:r>
+        <w:rPr>
+          <w:rFonts w:ascii="Bahnschrift SemiBold" w:hAnsi="Bahnschrift SemiBold" w:cstheme="minorBidi"/>
+          <w:b w:val="0"/>
+          <w:bCs w:val="0"/>
+          <w:color w:val="C00000"/>
+          <w:u w:val="single"/>
+          <w:cs/>
+        </w:rPr>
+        <w:t xml:space="preserve">ดูความคิดเห็นจาก </w:t>
+      </w:r>
+      <w:r>
+        <w:rPr>
+          <w:rFonts w:ascii="Bahnschrift SemiBold" w:hAnsi="Bahnschrift SemiBold" w:cstheme="minorBidi"/>
+          <w:b w:val="0"/>
+          <w:bCs w:val="0"/>
+          <w:color w:val="C00000"/>
+          <w:u w:val="single"/>
+        </w:rPr>
+        <w:t xml:space="preserve">AI </w:t>
+      </w:r>
+      <w:r>
+        <w:rPr>
+          <w:rFonts w:ascii="Bahnschrift SemiBold" w:hAnsi="Bahnschrift SemiBold" w:cstheme="minorBidi"/>
+          <w:b w:val="0"/>
+          <w:bCs w:val="0"/>
+          <w:color w:val="C00000"/>
+          <w:u w:val="single"/>
+          <w:cs/>
+        </w:rPr>
+        <w:t>เกี่ยวกับหุ้นตัวนี้</w:t>
+      </w:r>
+    </w:p>
+    <w:p>
+      <w:pPr>
+        <w:pStyle w:val="Heading2"/>
+        <w:numPr>
+          <w:ilvl w:val="0"/>
+          <w:numId w:val="5"/>
+        </w:numPr>
+        <w:rPr>
+          <w:rFonts w:ascii="Bahnschrift SemiBold" w:hAnsi="Bahnschrift SemiBold"/>
+          <w:b w:val="0"/>
+          <w:bCs w:val="0"/>
+          <w:color w:val="C00000"/>
+          <w:u w:val="single"/>
+        </w:rPr>
+      </w:pPr>
+      <w:r>
+        <w:rPr>
+          <w:rFonts w:ascii="Bahnschrift SemiBold" w:hAnsi="Bahnschrift SemiBold" w:cstheme="minorBidi"/>
+          <w:b w:val="0"/>
+          <w:bCs w:val="0"/>
+          <w:color w:val="C00000"/>
+          <w:u w:val="single"/>
+        </w:rPr>
+        <w:t xml:space="preserve">Sentiment </w:t>
+      </w:r>
+      <w:r>
+        <w:rPr>
+          <w:rFonts w:ascii="Bahnschrift SemiBold" w:hAnsi="Bahnschrift SemiBold" w:cstheme="minorBidi"/>
+          <w:b w:val="0"/>
+          <w:bCs w:val="0"/>
+          <w:color w:val="C00000"/>
+          <w:u w:val="single"/>
+          <w:cs/>
+        </w:rPr>
+        <w:t>ข่าวเกี่ยวกับหุ้นตัวนั้น</w:t>
+      </w:r>
+    </w:p>
+    <w:p>
+      <w:pPr>
+        <w:pStyle w:val="Heading2"/>
+        <w:numPr>
+          <w:ilvl w:val="0"/>
+          <w:numId w:val="5"/>
+        </w:numPr>
+        <w:rPr>
+          <w:rFonts w:ascii="Bahnschrift SemiBold" w:hAnsi="Bahnschrift SemiBold"/>
+          <w:b w:val="0"/>
+          <w:bCs w:val="0"/>
+          <w:color w:val="C00000"/>
+          <w:u w:val="single"/>
+        </w:rPr>
+      </w:pPr>
+      <w:r>
+        <w:rPr>
+          <w:rFonts w:ascii="Bahnschrift SemiBold" w:hAnsi="Bahnschrift SemiBold" w:cstheme="minorBidi"/>
+          <w:b w:val="0"/>
+          <w:bCs w:val="0"/>
+          <w:color w:val="C00000"/>
+          <w:u w:val="single"/>
+          <w:cs/>
+        </w:rPr>
+        <w:t>พยากรณ์ราคา</w:t>
+      </w:r>
+    </w:p>
+    <w:p>
+      <w:pPr>
+        <w:pStyle w:val="Heading2"/>
+        <w:numPr>
+          <w:ilvl w:val="0"/>
+          <w:numId w:val="5"/>
+        </w:numPr>
+        <w:rPr>
+          <w:rFonts w:ascii="Bahnschrift SemiBold" w:hAnsi="Bahnschrift SemiBold" w:hint="cs"/>
+          <w:b w:val="0"/>
+          <w:bCs w:val="0"/>
+          <w:color w:val="C00000"/>
+          <w:u w:val="single"/>
+        </w:rPr>
+      </w:pPr>
+      <w:r>
+        <w:rPr>
+          <w:rFonts w:ascii="Bahnschrift SemiBold" w:hAnsi="Bahnschrift SemiBold" w:cstheme="minorBidi" w:hint="cs"/>
+          <w:b w:val="0"/>
+          <w:bCs w:val="0"/>
+          <w:color w:val="C00000"/>
+          <w:u w:val="single"/>
+          <w:cs/>
+        </w:rPr>
+        <w:t xml:space="preserve">สรุปพอร์ตวันนี้เทียบเมื่อวาน </w:t>
+      </w:r>
+    </w:p>
+    <w:p>
+      <w:pPr>
+        <w:pStyle w:val="Heading2"/>
+        <w:rPr>
+          <w:rFonts w:ascii="Bahnschrift SemiBold" w:hAnsi="Bahnschrift SemiBold"/>
+          <w:u w:val="single"/>
+        </w:rPr>
+      </w:pPr>
+      <w:r>
+        <w:rPr>
+          <w:rFonts w:ascii="Bahnschrift SemiBold" w:hAnsi="Bahnschrift SemiBold"/>
+          <w:u w:val="single"/>
+        </w:rPr>
+        <w:t>4.</w:t>
+      </w:r>
+      <w:r>
+        <w:rPr>
+          <w:rFonts w:ascii="Bahnschrift SemiBold" w:hAnsi="Bahnschrift SemiBold"/>
+          <w:u w:val="single"/>
+        </w:rPr>
+        <w:t>Backtest</w:t>
+      </w:r>
+    </w:p>
+    <w:p>
+      <w:pPr>
+        <w:pStyle w:val="Heading2"/>
+        <w:rPr>
+          <w:rFonts w:ascii="Bahnschrift SemiBold" w:hAnsi="Bahnschrift SemiBold" w:cstheme="minorBidi"/>
+          <w:b w:val="0"/>
+          <w:bCs w:val="0"/>
+          <w:color w:val="000000" w:themeColor="text1"/>
+        </w:rPr>
+      </w:pPr>
+      <w:r>
+        <w:rPr>
+          <w:rFonts w:ascii="Bahnschrift SemiBold" w:hAnsi="Bahnschrift SemiBold" w:cstheme="minorBidi"/>
+          <w:b w:val="0"/>
+          <w:bCs w:val="0"/>
+          <w:color w:val="000000" w:themeColor="text1"/>
+        </w:rPr>
+        <w:t xml:space="preserve">— </w:t>
+      </w:r>
+      <w:r>
+        <w:rPr>
+          <w:rFonts w:ascii="Bahnschrift SemiBold" w:hAnsi="Bahnschrift SemiBold" w:cstheme="minorBidi"/>
+          <w:b w:val="0"/>
+          <w:bCs w:val="0"/>
+          <w:color w:val="000000" w:themeColor="text1"/>
+          <w:cs/>
+        </w:rPr>
+        <w:t>ทดสอบก่อนลงทุนจริง"</w:t>
+      </w:r>
+      <w:r>
+        <w:rPr>
+          <w:rFonts w:ascii="Bahnschrift SemiBold" w:hAnsi="Bahnschrift SemiBold" w:cstheme="minorBidi"/>
+          <w:b w:val="0"/>
+          <w:bCs w:val="0"/>
+          <w:color w:val="000000" w:themeColor="text1"/>
+        </w:rPr>
+        <w:t xml:space="preserve"> </w:t>
+      </w:r>
+      <w:r>
+        <w:rPr>
+          <w:rFonts w:ascii="Bahnschrift SemiBold" w:hAnsi="Bahnschrift SemiBold" w:cstheme="minorBidi"/>
+          <w:b w:val="0"/>
+          <w:bCs w:val="0"/>
+          <w:color w:val="000000" w:themeColor="text1"/>
+          <w:cs/>
+        </w:rPr>
+        <w:t xml:space="preserve">ย้อนอดีตดูว่าถ้าใช้ </w:t>
+      </w:r>
+      <w:r>
+        <w:rPr>
+          <w:rFonts w:ascii="Bahnschrift SemiBold" w:hAnsi="Bahnschrift SemiBold" w:cstheme="minorBidi"/>
+          <w:b w:val="0"/>
+          <w:bCs w:val="0"/>
+          <w:color w:val="000000" w:themeColor="text1"/>
+        </w:rPr>
+        <w:t xml:space="preserve">strategy </w:t>
+      </w:r>
+      <w:r>
+        <w:rPr>
+          <w:rFonts w:ascii="Bahnschrift SemiBold" w:hAnsi="Bahnschrift SemiBold" w:cstheme="minorBidi"/>
+          <w:b w:val="0"/>
+          <w:bCs w:val="0"/>
+          <w:color w:val="000000" w:themeColor="text1"/>
+          <w:cs/>
+        </w:rPr>
+        <w:t>นี้ในอดีต จะได้กำไรหรือขาดทุน</w:t>
+      </w:r>
+    </w:p>
+    <w:p>
+      <w:pPr>
+        <w:pStyle w:val="Heading2"/>
+        <w:numPr>
+          <w:ilvl w:val="0"/>
+          <w:numId w:val="6"/>
+        </w:numPr>
+        <w:rPr>
+          <w:rFonts w:ascii="Bahnschrift SemiBold" w:hAnsi="Bahnschrift SemiBold"/>
+          <w:b w:val="0"/>
+          <w:bCs w:val="0"/>
+          <w:color w:val="C00000"/>
+          <w:u w:val="single"/>
+        </w:rPr>
+      </w:pPr>
+      <w:r>
+        <w:rPr>
+          <w:rFonts w:ascii="Bahnschrift SemiBold" w:hAnsi="Bahnschrift SemiBold" w:cstheme="minorBidi"/>
+          <w:b w:val="0"/>
+          <w:bCs w:val="0"/>
+          <w:color w:val="C00000"/>
+          <w:cs/>
+        </w:rPr>
+        <w:t>หลังจากมีข้อมูลหรือ</w:t>
+      </w:r>
+      <w:r>
+        <w:rPr>
+          <w:rFonts w:ascii="Bahnschrift SemiBold" w:hAnsi="Bahnschrift SemiBold" w:cstheme="minorBidi"/>
+          <w:b w:val="0"/>
+          <w:bCs w:val="0"/>
+          <w:color w:val="C00000"/>
+          <w:cs/>
+        </w:rPr>
+        <w:t xml:space="preserve">ขอความเห็นจาก </w:t>
+      </w:r>
+      <w:r>
+        <w:rPr>
+          <w:rFonts w:ascii="Bahnschrift SemiBold" w:hAnsi="Bahnschrift SemiBold" w:cstheme="minorBidi"/>
+          <w:b w:val="0"/>
+          <w:bCs w:val="0"/>
+          <w:color w:val="C00000"/>
+        </w:rPr>
+        <w:t>AI</w:t>
+      </w:r>
+      <w:r>
+        <w:rPr>
+          <w:rFonts w:ascii="Bahnschrift SemiBold" w:hAnsi="Bahnschrift SemiBold" w:cstheme="minorBidi"/>
+          <w:b w:val="0"/>
+          <w:bCs w:val="0"/>
+          <w:color w:val="C00000"/>
+          <w:cs/>
+        </w:rPr>
+        <w:t xml:space="preserve"> แล้วสามารถพิสูจน์สมมติฐานที่นี้ได้</w:t>
+      </w:r>
+    </w:p>
+    <w:p>
+      <w:pPr>
+        <w:pStyle w:val="Heading2"/>
+        <w:rPr>
+          <w:rFonts w:ascii="Bahnschrift SemiBold" w:hAnsi="Bahnschrift SemiBold" w:cstheme="minorBidi"/>
+          <w:u w:val="single"/>
+        </w:rPr>
+      </w:pPr>
+      <w:r>
+        <w:rPr>
+          <w:rFonts w:ascii="Bahnschrift SemiBold" w:hAnsi="Bahnschrift SemiBold"/>
+          <w:u w:val="single"/>
+        </w:rPr>
+        <w:t>5.</w:t>
+      </w:r>
+      <w:r>
+        <w:rPr>
+          <w:rFonts w:ascii="Bahnschrift SemiBold" w:hAnsi="Bahnschrift SemiBold"/>
+          <w:u w:val="single"/>
+        </w:rPr>
+        <w:t xml:space="preserve">News </w:t>
+      </w:r>
+      <w:proofErr w:type="spellStart"/>
+      <w:r>
+        <w:rPr>
+          <w:rFonts w:ascii="Bahnschrift SemiBold" w:hAnsi="Bahnschrift SemiBold"/>
+          <w:u w:val="single"/>
+        </w:rPr>
+        <w:t>Imapact</w:t>
+      </w:r>
+      <w:proofErr w:type="spellEnd"/>
+    </w:p>
+    <w:p>
+      <w:pPr>
+        <w:pStyle w:val="Heading2"/>
+        <w:rPr>
+          <w:rFonts w:ascii="Bahnschrift SemiBold" w:hAnsi="Bahnschrift SemiBold" w:cstheme="minorBidi"/>
+          <w:b w:val="0"/>
+          <w:bCs w:val="0"/>
+          <w:color w:val="000000" w:themeColor="text1"/>
+        </w:rPr>
+      </w:pPr>
+      <w:r>
+        <w:rPr>
+          <w:rFonts w:ascii="Bahnschrift SemiBold" w:hAnsi="Bahnschrift SemiBold" w:cstheme="minorBidi"/>
+          <w:b w:val="0"/>
+          <w:bCs w:val="0"/>
+          <w:color w:val="000000" w:themeColor="text1"/>
+        </w:rPr>
+        <w:t>—</w:t>
+      </w:r>
+      <w:r>
+        <w:rPr>
+          <w:rFonts w:ascii="Bahnschrift SemiBold" w:hAnsi="Bahnschrift SemiBold" w:cstheme="minorBidi"/>
+          <w:b w:val="0"/>
+          <w:bCs w:val="0"/>
+          <w:color w:val="000000" w:themeColor="text1"/>
+          <w:cs/>
+        </w:rPr>
+        <w:t xml:space="preserve"> </w:t>
+      </w:r>
+      <w:r>
+        <w:rPr>
+          <w:rFonts w:ascii="Bahnschrift SemiBold" w:hAnsi="Bahnschrift SemiBold" w:cstheme="minorBidi"/>
+          <w:b w:val="0"/>
+          <w:bCs w:val="0"/>
+          <w:color w:val="000000" w:themeColor="text1"/>
+          <w:cs/>
+        </w:rPr>
+        <w:t>ข่าววันนี้กระทบพอร์ตไหม"</w:t>
+      </w:r>
+      <w:r>
+        <w:rPr>
+          <w:rFonts w:ascii="Bahnschrift SemiBold" w:hAnsi="Bahnschrift SemiBold" w:cstheme="minorBidi"/>
+          <w:b w:val="0"/>
+          <w:bCs w:val="0"/>
+          <w:color w:val="000000" w:themeColor="text1"/>
+        </w:rPr>
+        <w:t xml:space="preserve"> AI </w:t>
+      </w:r>
+      <w:r>
+        <w:rPr>
+          <w:rFonts w:ascii="Bahnschrift SemiBold" w:hAnsi="Bahnschrift SemiBold" w:cstheme="minorBidi"/>
+          <w:b w:val="0"/>
+          <w:bCs w:val="0"/>
+          <w:color w:val="000000" w:themeColor="text1"/>
+          <w:cs/>
+        </w:rPr>
+        <w:t>สแกนข่าวล่าสุดแล้วบอกทันทีว่ากระทบหุ้นที่ถืออยู่ตัวไหน และในทิศทางไหน</w:t>
+      </w:r>
+    </w:p>
+    <w:p>
+      <w:pPr>
+        <w:pStyle w:val="Heading2"/>
+        <w:numPr>
+          <w:ilvl w:val="0"/>
+          <w:numId w:val="6"/>
+        </w:numPr>
+        <w:rPr>
+          <w:rFonts w:ascii="Bahnschrift SemiBold" w:hAnsi="Bahnschrift SemiBold" w:cstheme="minorBidi"/>
+          <w:b w:val="0"/>
+          <w:bCs w:val="0"/>
+          <w:color w:val="C00000"/>
+        </w:rPr>
+      </w:pPr>
+      <w:r>
+        <w:rPr>
+          <w:rFonts w:ascii="Bahnschrift SemiBold" w:hAnsi="Bahnschrift SemiBold" w:cstheme="minorBidi"/>
+          <w:b w:val="0"/>
+          <w:bCs w:val="0"/>
+          <w:color w:val="C00000"/>
+          <w:cs/>
+        </w:rPr>
+        <w:t>ดึงข่าวมาแล้วดูว่ากระทบต่อหุ้นตัวไหนบ้าง กระทบแค่ไหน</w:t>
+      </w:r>
     </w:p>
     <w:sectPr>
       <w:pgSz w:w="12240" w:h="15840"/>
@@ -6382,6 +10958,431 @@
 <file path=word/numbering.xml><?xml version="1.0" encoding="utf-8"?>
 <w:numbering xmlns:wpc="http://schemas.microsoft.com/office/word/2010/wordprocessingCanvas" xmlns:cx="http://schemas.microsoft.com/office/drawing/2014/chartex" xmlns:cx1="http://schemas.microsoft.com/office/drawing/2015/9/8/chartex" xmlns:cx2="http://schemas.microsoft.com/office/drawing/2015/10/21/chartex" xmlns:cx3="http://schemas.microsoft.com/office/drawing/2016/5/9/chartex" xmlns:cx4="http://schemas.microsoft.com/office/drawing/2016/5/10/chartex" xmlns:cx5="http://schemas.microsoft.com/office/drawing/2016/5/11/chartex" xmlns:cx6="http://schemas.microsoft.com/office/drawing/2016/5/12/chartex" xmlns:cx7="http://schemas.microsoft.com/office/drawing/2016/5/13/chartex" xmlns:cx8="http://schemas.microsoft.com/office/drawing/2016/5/14/chartex" xmlns:mc="http://schemas.openxmlformats.org/markup-compatibility/2006" xmlns:aink="http://schemas.microsoft.com/office/drawing/2016/ink" xmlns:am3d="http://schemas.microsoft.com/office/drawing/2017/model3d" xmlns:o="urn:schemas-microsoft-com:office:office" xmlns:oel="http://schemas.microsoft.com/office/2019/extlst" xmlns:r="http://schemas.openxmlformats.org/officeDocument/2006/relationships" xmlns:m="http://schemas.openxmlformats.org/officeDocument/2006/math" xmlns:v="urn:schemas-microsoft-com:vml" xmlns:wp14="http://schemas.microsoft.com/office/word/2010/wordprocessingDrawing" xmlns:wp="http://schemas.openxmlformats.org/drawingml/2006/wordprocessingDrawing" xmlns:w10="urn:schemas-microsoft-com:office:word" xmlns:w="http://schemas.openxmlformats.org/wordprocessingml/2006/main" xmlns:w14="http://schemas.microsoft.com/office/word/2010/wordml" xmlns:w15="http://schemas.microsoft.com/office/word/2012/wordml" xmlns:w16cex="http://schemas.microsoft.com/office/word/2018/wordml/cex" xmlns:w16cid="http://schemas.microsoft.com/office/word/2016/wordml/cid" xmlns:w16="http://schemas.microsoft.com/office/word/2018/wordml" xmlns:w16du="http://schemas.microsoft.com/office/word/2023/wordml/word16du" xmlns:w16sdtdh="http://schemas.microsoft.com/office/word/2020/wordml/sdtdatahash" xmlns:w16sdtfl="http://schemas.microsoft.com/office/word/2024/wordml/sdtformatlock" xmlns:w16se="http://schemas.microsoft.com/office/word/2015/wordml/symex" xmlns:wpg="http://schemas.microsoft.com/office/word/2010/wordprocessingGroup" xmlns:wpi="http://schemas.microsoft.com/office/word/2010/wordprocessingInk" xmlns:wne="http://schemas.microsoft.com/office/word/2006/wordml" xmlns:wps="http://schemas.microsoft.com/office/word/2010/wordprocessingShape" mc:Ignorable="w14 w15 w16se w16cid w16 w16cex w16sdtdh w16sdtfl w16du wp14">
   <w:abstractNum w:abstractNumId="0" w15:restartNumberingAfterBreak="0">
+    <w:nsid w:val="0EF20218"/>
+    <w:multiLevelType w:val="hybridMultilevel"/>
+    <w:tmpl w:val="1B280C30"/>
+    <w:lvl w:ilvl="0" w:tplc="04090001">
+      <w:start w:val="1"/>
+      <w:numFmt w:val="bullet"/>
+      <w:lvlText w:val=""/>
+      <w:lvlJc w:val="left"/>
+      <w:pPr>
+        <w:ind w:left="720" w:hanging="360"/>
+      </w:pPr>
+      <w:rPr>
+        <w:rFonts w:ascii="Symbol" w:hAnsi="Symbol" w:hint="default"/>
+      </w:rPr>
+    </w:lvl>
+    <w:lvl w:ilvl="1" w:tplc="04090003" w:tentative="1">
+      <w:start w:val="1"/>
+      <w:numFmt w:val="bullet"/>
+      <w:lvlText w:val="o"/>
+      <w:lvlJc w:val="left"/>
+      <w:pPr>
+        <w:ind w:left="1440" w:hanging="360"/>
+      </w:pPr>
+      <w:rPr>
+        <w:rFonts w:ascii="Courier New" w:hAnsi="Courier New" w:cs="Courier New" w:hint="default"/>
+      </w:rPr>
+    </w:lvl>
+    <w:lvl w:ilvl="2" w:tplc="04090005" w:tentative="1">
+      <w:start w:val="1"/>
+      <w:numFmt w:val="bullet"/>
+      <w:lvlText w:val=""/>
+      <w:lvlJc w:val="left"/>
+      <w:pPr>
+        <w:ind w:left="2160" w:hanging="360"/>
+      </w:pPr>
+      <w:rPr>
+        <w:rFonts w:ascii="Wingdings" w:hAnsi="Wingdings" w:hint="default"/>
+      </w:rPr>
+    </w:lvl>
+    <w:lvl w:ilvl="3" w:tplc="04090001" w:tentative="1">
+      <w:start w:val="1"/>
+      <w:numFmt w:val="bullet"/>
+      <w:lvlText w:val=""/>
+      <w:lvlJc w:val="left"/>
+      <w:pPr>
+        <w:ind w:left="2880" w:hanging="360"/>
+      </w:pPr>
+      <w:rPr>
+        <w:rFonts w:ascii="Symbol" w:hAnsi="Symbol" w:hint="default"/>
+      </w:rPr>
+    </w:lvl>
+    <w:lvl w:ilvl="4" w:tplc="04090003" w:tentative="1">
+      <w:start w:val="1"/>
+      <w:numFmt w:val="bullet"/>
+      <w:lvlText w:val="o"/>
+      <w:lvlJc w:val="left"/>
+      <w:pPr>
+        <w:ind w:left="3600" w:hanging="360"/>
+      </w:pPr>
+      <w:rPr>
+        <w:rFonts w:ascii="Courier New" w:hAnsi="Courier New" w:cs="Courier New" w:hint="default"/>
+      </w:rPr>
+    </w:lvl>
+    <w:lvl w:ilvl="5" w:tplc="04090005" w:tentative="1">
+      <w:start w:val="1"/>
+      <w:numFmt w:val="bullet"/>
+      <w:lvlText w:val=""/>
+      <w:lvlJc w:val="left"/>
+      <w:pPr>
+        <w:ind w:left="4320" w:hanging="360"/>
+      </w:pPr>
+      <w:rPr>
+        <w:rFonts w:ascii="Wingdings" w:hAnsi="Wingdings" w:hint="default"/>
+      </w:rPr>
+    </w:lvl>
+    <w:lvl w:ilvl="6" w:tplc="04090001" w:tentative="1">
+      <w:start w:val="1"/>
+      <w:numFmt w:val="bullet"/>
+      <w:lvlText w:val=""/>
+      <w:lvlJc w:val="left"/>
+      <w:pPr>
+        <w:ind w:left="5040" w:hanging="360"/>
+      </w:pPr>
+      <w:rPr>
+        <w:rFonts w:ascii="Symbol" w:hAnsi="Symbol" w:hint="default"/>
+      </w:rPr>
+    </w:lvl>
+    <w:lvl w:ilvl="7" w:tplc="04090003" w:tentative="1">
+      <w:start w:val="1"/>
+      <w:numFmt w:val="bullet"/>
+      <w:lvlText w:val="o"/>
+      <w:lvlJc w:val="left"/>
+      <w:pPr>
+        <w:ind w:left="5760" w:hanging="360"/>
+      </w:pPr>
+      <w:rPr>
+        <w:rFonts w:ascii="Courier New" w:hAnsi="Courier New" w:cs="Courier New" w:hint="default"/>
+      </w:rPr>
+    </w:lvl>
+    <w:lvl w:ilvl="8" w:tplc="04090005" w:tentative="1">
+      <w:start w:val="1"/>
+      <w:numFmt w:val="bullet"/>
+      <w:lvlText w:val=""/>
+      <w:lvlJc w:val="left"/>
+      <w:pPr>
+        <w:ind w:left="6480" w:hanging="360"/>
+      </w:pPr>
+      <w:rPr>
+        <w:rFonts w:ascii="Wingdings" w:hAnsi="Wingdings" w:hint="default"/>
+      </w:rPr>
+    </w:lvl>
+  </w:abstractNum>
+  <w:abstractNum w:abstractNumId="1" w15:restartNumberingAfterBreak="0">
+    <w:nsid w:val="14A23C39"/>
+    <w:multiLevelType w:val="hybridMultilevel"/>
+    <w:tmpl w:val="39306736"/>
+    <w:lvl w:ilvl="0" w:tplc="04090001">
+      <w:start w:val="1"/>
+      <w:numFmt w:val="bullet"/>
+      <w:lvlText w:val=""/>
+      <w:lvlJc w:val="left"/>
+      <w:pPr>
+        <w:ind w:left="1080" w:hanging="360"/>
+      </w:pPr>
+      <w:rPr>
+        <w:rFonts w:ascii="Symbol" w:hAnsi="Symbol" w:hint="default"/>
+      </w:rPr>
+    </w:lvl>
+    <w:lvl w:ilvl="1" w:tplc="04090003" w:tentative="1">
+      <w:start w:val="1"/>
+      <w:numFmt w:val="bullet"/>
+      <w:lvlText w:val="o"/>
+      <w:lvlJc w:val="left"/>
+      <w:pPr>
+        <w:ind w:left="1800" w:hanging="360"/>
+      </w:pPr>
+      <w:rPr>
+        <w:rFonts w:ascii="Courier New" w:hAnsi="Courier New" w:cs="Courier New" w:hint="default"/>
+      </w:rPr>
+    </w:lvl>
+    <w:lvl w:ilvl="2" w:tplc="04090005" w:tentative="1">
+      <w:start w:val="1"/>
+      <w:numFmt w:val="bullet"/>
+      <w:lvlText w:val=""/>
+      <w:lvlJc w:val="left"/>
+      <w:pPr>
+        <w:ind w:left="2520" w:hanging="360"/>
+      </w:pPr>
+      <w:rPr>
+        <w:rFonts w:ascii="Wingdings" w:hAnsi="Wingdings" w:hint="default"/>
+      </w:rPr>
+    </w:lvl>
+    <w:lvl w:ilvl="3" w:tplc="04090001" w:tentative="1">
+      <w:start w:val="1"/>
+      <w:numFmt w:val="bullet"/>
+      <w:lvlText w:val=""/>
+      <w:lvlJc w:val="left"/>
+      <w:pPr>
+        <w:ind w:left="3240" w:hanging="360"/>
+      </w:pPr>
+      <w:rPr>
+        <w:rFonts w:ascii="Symbol" w:hAnsi="Symbol" w:hint="default"/>
+      </w:rPr>
+    </w:lvl>
+    <w:lvl w:ilvl="4" w:tplc="04090003" w:tentative="1">
+      <w:start w:val="1"/>
+      <w:numFmt w:val="bullet"/>
+      <w:lvlText w:val="o"/>
+      <w:lvlJc w:val="left"/>
+      <w:pPr>
+        <w:ind w:left="3960" w:hanging="360"/>
+      </w:pPr>
+      <w:rPr>
+        <w:rFonts w:ascii="Courier New" w:hAnsi="Courier New" w:cs="Courier New" w:hint="default"/>
+      </w:rPr>
+    </w:lvl>
+    <w:lvl w:ilvl="5" w:tplc="04090005" w:tentative="1">
+      <w:start w:val="1"/>
+      <w:numFmt w:val="bullet"/>
+      <w:lvlText w:val=""/>
+      <w:lvlJc w:val="left"/>
+      <w:pPr>
+        <w:ind w:left="4680" w:hanging="360"/>
+      </w:pPr>
+      <w:rPr>
+        <w:rFonts w:ascii="Wingdings" w:hAnsi="Wingdings" w:hint="default"/>
+      </w:rPr>
+    </w:lvl>
+    <w:lvl w:ilvl="6" w:tplc="04090001" w:tentative="1">
+      <w:start w:val="1"/>
+      <w:numFmt w:val="bullet"/>
+      <w:lvlText w:val=""/>
+      <w:lvlJc w:val="left"/>
+      <w:pPr>
+        <w:ind w:left="5400" w:hanging="360"/>
+      </w:pPr>
+      <w:rPr>
+        <w:rFonts w:ascii="Symbol" w:hAnsi="Symbol" w:hint="default"/>
+      </w:rPr>
+    </w:lvl>
+    <w:lvl w:ilvl="7" w:tplc="04090003" w:tentative="1">
+      <w:start w:val="1"/>
+      <w:numFmt w:val="bullet"/>
+      <w:lvlText w:val="o"/>
+      <w:lvlJc w:val="left"/>
+      <w:pPr>
+        <w:ind w:left="6120" w:hanging="360"/>
+      </w:pPr>
+      <w:rPr>
+        <w:rFonts w:ascii="Courier New" w:hAnsi="Courier New" w:cs="Courier New" w:hint="default"/>
+      </w:rPr>
+    </w:lvl>
+    <w:lvl w:ilvl="8" w:tplc="04090005" w:tentative="1">
+      <w:start w:val="1"/>
+      <w:numFmt w:val="bullet"/>
+      <w:lvlText w:val=""/>
+      <w:lvlJc w:val="left"/>
+      <w:pPr>
+        <w:ind w:left="6840" w:hanging="360"/>
+      </w:pPr>
+      <w:rPr>
+        <w:rFonts w:ascii="Wingdings" w:hAnsi="Wingdings" w:hint="default"/>
+      </w:rPr>
+    </w:lvl>
+  </w:abstractNum>
+  <w:abstractNum w:abstractNumId="2" w15:restartNumberingAfterBreak="0">
+    <w:nsid w:val="1D0E5584"/>
+    <w:multiLevelType w:val="hybridMultilevel"/>
+    <w:tmpl w:val="C5BA2638"/>
+    <w:lvl w:ilvl="0" w:tplc="0409000F">
+      <w:start w:val="1"/>
+      <w:numFmt w:val="decimal"/>
+      <w:lvlText w:val="%1."/>
+      <w:lvlJc w:val="left"/>
+      <w:pPr>
+        <w:ind w:left="720" w:hanging="360"/>
+      </w:pPr>
+    </w:lvl>
+    <w:lvl w:ilvl="1" w:tplc="04090019" w:tentative="1">
+      <w:start w:val="1"/>
+      <w:numFmt w:val="lowerLetter"/>
+      <w:lvlText w:val="%2."/>
+      <w:lvlJc w:val="left"/>
+      <w:pPr>
+        <w:ind w:left="1440" w:hanging="360"/>
+      </w:pPr>
+    </w:lvl>
+    <w:lvl w:ilvl="2" w:tplc="0409001B" w:tentative="1">
+      <w:start w:val="1"/>
+      <w:numFmt w:val="lowerRoman"/>
+      <w:lvlText w:val="%3."/>
+      <w:lvlJc w:val="right"/>
+      <w:pPr>
+        <w:ind w:left="2160" w:hanging="180"/>
+      </w:pPr>
+    </w:lvl>
+    <w:lvl w:ilvl="3" w:tplc="0409000F" w:tentative="1">
+      <w:start w:val="1"/>
+      <w:numFmt w:val="decimal"/>
+      <w:lvlText w:val="%4."/>
+      <w:lvlJc w:val="left"/>
+      <w:pPr>
+        <w:ind w:left="2880" w:hanging="360"/>
+      </w:pPr>
+    </w:lvl>
+    <w:lvl w:ilvl="4" w:tplc="04090019" w:tentative="1">
+      <w:start w:val="1"/>
+      <w:numFmt w:val="lowerLetter"/>
+      <w:lvlText w:val="%5."/>
+      <w:lvlJc w:val="left"/>
+      <w:pPr>
+        <w:ind w:left="3600" w:hanging="360"/>
+      </w:pPr>
+    </w:lvl>
+    <w:lvl w:ilvl="5" w:tplc="0409001B" w:tentative="1">
+      <w:start w:val="1"/>
+      <w:numFmt w:val="lowerRoman"/>
+      <w:lvlText w:val="%6."/>
+      <w:lvlJc w:val="right"/>
+      <w:pPr>
+        <w:ind w:left="4320" w:hanging="180"/>
+      </w:pPr>
+    </w:lvl>
+    <w:lvl w:ilvl="6" w:tplc="0409000F" w:tentative="1">
+      <w:start w:val="1"/>
+      <w:numFmt w:val="decimal"/>
+      <w:lvlText w:val="%7."/>
+      <w:lvlJc w:val="left"/>
+      <w:pPr>
+        <w:ind w:left="5040" w:hanging="360"/>
+      </w:pPr>
+    </w:lvl>
+    <w:lvl w:ilvl="7" w:tplc="04090019" w:tentative="1">
+      <w:start w:val="1"/>
+      <w:numFmt w:val="lowerLetter"/>
+      <w:lvlText w:val="%8."/>
+      <w:lvlJc w:val="left"/>
+      <w:pPr>
+        <w:ind w:left="5760" w:hanging="360"/>
+      </w:pPr>
+    </w:lvl>
+    <w:lvl w:ilvl="8" w:tplc="0409001B" w:tentative="1">
+      <w:start w:val="1"/>
+      <w:numFmt w:val="lowerRoman"/>
+      <w:lvlText w:val="%9."/>
+      <w:lvlJc w:val="right"/>
+      <w:pPr>
+        <w:ind w:left="6480" w:hanging="180"/>
+      </w:pPr>
+    </w:lvl>
+  </w:abstractNum>
+  <w:abstractNum w:abstractNumId="3" w15:restartNumberingAfterBreak="0">
+    <w:nsid w:val="62907D86"/>
+    <w:multiLevelType w:val="hybridMultilevel"/>
+    <w:tmpl w:val="3A2069FC"/>
+    <w:lvl w:ilvl="0" w:tplc="04090001">
+      <w:start w:val="1"/>
+      <w:numFmt w:val="bullet"/>
+      <w:lvlText w:val=""/>
+      <w:lvlJc w:val="left"/>
+      <w:pPr>
+        <w:ind w:left="720" w:hanging="360"/>
+      </w:pPr>
+      <w:rPr>
+        <w:rFonts w:ascii="Symbol" w:hAnsi="Symbol" w:hint="default"/>
+      </w:rPr>
+    </w:lvl>
+    <w:lvl w:ilvl="1" w:tplc="04090003" w:tentative="1">
+      <w:start w:val="1"/>
+      <w:numFmt w:val="bullet"/>
+      <w:lvlText w:val="o"/>
+      <w:lvlJc w:val="left"/>
+      <w:pPr>
+        <w:ind w:left="1440" w:hanging="360"/>
+      </w:pPr>
+      <w:rPr>
+        <w:rFonts w:ascii="Courier New" w:hAnsi="Courier New" w:cs="Courier New" w:hint="default"/>
+      </w:rPr>
+    </w:lvl>
+    <w:lvl w:ilvl="2" w:tplc="04090005" w:tentative="1">
+      <w:start w:val="1"/>
+      <w:numFmt w:val="bullet"/>
+      <w:lvlText w:val=""/>
+      <w:lvlJc w:val="left"/>
+      <w:pPr>
+        <w:ind w:left="2160" w:hanging="360"/>
+      </w:pPr>
+      <w:rPr>
+        <w:rFonts w:ascii="Wingdings" w:hAnsi="Wingdings" w:hint="default"/>
+      </w:rPr>
+    </w:lvl>
+    <w:lvl w:ilvl="3" w:tplc="04090001" w:tentative="1">
+      <w:start w:val="1"/>
+      <w:numFmt w:val="bullet"/>
+      <w:lvlText w:val=""/>
+      <w:lvlJc w:val="left"/>
+      <w:pPr>
+        <w:ind w:left="2880" w:hanging="360"/>
+      </w:pPr>
+      <w:rPr>
+        <w:rFonts w:ascii="Symbol" w:hAnsi="Symbol" w:hint="default"/>
+      </w:rPr>
+    </w:lvl>
+    <w:lvl w:ilvl="4" w:tplc="04090003" w:tentative="1">
+      <w:start w:val="1"/>
+      <w:numFmt w:val="bullet"/>
+      <w:lvlText w:val="o"/>
+      <w:lvlJc w:val="left"/>
+      <w:pPr>
+        <w:ind w:left="3600" w:hanging="360"/>
+      </w:pPr>
+      <w:rPr>
+        <w:rFonts w:ascii="Courier New" w:hAnsi="Courier New" w:cs="Courier New" w:hint="default"/>
+      </w:rPr>
+    </w:lvl>
+    <w:lvl w:ilvl="5" w:tplc="04090005" w:tentative="1">
+      <w:start w:val="1"/>
+      <w:numFmt w:val="bullet"/>
+      <w:lvlText w:val=""/>
+      <w:lvlJc w:val="left"/>
+      <w:pPr>
+        <w:ind w:left="4320" w:hanging="360"/>
+      </w:pPr>
+      <w:rPr>
+        <w:rFonts w:ascii="Wingdings" w:hAnsi="Wingdings" w:hint="default"/>
+      </w:rPr>
+    </w:lvl>
+    <w:lvl w:ilvl="6" w:tplc="04090001" w:tentative="1">
+      <w:start w:val="1"/>
+      <w:numFmt w:val="bullet"/>
+      <w:lvlText w:val=""/>
+      <w:lvlJc w:val="left"/>
+      <w:pPr>
+        <w:ind w:left="5040" w:hanging="360"/>
+      </w:pPr>
+      <w:rPr>
+        <w:rFonts w:ascii="Symbol" w:hAnsi="Symbol" w:hint="default"/>
+      </w:rPr>
+    </w:lvl>
+    <w:lvl w:ilvl="7" w:tplc="04090003" w:tentative="1">
+      <w:start w:val="1"/>
+      <w:numFmt w:val="bullet"/>
+      <w:lvlText w:val="o"/>
+      <w:lvlJc w:val="left"/>
+      <w:pPr>
+        <w:ind w:left="5760" w:hanging="360"/>
+      </w:pPr>
+      <w:rPr>
+        <w:rFonts w:ascii="Courier New" w:hAnsi="Courier New" w:cs="Courier New" w:hint="default"/>
+      </w:rPr>
+    </w:lvl>
+    <w:lvl w:ilvl="8" w:tplc="04090005" w:tentative="1">
+      <w:start w:val="1"/>
+      <w:numFmt w:val="bullet"/>
+      <w:lvlText w:val=""/>
+      <w:lvlJc w:val="left"/>
+      <w:pPr>
+        <w:ind w:left="6480" w:hanging="360"/>
+      </w:pPr>
+      <w:rPr>
+        <w:rFonts w:ascii="Wingdings" w:hAnsi="Wingdings" w:hint="default"/>
+      </w:rPr>
+    </w:lvl>
+  </w:abstractNum>
+  <w:abstractNum w:abstractNumId="4" w15:restartNumberingAfterBreak="0">
     <w:nsid w:val="630E5DB7"/>
     <w:multiLevelType w:val="hybridMultilevel"/>
     <w:tmpl w:val="0498B300"/>
@@ -6435,7 +11436,7 @@
       <w:lvlJc w:val="left"/>
     </w:lvl>
   </w:abstractNum>
-  <w:abstractNum w:abstractNumId="1" w15:restartNumberingAfterBreak="0">
+  <w:abstractNum w:abstractNumId="5" w15:restartNumberingAfterBreak="0">
     <w:nsid w:val="686D5F56"/>
     <w:multiLevelType w:val="hybridMultilevel"/>
     <w:tmpl w:val="81421DDE"/>
@@ -6521,11 +11522,139 @@
       </w:pPr>
     </w:lvl>
   </w:abstractNum>
+  <w:abstractNum w:abstractNumId="6" w15:restartNumberingAfterBreak="0">
+    <w:nsid w:val="6F0D2753"/>
+    <w:multiLevelType w:val="hybridMultilevel"/>
+    <w:tmpl w:val="BE401BDE"/>
+    <w:lvl w:ilvl="0" w:tplc="04090001">
+      <w:start w:val="1"/>
+      <w:numFmt w:val="bullet"/>
+      <w:lvlText w:val=""/>
+      <w:lvlJc w:val="left"/>
+      <w:pPr>
+        <w:ind w:left="720" w:hanging="360"/>
+      </w:pPr>
+      <w:rPr>
+        <w:rFonts w:ascii="Symbol" w:hAnsi="Symbol" w:hint="default"/>
+      </w:rPr>
+    </w:lvl>
+    <w:lvl w:ilvl="1" w:tplc="04090003" w:tentative="1">
+      <w:start w:val="1"/>
+      <w:numFmt w:val="bullet"/>
+      <w:lvlText w:val="o"/>
+      <w:lvlJc w:val="left"/>
+      <w:pPr>
+        <w:ind w:left="1440" w:hanging="360"/>
+      </w:pPr>
+      <w:rPr>
+        <w:rFonts w:ascii="Courier New" w:hAnsi="Courier New" w:cs="Courier New" w:hint="default"/>
+      </w:rPr>
+    </w:lvl>
+    <w:lvl w:ilvl="2" w:tplc="04090005" w:tentative="1">
+      <w:start w:val="1"/>
+      <w:numFmt w:val="bullet"/>
+      <w:lvlText w:val=""/>
+      <w:lvlJc w:val="left"/>
+      <w:pPr>
+        <w:ind w:left="2160" w:hanging="360"/>
+      </w:pPr>
+      <w:rPr>
+        <w:rFonts w:ascii="Wingdings" w:hAnsi="Wingdings" w:hint="default"/>
+      </w:rPr>
+    </w:lvl>
+    <w:lvl w:ilvl="3" w:tplc="04090001" w:tentative="1">
+      <w:start w:val="1"/>
+      <w:numFmt w:val="bullet"/>
+      <w:lvlText w:val=""/>
+      <w:lvlJc w:val="left"/>
+      <w:pPr>
+        <w:ind w:left="2880" w:hanging="360"/>
+      </w:pPr>
+      <w:rPr>
+        <w:rFonts w:ascii="Symbol" w:hAnsi="Symbol" w:hint="default"/>
+      </w:rPr>
+    </w:lvl>
+    <w:lvl w:ilvl="4" w:tplc="04090003" w:tentative="1">
+      <w:start w:val="1"/>
+      <w:numFmt w:val="bullet"/>
+      <w:lvlText w:val="o"/>
+      <w:lvlJc w:val="left"/>
+      <w:pPr>
+        <w:ind w:left="3600" w:hanging="360"/>
+      </w:pPr>
+      <w:rPr>
+        <w:rFonts w:ascii="Courier New" w:hAnsi="Courier New" w:cs="Courier New" w:hint="default"/>
+      </w:rPr>
+    </w:lvl>
+    <w:lvl w:ilvl="5" w:tplc="04090005" w:tentative="1">
+      <w:start w:val="1"/>
+      <w:numFmt w:val="bullet"/>
+      <w:lvlText w:val=""/>
+      <w:lvlJc w:val="left"/>
+      <w:pPr>
+        <w:ind w:left="4320" w:hanging="360"/>
+      </w:pPr>
+      <w:rPr>
+        <w:rFonts w:ascii="Wingdings" w:hAnsi="Wingdings" w:hint="default"/>
+      </w:rPr>
+    </w:lvl>
+    <w:lvl w:ilvl="6" w:tplc="04090001" w:tentative="1">
+      <w:start w:val="1"/>
+      <w:numFmt w:val="bullet"/>
+      <w:lvlText w:val=""/>
+      <w:lvlJc w:val="left"/>
+      <w:pPr>
+        <w:ind w:left="5040" w:hanging="360"/>
+      </w:pPr>
+      <w:rPr>
+        <w:rFonts w:ascii="Symbol" w:hAnsi="Symbol" w:hint="default"/>
+      </w:rPr>
+    </w:lvl>
+    <w:lvl w:ilvl="7" w:tplc="04090003" w:tentative="1">
+      <w:start w:val="1"/>
+      <w:numFmt w:val="bullet"/>
+      <w:lvlText w:val="o"/>
+      <w:lvlJc w:val="left"/>
+      <w:pPr>
+        <w:ind w:left="5760" w:hanging="360"/>
+      </w:pPr>
+      <w:rPr>
+        <w:rFonts w:ascii="Courier New" w:hAnsi="Courier New" w:cs="Courier New" w:hint="default"/>
+      </w:rPr>
+    </w:lvl>
+    <w:lvl w:ilvl="8" w:tplc="04090005" w:tentative="1">
+      <w:start w:val="1"/>
+      <w:numFmt w:val="bullet"/>
+      <w:lvlText w:val=""/>
+      <w:lvlJc w:val="left"/>
+      <w:pPr>
+        <w:ind w:left="6480" w:hanging="360"/>
+      </w:pPr>
+      <w:rPr>
+        <w:rFonts w:ascii="Wingdings" w:hAnsi="Wingdings" w:hint="default"/>
+      </w:rPr>
+    </w:lvl>
+  </w:abstractNum>
   <w:num w:numId="1" w16cid:durableId="1860922465">
-    <w:abstractNumId w:val="1"/>
+    <w:abstractNumId w:val="5"/>
     <w:lvlOverride w:ilvl="0">
       <w:startOverride w:val="1"/>
     </w:lvlOverride>
+  </w:num>
+  <w:num w:numId="2" w16cid:durableId="542254796">
+    <w:abstractNumId w:val="2"/>
+  </w:num>
+  <w:num w:numId="3" w16cid:durableId="1602645820">
+    <w:abstractNumId w:val="0"/>
+  </w:num>
+  <w:num w:numId="4" w16cid:durableId="597249950">
+    <w:abstractNumId w:val="1"/>
+  </w:num>
+  <w:num w:numId="5" w16cid:durableId="1252006115">
+    <w:abstractNumId w:val="6"/>
+  </w:num>
+  <w:num w:numId="6" w16cid:durableId="673802005">
+    <w:abstractNumId w:val="3"/>
   </w:num>
 </w:numbering>
 </file>
@@ -6942,6 +12071,7 @@
   </w:style>
   <w:style w:type="paragraph" w:styleId="Heading2">
     <w:name w:val="heading 2"/>
+    <w:link w:val="Heading2Char"/>
     <w:uiPriority w:val="9"/>
     <w:unhideWhenUsed/>
     <w:qFormat/>
@@ -6960,7 +12090,6 @@
   <w:style w:type="paragraph" w:styleId="Heading3">
     <w:name w:val="heading 3"/>
     <w:uiPriority w:val="9"/>
-    <w:semiHidden/>
     <w:unhideWhenUsed/>
     <w:qFormat/>
     <w:pPr>
@@ -7121,6 +12250,30 @@
     <w:rPr>
       <w:sz w:val="20"/>
       <w:szCs w:val="20"/>
+    </w:rPr>
+  </w:style>
+  <w:style w:type="character" w:customStyle="1" w:styleId="Heading2Char">
+    <w:name w:val="Heading 2 Char"/>
+    <w:basedOn w:val="DefaultParagraphFont"/>
+    <w:link w:val="Heading2"/>
+    <w:uiPriority w:val="9"/>
+    <w:rsid w:val="00C8723A"/>
+    <w:rPr>
+      <w:b/>
+      <w:bCs/>
+      <w:color w:val="1E3A5F"/>
+      <w:sz w:val="26"/>
+      <w:szCs w:val="26"/>
+    </w:rPr>
+  </w:style>
+  <w:style w:type="paragraph" w:styleId="NoSpacing">
+    <w:name w:val="No Spacing"/>
+    <w:uiPriority w:val="1"/>
+    <w:qFormat/>
+    <w:rsid w:val="00AC437A"/>
+    <w:rPr>
+      <w:rFonts w:cs="Cordia New"/>
+      <w:szCs w:val="25"/>
     </w:rPr>
   </w:style>
 </w:styles>
